--- a/Рыжов и Кувалдаев.docx
+++ b/Рыжов и Кувалдаев.docx
@@ -1,6 +1,6 @@
 
 <file path=word/document.xml><?xml version="1.0" encoding="utf-8"?>
-<w:document xmlns:wpc="http://schemas.microsoft.com/office/word/2010/wordprocessingCanvas" xmlns:cx="http://schemas.microsoft.com/office/drawing/2014/chartex" xmlns:cx1="http://schemas.microsoft.com/office/drawing/2015/9/8/chartex" xmlns:cx2="http://schemas.microsoft.com/office/drawing/2015/10/21/chartex" xmlns:cx3="http://schemas.microsoft.com/office/drawing/2016/5/9/chartex" xmlns:cx4="http://schemas.microsoft.com/office/drawing/2016/5/10/chartex" xmlns:cx5="http://schemas.microsoft.com/office/drawing/2016/5/11/chartex" xmlns:cx6="http://schemas.microsoft.com/office/drawing/2016/5/12/chartex" xmlns:cx7="http://schemas.microsoft.com/office/drawing/2016/5/13/chartex" xmlns:cx8="http://schemas.microsoft.com/office/drawing/2016/5/14/chartex" xmlns:mc="http://schemas.openxmlformats.org/markup-compatibility/2006" xmlns:aink="http://schemas.microsoft.com/office/drawing/2016/ink" xmlns:am3d="http://schemas.microsoft.com/office/drawing/2017/model3d" xmlns:o="urn:schemas-microsoft-com:office:office" xmlns:oel="http://schemas.microsoft.com/office/2019/extlst" xmlns:r="http://schemas.openxmlformats.org/officeDocument/2006/relationships" xmlns:m="http://schemas.openxmlformats.org/officeDocument/2006/math" xmlns:v="urn:schemas-microsoft-com:vml" xmlns:wp14="http://schemas.microsoft.com/office/word/2010/wordprocessingDrawing" xmlns:wp="http://schemas.openxmlformats.org/drawingml/2006/wordprocessingDrawing" xmlns:w10="urn:schemas-microsoft-com:office:word" xmlns:w="http://schemas.openxmlformats.org/wordprocessingml/2006/main" xmlns:w14="http://schemas.microsoft.com/office/word/2010/wordml" xmlns:w15="http://schemas.microsoft.com/office/word/2012/wordml" xmlns:w16cex="http://schemas.microsoft.com/office/word/2018/wordml/cex" xmlns:w16cid="http://schemas.microsoft.com/office/word/2016/wordml/cid" xmlns:w16="http://schemas.microsoft.com/office/word/2018/wordml" xmlns:w16du="http://schemas.microsoft.com/office/word/2023/wordml/word16du" xmlns:w16sdtdh="http://schemas.microsoft.com/office/word/2020/wordml/sdtdatahash" xmlns:w16sdtfl="http://schemas.microsoft.com/office/word/2024/wordml/sdtformatlock" xmlns:w16se="http://schemas.microsoft.com/office/word/2015/wordml/symex" xmlns:wpg="http://schemas.microsoft.com/office/word/2010/wordprocessingGroup" xmlns:wpi="http://schemas.microsoft.com/office/word/2010/wordprocessingInk" xmlns:wne="http://schemas.microsoft.com/office/word/2006/wordml" xmlns:wps="http://schemas.microsoft.com/office/word/2010/wordprocessingShape" mc:Ignorable="w14 w15 w16se w16cid w16 w16cex w16sdtdh w16sdtfl w16du wp14">
+<w:document xmlns:wpc="http://schemas.microsoft.com/office/word/2010/wordprocessingCanvas" xmlns:cx="http://schemas.microsoft.com/office/drawing/2014/chartex" xmlns:cx1="http://schemas.microsoft.com/office/drawing/2015/9/8/chartex" xmlns:cx2="http://schemas.microsoft.com/office/drawing/2015/10/21/chartex" xmlns:cx3="http://schemas.microsoft.com/office/drawing/2016/5/9/chartex" xmlns:cx4="http://schemas.microsoft.com/office/drawing/2016/5/10/chartex" xmlns:cx5="http://schemas.microsoft.com/office/drawing/2016/5/11/chartex" xmlns:cx6="http://schemas.microsoft.com/office/drawing/2016/5/12/chartex" xmlns:cx7="http://schemas.microsoft.com/office/drawing/2016/5/13/chartex" xmlns:cx8="http://schemas.microsoft.com/office/drawing/2016/5/14/chartex" xmlns:mc="http://schemas.openxmlformats.org/markup-compatibility/2006" xmlns:aink="http://schemas.microsoft.com/office/drawing/2016/ink" xmlns:am3d="http://schemas.microsoft.com/office/drawing/2017/model3d" xmlns:o="urn:schemas-microsoft-com:office:office" xmlns:r="http://schemas.openxmlformats.org/officeDocument/2006/relationships" xmlns:m="http://schemas.openxmlformats.org/officeDocument/2006/math" xmlns:v="urn:schemas-microsoft-com:vml" xmlns:wp14="http://schemas.microsoft.com/office/word/2010/wordprocessingDrawing" xmlns:wp="http://schemas.openxmlformats.org/drawingml/2006/wordprocessingDrawing" xmlns:w10="urn:schemas-microsoft-com:office:word" xmlns:w="http://schemas.openxmlformats.org/wordprocessingml/2006/main" xmlns:w14="http://schemas.microsoft.com/office/word/2010/wordml" xmlns:w15="http://schemas.microsoft.com/office/word/2012/wordml" xmlns:w16cex="http://schemas.microsoft.com/office/word/2018/wordml/cex" xmlns:w16cid="http://schemas.microsoft.com/office/word/2016/wordml/cid" xmlns:w16="http://schemas.microsoft.com/office/word/2018/wordml" xmlns:w16sdtdh="http://schemas.microsoft.com/office/word/2020/wordml/sdtdatahash" xmlns:w16se="http://schemas.microsoft.com/office/word/2015/wordml/symex" xmlns:wpg="http://schemas.microsoft.com/office/word/2010/wordprocessingGroup" xmlns:wpi="http://schemas.microsoft.com/office/word/2010/wordprocessingInk" xmlns:wne="http://schemas.microsoft.com/office/word/2006/wordml" xmlns:wps="http://schemas.microsoft.com/office/word/2010/wordprocessingShape" mc:Ignorable="w14 w15 w16se w16cid w16 w16cex w16sdtdh wp14">
   <w:body>
     <w:p>
       <w:pPr>
@@ -431,7 +431,7 @@
         </w:rPr>
         <w:t xml:space="preserve">официальный сайт: </w:t>
       </w:r>
-      <w:hyperlink r:id="rId5" w:tgtFrame="_blank" w:history="1">
+      <w:hyperlink r:id="rId7" w:tgtFrame="_blank" w:history="1">
         <w:r>
           <w:rPr>
             <w:rStyle w:val="a5"/>
@@ -676,10 +676,10 @@
             <v:path o:extrusionok="f" gradientshapeok="t" o:connecttype="rect"/>
             <o:lock v:ext="edit" aspectratio="t"/>
           </v:shapetype>
-          <v:shape id="_x0000_i1025" type="#_x0000_t75" style="width:467.6pt;height:322pt" o:ole="">
-            <v:imagedata r:id="rId6" o:title=""/>
+          <v:shape id="_x0000_i1025" type="#_x0000_t75" style="width:467.25pt;height:321.75pt" o:ole="">
+            <v:imagedata r:id="rId8" o:title=""/>
           </v:shape>
-          <o:OLEObject Type="Embed" ProgID="Visio.Drawing.15" ShapeID="_x0000_i1025" DrawAspect="Content" ObjectID="_1851097720" r:id="rId7"/>
+          <o:OLEObject Type="Embed" ProgID="Visio.Drawing.15" ShapeID="_x0000_i1025" DrawAspect="Content" ObjectID="_1851172547" r:id="rId9"/>
         </w:object>
       </w:r>
     </w:p>
@@ -697,15 +697,7 @@
           <w:sz w:val="28"/>
           <w:szCs w:val="28"/>
         </w:rPr>
-        <w:t>Рисунок 1 - Д</w:t>
-      </w:r>
-      <w:r>
-        <w:rPr>
-          <w:rFonts w:ascii="Times New Roman" w:hAnsi="Times New Roman" w:cs="Times New Roman"/>
-          <w:sz w:val="28"/>
-          <w:szCs w:val="28"/>
-        </w:rPr>
-        <w:t xml:space="preserve">иаграмма </w:t>
+        <w:t xml:space="preserve">Рисунок 1 - Диаграмма </w:t>
       </w:r>
       <w:r>
         <w:rPr>
@@ -827,24 +819,2058 @@
           <w:sz w:val="28"/>
           <w:szCs w:val="28"/>
         </w:rPr>
-        <w:t xml:space="preserve">Проектирование и разработка реляционной базы данных информационной системы АО «Завод «МАРС» основаны на результатах исследования предметной области и структуре бизнес-процессов трех ключевых контуров управления: отдела сбыта, производственных цехов и складского хозяйства. На первом этапе проектирования осуществлено выявление ключевых сущностей, отражающих физические объекты, документы и процессы предприятия. В качестве основных сущностей определены: «Контрагенты» (заказчики и поставщики ресурсов), «Сотрудники» (персонал, обеспечивающий документооборот, производство и складские операции), «Подразделения» (структурные единицы завода), «Номенклатура» (готовая продукция, СВЧ-электроника, микроэлектронные компоненты и сырье), «Заказы покупателей» (договоры и спецификации), «Позиции заказа» (детализированный товарный состав заказов), «Производственные планы» (цеховые задания на выпуск), «Складские запасы» (текущие остатки номенклатуры), а также «Складские документы» (накладные прихода и расхода материально-технических ценностей). </w:t>
-      </w:r>
-    </w:p>
-    <w:p>
-      <w:pPr>
-        <w:rPr>
-          <w:rFonts w:ascii="Times New Roman" w:hAnsi="Times New Roman" w:cs="Times New Roman"/>
-          <w:sz w:val="28"/>
-          <w:szCs w:val="28"/>
-        </w:rPr>
-      </w:pPr>
-      <w:r>
-        <w:rPr>
-          <w:rFonts w:ascii="Times New Roman" w:hAnsi="Times New Roman" w:cs="Times New Roman"/>
-          <w:sz w:val="28"/>
-          <w:szCs w:val="28"/>
-        </w:rPr>
-        <w:t xml:space="preserve">Для каждой выделенной сущности сформирован исчерпывающий перечень атрибутов, обеспечивающий полную фиксацию бизнес-информации. Сущность «Контрагенты» включает идентификатор, наименование, ИНН, КПП, тип контрагента, адрес, телефон и адрес электронной почты. Для «Сотрудников» определены идентификатор, фамилия, имя, отчество, должность, ссылка на подразделение и контактный телефон. Сущность «Подразделения» содержит идентификатор, название, тип и ФИО руководителя. </w:t>
+        <w:t>1. Выявление сущностей</w:t>
+      </w:r>
+    </w:p>
+    <w:p>
+      <w:pPr>
+        <w:rPr>
+          <w:rFonts w:ascii="Times New Roman" w:hAnsi="Times New Roman" w:cs="Times New Roman"/>
+          <w:sz w:val="28"/>
+          <w:szCs w:val="28"/>
+        </w:rPr>
+      </w:pPr>
+      <w:r>
+        <w:rPr>
+          <w:rFonts w:ascii="Times New Roman" w:hAnsi="Times New Roman" w:cs="Times New Roman"/>
+          <w:sz w:val="28"/>
+          <w:szCs w:val="28"/>
+        </w:rPr>
+        <w:t xml:space="preserve">На основе проведенного анализа предметной области и бизнес-процессов АО «Завод «МАРС» выделены основные сущности, отражающие контуры управления продажами и складским хозяйством: </w:t>
+      </w:r>
+    </w:p>
+    <w:p>
+      <w:pPr>
+        <w:numPr>
+          <w:ilvl w:val="0"/>
+          <w:numId w:val="11"/>
+        </w:numPr>
+        <w:ind w:left="0" w:firstLine="709"/>
+        <w:rPr>
+          <w:rFonts w:ascii="Times New Roman" w:hAnsi="Times New Roman" w:cs="Times New Roman"/>
+          <w:sz w:val="28"/>
+          <w:szCs w:val="28"/>
+        </w:rPr>
+      </w:pPr>
+      <w:r>
+        <w:rPr>
+          <w:rFonts w:ascii="Times New Roman" w:hAnsi="Times New Roman" w:cs="Times New Roman"/>
+          <w:sz w:val="28"/>
+          <w:szCs w:val="28"/>
+        </w:rPr>
+        <w:t>п</w:t>
+      </w:r>
+      <w:r>
+        <w:rPr>
+          <w:rFonts w:ascii="Times New Roman" w:hAnsi="Times New Roman" w:cs="Times New Roman"/>
+          <w:sz w:val="28"/>
+          <w:szCs w:val="28"/>
+        </w:rPr>
+        <w:t xml:space="preserve">ользователи </w:t>
+      </w:r>
+      <w:r>
+        <w:rPr>
+          <w:rFonts w:ascii="Times New Roman" w:hAnsi="Times New Roman" w:cs="Times New Roman"/>
+          <w:sz w:val="28"/>
+          <w:szCs w:val="28"/>
+        </w:rPr>
+        <w:t>–</w:t>
+      </w:r>
+      <w:r>
+        <w:rPr>
+          <w:rFonts w:ascii="Times New Roman" w:hAnsi="Times New Roman" w:cs="Times New Roman"/>
+          <w:sz w:val="28"/>
+          <w:szCs w:val="28"/>
+        </w:rPr>
+        <w:t xml:space="preserve"> обеспечение безопасности и разграничение прав доступа. Задачи: регистрация, аутентификация, хранение ролей доступа (Администратор, Менеджер продаж, Кладовщик) и защита персональных данных.</w:t>
+      </w:r>
+    </w:p>
+    <w:p>
+      <w:pPr>
+        <w:numPr>
+          <w:ilvl w:val="0"/>
+          <w:numId w:val="11"/>
+        </w:numPr>
+        <w:ind w:left="0" w:firstLine="709"/>
+        <w:rPr>
+          <w:rFonts w:ascii="Times New Roman" w:hAnsi="Times New Roman" w:cs="Times New Roman"/>
+          <w:sz w:val="28"/>
+          <w:szCs w:val="28"/>
+        </w:rPr>
+      </w:pPr>
+      <w:r>
+        <w:rPr>
+          <w:rFonts w:ascii="Times New Roman" w:hAnsi="Times New Roman" w:cs="Times New Roman"/>
+          <w:sz w:val="28"/>
+          <w:szCs w:val="28"/>
+        </w:rPr>
+        <w:t>с</w:t>
+      </w:r>
+      <w:r>
+        <w:rPr>
+          <w:rFonts w:ascii="Times New Roman" w:hAnsi="Times New Roman" w:cs="Times New Roman"/>
+          <w:sz w:val="28"/>
+          <w:szCs w:val="28"/>
+        </w:rPr>
+        <w:t xml:space="preserve">отрудники </w:t>
+      </w:r>
+      <w:r>
+        <w:rPr>
+          <w:rFonts w:ascii="Times New Roman" w:hAnsi="Times New Roman" w:cs="Times New Roman"/>
+          <w:sz w:val="28"/>
+          <w:szCs w:val="28"/>
+        </w:rPr>
+        <w:t>–</w:t>
+      </w:r>
+      <w:r>
+        <w:rPr>
+          <w:rFonts w:ascii="Times New Roman" w:hAnsi="Times New Roman" w:cs="Times New Roman"/>
+          <w:sz w:val="28"/>
+          <w:szCs w:val="28"/>
+        </w:rPr>
+        <w:t xml:space="preserve"> учет персонального состава предприятия. Задачи: хранение персональных и контактных данных, связывание физических лиц с учетными записями пользователей и назначение ответственных за проведение документов.</w:t>
+      </w:r>
+    </w:p>
+    <w:p>
+      <w:pPr>
+        <w:numPr>
+          <w:ilvl w:val="0"/>
+          <w:numId w:val="11"/>
+        </w:numPr>
+        <w:ind w:left="0" w:firstLine="709"/>
+        <w:rPr>
+          <w:rFonts w:ascii="Times New Roman" w:hAnsi="Times New Roman" w:cs="Times New Roman"/>
+          <w:sz w:val="28"/>
+          <w:szCs w:val="28"/>
+        </w:rPr>
+      </w:pPr>
+      <w:r>
+        <w:rPr>
+          <w:rFonts w:ascii="Times New Roman" w:hAnsi="Times New Roman" w:cs="Times New Roman"/>
+          <w:sz w:val="28"/>
+          <w:szCs w:val="28"/>
+        </w:rPr>
+        <w:t>п</w:t>
+      </w:r>
+      <w:r>
+        <w:rPr>
+          <w:rFonts w:ascii="Times New Roman" w:hAnsi="Times New Roman" w:cs="Times New Roman"/>
+          <w:sz w:val="28"/>
+          <w:szCs w:val="28"/>
+        </w:rPr>
+        <w:t xml:space="preserve">одразделения </w:t>
+      </w:r>
+      <w:r>
+        <w:rPr>
+          <w:rFonts w:ascii="Times New Roman" w:hAnsi="Times New Roman" w:cs="Times New Roman"/>
+          <w:sz w:val="28"/>
+          <w:szCs w:val="28"/>
+        </w:rPr>
+        <w:t>–</w:t>
+      </w:r>
+      <w:r>
+        <w:rPr>
+          <w:rFonts w:ascii="Times New Roman" w:hAnsi="Times New Roman" w:cs="Times New Roman"/>
+          <w:sz w:val="28"/>
+          <w:szCs w:val="28"/>
+        </w:rPr>
+        <w:t xml:space="preserve"> отражение организационной структуры завода. Задачи: закрепление ответственности за материально-техническими ресурсами и складами, распределение сотрудников по отделам и цехам. </w:t>
+      </w:r>
+    </w:p>
+    <w:p>
+      <w:pPr>
+        <w:numPr>
+          <w:ilvl w:val="0"/>
+          <w:numId w:val="11"/>
+        </w:numPr>
+        <w:ind w:left="0" w:firstLine="709"/>
+        <w:rPr>
+          <w:rFonts w:ascii="Times New Roman" w:hAnsi="Times New Roman" w:cs="Times New Roman"/>
+          <w:sz w:val="28"/>
+          <w:szCs w:val="28"/>
+        </w:rPr>
+      </w:pPr>
+      <w:r>
+        <w:rPr>
+          <w:rFonts w:ascii="Times New Roman" w:hAnsi="Times New Roman" w:cs="Times New Roman"/>
+          <w:sz w:val="28"/>
+          <w:szCs w:val="28"/>
+        </w:rPr>
+        <w:t>к</w:t>
+      </w:r>
+      <w:r>
+        <w:rPr>
+          <w:rFonts w:ascii="Times New Roman" w:hAnsi="Times New Roman" w:cs="Times New Roman"/>
+          <w:sz w:val="28"/>
+          <w:szCs w:val="28"/>
+        </w:rPr>
+        <w:t xml:space="preserve">онтрагенты </w:t>
+      </w:r>
+      <w:r>
+        <w:rPr>
+          <w:rFonts w:ascii="Times New Roman" w:hAnsi="Times New Roman" w:cs="Times New Roman"/>
+          <w:sz w:val="28"/>
+          <w:szCs w:val="28"/>
+        </w:rPr>
+        <w:t>–</w:t>
+      </w:r>
+      <w:r>
+        <w:rPr>
+          <w:rFonts w:ascii="Times New Roman" w:hAnsi="Times New Roman" w:cs="Times New Roman"/>
+          <w:sz w:val="28"/>
+          <w:szCs w:val="28"/>
+        </w:rPr>
+        <w:t xml:space="preserve"> ведение единого справочника внешних партнеров организации. Задачи: хранение юридических и контактных реквизитов, разделение и классификация партнеров по типам взаимодействия (покупатели, поставщики).</w:t>
+      </w:r>
+    </w:p>
+    <w:p>
+      <w:pPr>
+        <w:numPr>
+          <w:ilvl w:val="0"/>
+          <w:numId w:val="11"/>
+        </w:numPr>
+        <w:ind w:left="0" w:firstLine="709"/>
+        <w:rPr>
+          <w:rFonts w:ascii="Times New Roman" w:hAnsi="Times New Roman" w:cs="Times New Roman"/>
+          <w:sz w:val="28"/>
+          <w:szCs w:val="28"/>
+        </w:rPr>
+      </w:pPr>
+      <w:r>
+        <w:rPr>
+          <w:rFonts w:ascii="Times New Roman" w:hAnsi="Times New Roman" w:cs="Times New Roman"/>
+          <w:sz w:val="28"/>
+          <w:szCs w:val="28"/>
+        </w:rPr>
+        <w:t>н</w:t>
+      </w:r>
+      <w:r>
+        <w:rPr>
+          <w:rFonts w:ascii="Times New Roman" w:hAnsi="Times New Roman" w:cs="Times New Roman"/>
+          <w:sz w:val="28"/>
+          <w:szCs w:val="28"/>
+        </w:rPr>
+        <w:t xml:space="preserve">оменклатура </w:t>
+      </w:r>
+      <w:r>
+        <w:rPr>
+          <w:rFonts w:ascii="Times New Roman" w:hAnsi="Times New Roman" w:cs="Times New Roman"/>
+          <w:sz w:val="28"/>
+          <w:szCs w:val="28"/>
+        </w:rPr>
+        <w:t>–</w:t>
+      </w:r>
+      <w:r>
+        <w:rPr>
+          <w:rFonts w:ascii="Times New Roman" w:hAnsi="Times New Roman" w:cs="Times New Roman"/>
+          <w:sz w:val="28"/>
+          <w:szCs w:val="28"/>
+        </w:rPr>
+        <w:t xml:space="preserve"> систематизация каталога материально-производственных запасов и готовой продукции. Задачи: учет готовых изделий, СВЧ-электроники, микроэлектронных компонентов, сырья и материалов с фиксацией артикулов, ГОСТ/ТУ и единиц измерения. </w:t>
+      </w:r>
+    </w:p>
+    <w:p>
+      <w:pPr>
+        <w:numPr>
+          <w:ilvl w:val="0"/>
+          <w:numId w:val="11"/>
+        </w:numPr>
+        <w:ind w:left="0" w:firstLine="709"/>
+        <w:rPr>
+          <w:rFonts w:ascii="Times New Roman" w:hAnsi="Times New Roman" w:cs="Times New Roman"/>
+          <w:sz w:val="28"/>
+          <w:szCs w:val="28"/>
+        </w:rPr>
+      </w:pPr>
+      <w:r>
+        <w:rPr>
+          <w:rFonts w:ascii="Times New Roman" w:hAnsi="Times New Roman" w:cs="Times New Roman"/>
+          <w:sz w:val="28"/>
+          <w:szCs w:val="28"/>
+        </w:rPr>
+        <w:t>з</w:t>
+      </w:r>
+      <w:r>
+        <w:rPr>
+          <w:rFonts w:ascii="Times New Roman" w:hAnsi="Times New Roman" w:cs="Times New Roman"/>
+          <w:sz w:val="28"/>
+          <w:szCs w:val="28"/>
+        </w:rPr>
+        <w:t xml:space="preserve">аказы покупателей </w:t>
+      </w:r>
+      <w:r>
+        <w:rPr>
+          <w:rFonts w:ascii="Times New Roman" w:hAnsi="Times New Roman" w:cs="Times New Roman"/>
+          <w:sz w:val="28"/>
+          <w:szCs w:val="28"/>
+        </w:rPr>
+        <w:t>–</w:t>
+      </w:r>
+      <w:r>
+        <w:rPr>
+          <w:rFonts w:ascii="Times New Roman" w:hAnsi="Times New Roman" w:cs="Times New Roman"/>
+          <w:sz w:val="28"/>
+          <w:szCs w:val="28"/>
+        </w:rPr>
+        <w:t xml:space="preserve"> коммерческий учет процессов продаж. Задачи: фиксация договоренностей и договоров с клиентами, контроль статусов обработки, платежей и плановых сроков отгрузки. </w:t>
+      </w:r>
+    </w:p>
+    <w:p>
+      <w:pPr>
+        <w:numPr>
+          <w:ilvl w:val="0"/>
+          <w:numId w:val="11"/>
+        </w:numPr>
+        <w:ind w:left="0" w:firstLine="709"/>
+        <w:rPr>
+          <w:rFonts w:ascii="Times New Roman" w:hAnsi="Times New Roman" w:cs="Times New Roman"/>
+          <w:sz w:val="28"/>
+          <w:szCs w:val="28"/>
+        </w:rPr>
+      </w:pPr>
+      <w:r>
+        <w:rPr>
+          <w:rFonts w:ascii="Times New Roman" w:hAnsi="Times New Roman" w:cs="Times New Roman"/>
+          <w:sz w:val="28"/>
+          <w:szCs w:val="28"/>
+        </w:rPr>
+        <w:t>п</w:t>
+      </w:r>
+      <w:r>
+        <w:rPr>
+          <w:rFonts w:ascii="Times New Roman" w:hAnsi="Times New Roman" w:cs="Times New Roman"/>
+          <w:sz w:val="28"/>
+          <w:szCs w:val="28"/>
+        </w:rPr>
+        <w:t xml:space="preserve">озиции заказа </w:t>
+      </w:r>
+      <w:r>
+        <w:rPr>
+          <w:rFonts w:ascii="Times New Roman" w:hAnsi="Times New Roman" w:cs="Times New Roman"/>
+          <w:sz w:val="28"/>
+          <w:szCs w:val="28"/>
+        </w:rPr>
+        <w:t>–</w:t>
+      </w:r>
+      <w:r>
+        <w:rPr>
+          <w:rFonts w:ascii="Times New Roman" w:hAnsi="Times New Roman" w:cs="Times New Roman"/>
+          <w:sz w:val="28"/>
+          <w:szCs w:val="28"/>
+        </w:rPr>
+        <w:t xml:space="preserve"> детализация коммерческих условий продаж. Задачи: спецификация заказа по номенклатурному составу с указанием количества, договорной цены и расчетной стоимости. </w:t>
+      </w:r>
+    </w:p>
+    <w:p>
+      <w:pPr>
+        <w:numPr>
+          <w:ilvl w:val="0"/>
+          <w:numId w:val="11"/>
+        </w:numPr>
+        <w:ind w:left="0" w:firstLine="709"/>
+        <w:rPr>
+          <w:rFonts w:ascii="Times New Roman" w:hAnsi="Times New Roman" w:cs="Times New Roman"/>
+          <w:sz w:val="28"/>
+          <w:szCs w:val="28"/>
+        </w:rPr>
+      </w:pPr>
+      <w:r>
+        <w:rPr>
+          <w:rFonts w:ascii="Times New Roman" w:hAnsi="Times New Roman" w:cs="Times New Roman"/>
+          <w:sz w:val="28"/>
+          <w:szCs w:val="28"/>
+        </w:rPr>
+        <w:lastRenderedPageBreak/>
+        <w:t>с</w:t>
+      </w:r>
+      <w:r>
+        <w:rPr>
+          <w:rFonts w:ascii="Times New Roman" w:hAnsi="Times New Roman" w:cs="Times New Roman"/>
+          <w:sz w:val="28"/>
+          <w:szCs w:val="28"/>
+        </w:rPr>
+        <w:t xml:space="preserve">клады </w:t>
+      </w:r>
+      <w:r>
+        <w:rPr>
+          <w:rFonts w:ascii="Times New Roman" w:hAnsi="Times New Roman" w:cs="Times New Roman"/>
+          <w:sz w:val="28"/>
+          <w:szCs w:val="28"/>
+        </w:rPr>
+        <w:t>–</w:t>
+      </w:r>
+      <w:r>
+        <w:rPr>
+          <w:rFonts w:ascii="Times New Roman" w:hAnsi="Times New Roman" w:cs="Times New Roman"/>
+          <w:sz w:val="28"/>
+          <w:szCs w:val="28"/>
+        </w:rPr>
+        <w:t xml:space="preserve"> учет складских помещений и территорий. Задачи: регистрация физических складов предприятия и их привязка к ответственным структурным подразделениям. </w:t>
+      </w:r>
+    </w:p>
+    <w:p>
+      <w:pPr>
+        <w:numPr>
+          <w:ilvl w:val="0"/>
+          <w:numId w:val="11"/>
+        </w:numPr>
+        <w:ind w:left="0" w:firstLine="709"/>
+        <w:rPr>
+          <w:rFonts w:ascii="Times New Roman" w:hAnsi="Times New Roman" w:cs="Times New Roman"/>
+          <w:sz w:val="28"/>
+          <w:szCs w:val="28"/>
+        </w:rPr>
+      </w:pPr>
+      <w:r>
+        <w:rPr>
+          <w:rFonts w:ascii="Times New Roman" w:hAnsi="Times New Roman" w:cs="Times New Roman"/>
+          <w:sz w:val="28"/>
+          <w:szCs w:val="28"/>
+        </w:rPr>
+        <w:t>с</w:t>
+      </w:r>
+      <w:r>
+        <w:rPr>
+          <w:rFonts w:ascii="Times New Roman" w:hAnsi="Times New Roman" w:cs="Times New Roman"/>
+          <w:sz w:val="28"/>
+          <w:szCs w:val="28"/>
+        </w:rPr>
+        <w:t xml:space="preserve">кладские ячейки </w:t>
+      </w:r>
+      <w:r>
+        <w:rPr>
+          <w:rFonts w:ascii="Times New Roman" w:hAnsi="Times New Roman" w:cs="Times New Roman"/>
+          <w:sz w:val="28"/>
+          <w:szCs w:val="28"/>
+        </w:rPr>
+        <w:t>–</w:t>
+      </w:r>
+      <w:r>
+        <w:rPr>
+          <w:rFonts w:ascii="Times New Roman" w:hAnsi="Times New Roman" w:cs="Times New Roman"/>
+          <w:sz w:val="28"/>
+          <w:szCs w:val="28"/>
+        </w:rPr>
+        <w:t xml:space="preserve"> пространственная топография мест хранения (адресный склад). Задачи: обеспечение точной адресации (зоны, стеллажи, полки, ячейки) для оперативного размещения и поиска ТМЦ. </w:t>
+      </w:r>
+    </w:p>
+    <w:p>
+      <w:pPr>
+        <w:numPr>
+          <w:ilvl w:val="0"/>
+          <w:numId w:val="11"/>
+        </w:numPr>
+        <w:ind w:left="0" w:firstLine="709"/>
+        <w:rPr>
+          <w:rFonts w:ascii="Times New Roman" w:hAnsi="Times New Roman" w:cs="Times New Roman"/>
+          <w:sz w:val="28"/>
+          <w:szCs w:val="28"/>
+        </w:rPr>
+      </w:pPr>
+      <w:r>
+        <w:rPr>
+          <w:rFonts w:ascii="Times New Roman" w:hAnsi="Times New Roman" w:cs="Times New Roman"/>
+          <w:sz w:val="28"/>
+          <w:szCs w:val="28"/>
+        </w:rPr>
+        <w:t>с</w:t>
+      </w:r>
+      <w:r>
+        <w:rPr>
+          <w:rFonts w:ascii="Times New Roman" w:hAnsi="Times New Roman" w:cs="Times New Roman"/>
+          <w:sz w:val="28"/>
+          <w:szCs w:val="28"/>
+        </w:rPr>
+        <w:t xml:space="preserve">кладские запасы (Остатки) </w:t>
+      </w:r>
+      <w:r>
+        <w:rPr>
+          <w:rFonts w:ascii="Times New Roman" w:hAnsi="Times New Roman" w:cs="Times New Roman"/>
+          <w:sz w:val="28"/>
+          <w:szCs w:val="28"/>
+        </w:rPr>
+        <w:t>–</w:t>
+      </w:r>
+      <w:r>
+        <w:rPr>
+          <w:rFonts w:ascii="Times New Roman" w:hAnsi="Times New Roman" w:cs="Times New Roman"/>
+          <w:sz w:val="28"/>
+          <w:szCs w:val="28"/>
+        </w:rPr>
+        <w:t xml:space="preserve"> оперативный учет фактического наличия ТМЦ. Задачи: хранение актуальных количественных остатков номенклатуры строго в разрезе конкретных ячеек хранения (приведение к 3NF). </w:t>
+      </w:r>
+    </w:p>
+    <w:p>
+      <w:pPr>
+        <w:numPr>
+          <w:ilvl w:val="0"/>
+          <w:numId w:val="11"/>
+        </w:numPr>
+        <w:ind w:left="0" w:firstLine="709"/>
+        <w:rPr>
+          <w:rFonts w:ascii="Times New Roman" w:hAnsi="Times New Roman" w:cs="Times New Roman"/>
+          <w:sz w:val="28"/>
+          <w:szCs w:val="28"/>
+        </w:rPr>
+      </w:pPr>
+      <w:r>
+        <w:rPr>
+          <w:rFonts w:ascii="Times New Roman" w:hAnsi="Times New Roman" w:cs="Times New Roman"/>
+          <w:sz w:val="28"/>
+          <w:szCs w:val="28"/>
+        </w:rPr>
+        <w:t xml:space="preserve">Складские документы </w:t>
+      </w:r>
+      <w:r>
+        <w:rPr>
+          <w:rFonts w:ascii="Times New Roman" w:hAnsi="Times New Roman" w:cs="Times New Roman"/>
+          <w:sz w:val="28"/>
+          <w:szCs w:val="28"/>
+        </w:rPr>
+        <w:t>–</w:t>
+      </w:r>
+      <w:r>
+        <w:rPr>
+          <w:rFonts w:ascii="Times New Roman" w:hAnsi="Times New Roman" w:cs="Times New Roman"/>
+          <w:sz w:val="28"/>
+          <w:szCs w:val="28"/>
+        </w:rPr>
+        <w:t xml:space="preserve"> юридическое и финансовое обоснование операций (шапка документа). Задачи: фиксация фактов движения ТМЦ (приход, расход, перемещение, списание, возврат), дат проведения и ответственных лиц. </w:t>
+      </w:r>
+    </w:p>
+    <w:p>
+      <w:pPr>
+        <w:numPr>
+          <w:ilvl w:val="0"/>
+          <w:numId w:val="11"/>
+        </w:numPr>
+        <w:ind w:left="0" w:firstLine="709"/>
+        <w:rPr>
+          <w:rFonts w:ascii="Times New Roman" w:hAnsi="Times New Roman" w:cs="Times New Roman"/>
+          <w:sz w:val="28"/>
+          <w:szCs w:val="28"/>
+        </w:rPr>
+      </w:pPr>
+      <w:r>
+        <w:rPr>
+          <w:rFonts w:ascii="Times New Roman" w:hAnsi="Times New Roman" w:cs="Times New Roman"/>
+          <w:sz w:val="28"/>
+          <w:szCs w:val="28"/>
+        </w:rPr>
+        <w:t xml:space="preserve">Строки складских документов </w:t>
+      </w:r>
+      <w:r>
+        <w:rPr>
+          <w:rFonts w:ascii="Times New Roman" w:hAnsi="Times New Roman" w:cs="Times New Roman"/>
+          <w:sz w:val="28"/>
+          <w:szCs w:val="28"/>
+        </w:rPr>
+        <w:t>–</w:t>
+      </w:r>
+      <w:r>
+        <w:rPr>
+          <w:rFonts w:ascii="Times New Roman" w:hAnsi="Times New Roman" w:cs="Times New Roman"/>
+          <w:sz w:val="28"/>
+          <w:szCs w:val="28"/>
+        </w:rPr>
+        <w:t xml:space="preserve"> материальный состав складских операций (табличная часть). Задачи: попозиционный перечень перемещаемых товаров с указанием объемов и ячеек источника/приемника. </w:t>
+      </w:r>
+    </w:p>
+    <w:p>
+      <w:pPr>
+        <w:rPr>
+          <w:rFonts w:ascii="Times New Roman" w:hAnsi="Times New Roman" w:cs="Times New Roman"/>
+          <w:sz w:val="28"/>
+          <w:szCs w:val="28"/>
+        </w:rPr>
+      </w:pPr>
+      <w:r>
+        <w:rPr>
+          <w:rFonts w:ascii="Times New Roman" w:hAnsi="Times New Roman" w:cs="Times New Roman"/>
+          <w:sz w:val="28"/>
+          <w:szCs w:val="28"/>
+        </w:rPr>
+        <w:t>2. Определение атрибутов сущностей</w:t>
+      </w:r>
+    </w:p>
+    <w:p>
+      <w:pPr>
+        <w:rPr>
+          <w:rFonts w:ascii="Times New Roman" w:hAnsi="Times New Roman" w:cs="Times New Roman"/>
+          <w:sz w:val="28"/>
+          <w:szCs w:val="28"/>
+        </w:rPr>
+      </w:pPr>
+      <w:r>
+        <w:rPr>
+          <w:rFonts w:ascii="Times New Roman" w:hAnsi="Times New Roman" w:cs="Times New Roman"/>
+          <w:sz w:val="28"/>
+          <w:szCs w:val="28"/>
+        </w:rPr>
+        <w:t xml:space="preserve">Для каждой сущности сформирован перечень атрибутов, обеспечивающий полноту учета и нормализацию данных: </w:t>
+      </w:r>
+    </w:p>
+    <w:p>
+      <w:pPr>
+        <w:numPr>
+          <w:ilvl w:val="0"/>
+          <w:numId w:val="12"/>
+        </w:numPr>
+        <w:ind w:left="0" w:firstLine="709"/>
+        <w:rPr>
+          <w:rFonts w:ascii="Times New Roman" w:hAnsi="Times New Roman" w:cs="Times New Roman"/>
+          <w:sz w:val="28"/>
+          <w:szCs w:val="28"/>
+        </w:rPr>
+      </w:pPr>
+      <w:r>
+        <w:rPr>
+          <w:rFonts w:ascii="Times New Roman" w:hAnsi="Times New Roman" w:cs="Times New Roman"/>
+          <w:sz w:val="28"/>
+          <w:szCs w:val="28"/>
+        </w:rPr>
+        <w:t>п</w:t>
+      </w:r>
+      <w:r>
+        <w:rPr>
+          <w:rFonts w:ascii="Times New Roman" w:hAnsi="Times New Roman" w:cs="Times New Roman"/>
+          <w:sz w:val="28"/>
+          <w:szCs w:val="28"/>
+        </w:rPr>
+        <w:t xml:space="preserve">ользователи: </w:t>
+      </w:r>
+      <w:proofErr w:type="spellStart"/>
+      <w:r>
+        <w:rPr>
+          <w:rFonts w:ascii="Times New Roman" w:hAnsi="Times New Roman" w:cs="Times New Roman"/>
+          <w:sz w:val="28"/>
+          <w:szCs w:val="28"/>
+        </w:rPr>
+        <w:t>ID_Пользователя</w:t>
+      </w:r>
+      <w:proofErr w:type="spellEnd"/>
+      <w:r>
+        <w:rPr>
+          <w:rFonts w:ascii="Times New Roman" w:hAnsi="Times New Roman" w:cs="Times New Roman"/>
+          <w:sz w:val="28"/>
+          <w:szCs w:val="28"/>
+        </w:rPr>
+        <w:t xml:space="preserve">, </w:t>
+      </w:r>
+      <w:proofErr w:type="spellStart"/>
+      <w:r>
+        <w:rPr>
+          <w:rFonts w:ascii="Times New Roman" w:hAnsi="Times New Roman" w:cs="Times New Roman"/>
+          <w:sz w:val="28"/>
+          <w:szCs w:val="28"/>
+        </w:rPr>
+        <w:t>ID_Сотрудника</w:t>
+      </w:r>
+      <w:proofErr w:type="spellEnd"/>
+      <w:r>
+        <w:rPr>
+          <w:rFonts w:ascii="Times New Roman" w:hAnsi="Times New Roman" w:cs="Times New Roman"/>
+          <w:sz w:val="28"/>
+          <w:szCs w:val="28"/>
+        </w:rPr>
+        <w:t xml:space="preserve">, Логин, </w:t>
+      </w:r>
+      <w:proofErr w:type="spellStart"/>
+      <w:r>
+        <w:rPr>
+          <w:rFonts w:ascii="Times New Roman" w:hAnsi="Times New Roman" w:cs="Times New Roman"/>
+          <w:sz w:val="28"/>
+          <w:szCs w:val="28"/>
+        </w:rPr>
+        <w:t>Хеш_Пароля</w:t>
+      </w:r>
+      <w:proofErr w:type="spellEnd"/>
+      <w:r>
+        <w:rPr>
+          <w:rFonts w:ascii="Times New Roman" w:hAnsi="Times New Roman" w:cs="Times New Roman"/>
+          <w:sz w:val="28"/>
+          <w:szCs w:val="28"/>
+        </w:rPr>
+        <w:t xml:space="preserve">, </w:t>
+      </w:r>
+      <w:proofErr w:type="spellStart"/>
+      <w:r>
+        <w:rPr>
+          <w:rFonts w:ascii="Times New Roman" w:hAnsi="Times New Roman" w:cs="Times New Roman"/>
+          <w:sz w:val="28"/>
+          <w:szCs w:val="28"/>
+        </w:rPr>
+        <w:t>Email</w:t>
+      </w:r>
+      <w:proofErr w:type="spellEnd"/>
+      <w:r>
+        <w:rPr>
+          <w:rFonts w:ascii="Times New Roman" w:hAnsi="Times New Roman" w:cs="Times New Roman"/>
+          <w:sz w:val="28"/>
+          <w:szCs w:val="28"/>
+        </w:rPr>
+        <w:t xml:space="preserve">, Роль (ENUM: </w:t>
+      </w:r>
+      <w:proofErr w:type="spellStart"/>
+      <w:r>
+        <w:rPr>
+          <w:rFonts w:ascii="Times New Roman" w:hAnsi="Times New Roman" w:cs="Times New Roman"/>
+          <w:sz w:val="28"/>
+          <w:szCs w:val="28"/>
+        </w:rPr>
+        <w:t>Admin</w:t>
+      </w:r>
+      <w:proofErr w:type="spellEnd"/>
+      <w:r>
+        <w:rPr>
+          <w:rFonts w:ascii="Times New Roman" w:hAnsi="Times New Roman" w:cs="Times New Roman"/>
+          <w:sz w:val="28"/>
+          <w:szCs w:val="28"/>
+        </w:rPr>
+        <w:t xml:space="preserve">, </w:t>
+      </w:r>
+      <w:proofErr w:type="spellStart"/>
+      <w:r>
+        <w:rPr>
+          <w:rFonts w:ascii="Times New Roman" w:hAnsi="Times New Roman" w:cs="Times New Roman"/>
+          <w:sz w:val="28"/>
+          <w:szCs w:val="28"/>
+        </w:rPr>
+        <w:t>SalesManager</w:t>
+      </w:r>
+      <w:proofErr w:type="spellEnd"/>
+      <w:r>
+        <w:rPr>
+          <w:rFonts w:ascii="Times New Roman" w:hAnsi="Times New Roman" w:cs="Times New Roman"/>
+          <w:sz w:val="28"/>
+          <w:szCs w:val="28"/>
+        </w:rPr>
+        <w:t xml:space="preserve">, </w:t>
+      </w:r>
+      <w:proofErr w:type="spellStart"/>
+      <w:r>
+        <w:rPr>
+          <w:rFonts w:ascii="Times New Roman" w:hAnsi="Times New Roman" w:cs="Times New Roman"/>
+          <w:sz w:val="28"/>
+          <w:szCs w:val="28"/>
+        </w:rPr>
+        <w:t>Storekeeper</w:t>
+      </w:r>
+      <w:proofErr w:type="spellEnd"/>
+      <w:r>
+        <w:rPr>
+          <w:rFonts w:ascii="Times New Roman" w:hAnsi="Times New Roman" w:cs="Times New Roman"/>
+          <w:sz w:val="28"/>
+          <w:szCs w:val="28"/>
+        </w:rPr>
+        <w:t xml:space="preserve">), </w:t>
+      </w:r>
+      <w:proofErr w:type="spellStart"/>
+      <w:r>
+        <w:rPr>
+          <w:rFonts w:ascii="Times New Roman" w:hAnsi="Times New Roman" w:cs="Times New Roman"/>
+          <w:sz w:val="28"/>
+          <w:szCs w:val="28"/>
+        </w:rPr>
+        <w:t>Статус_Активности</w:t>
+      </w:r>
+      <w:proofErr w:type="spellEnd"/>
+      <w:r>
+        <w:rPr>
+          <w:rFonts w:ascii="Times New Roman" w:hAnsi="Times New Roman" w:cs="Times New Roman"/>
+          <w:sz w:val="28"/>
+          <w:szCs w:val="28"/>
+        </w:rPr>
+        <w:t xml:space="preserve">, </w:t>
+      </w:r>
+      <w:proofErr w:type="spellStart"/>
+      <w:r>
+        <w:rPr>
+          <w:rFonts w:ascii="Times New Roman" w:hAnsi="Times New Roman" w:cs="Times New Roman"/>
+          <w:sz w:val="28"/>
+          <w:szCs w:val="28"/>
+        </w:rPr>
+        <w:t>Дата_Регистрации</w:t>
+      </w:r>
+      <w:proofErr w:type="spellEnd"/>
+      <w:r>
+        <w:rPr>
+          <w:rFonts w:ascii="Times New Roman" w:hAnsi="Times New Roman" w:cs="Times New Roman"/>
+          <w:sz w:val="28"/>
+          <w:szCs w:val="28"/>
+        </w:rPr>
+        <w:t xml:space="preserve">, </w:t>
+      </w:r>
+      <w:proofErr w:type="spellStart"/>
+      <w:r>
+        <w:rPr>
+          <w:rFonts w:ascii="Times New Roman" w:hAnsi="Times New Roman" w:cs="Times New Roman"/>
+          <w:sz w:val="28"/>
+          <w:szCs w:val="28"/>
+        </w:rPr>
+        <w:t>Дата_Последнего_Входа</w:t>
+      </w:r>
+      <w:proofErr w:type="spellEnd"/>
+      <w:r>
+        <w:rPr>
+          <w:rFonts w:ascii="Times New Roman" w:hAnsi="Times New Roman" w:cs="Times New Roman"/>
+          <w:sz w:val="28"/>
+          <w:szCs w:val="28"/>
+        </w:rPr>
+        <w:t xml:space="preserve">. </w:t>
+      </w:r>
+    </w:p>
+    <w:p>
+      <w:pPr>
+        <w:numPr>
+          <w:ilvl w:val="0"/>
+          <w:numId w:val="12"/>
+        </w:numPr>
+        <w:ind w:left="0" w:firstLine="709"/>
+        <w:rPr>
+          <w:rFonts w:ascii="Times New Roman" w:hAnsi="Times New Roman" w:cs="Times New Roman"/>
+          <w:sz w:val="28"/>
+          <w:szCs w:val="28"/>
+        </w:rPr>
+      </w:pPr>
+      <w:r>
+        <w:rPr>
+          <w:rFonts w:ascii="Times New Roman" w:hAnsi="Times New Roman" w:cs="Times New Roman"/>
+          <w:sz w:val="28"/>
+          <w:szCs w:val="28"/>
+        </w:rPr>
+        <w:t>к</w:t>
+      </w:r>
+      <w:r>
+        <w:rPr>
+          <w:rFonts w:ascii="Times New Roman" w:hAnsi="Times New Roman" w:cs="Times New Roman"/>
+          <w:sz w:val="28"/>
+          <w:szCs w:val="28"/>
+        </w:rPr>
+        <w:t xml:space="preserve">онтрагенты: </w:t>
+      </w:r>
+      <w:proofErr w:type="spellStart"/>
+      <w:r>
+        <w:rPr>
+          <w:rFonts w:ascii="Times New Roman" w:hAnsi="Times New Roman" w:cs="Times New Roman"/>
+          <w:sz w:val="28"/>
+          <w:szCs w:val="28"/>
+        </w:rPr>
+        <w:t>ID_Контрагента</w:t>
+      </w:r>
+      <w:proofErr w:type="spellEnd"/>
+      <w:r>
+        <w:rPr>
+          <w:rFonts w:ascii="Times New Roman" w:hAnsi="Times New Roman" w:cs="Times New Roman"/>
+          <w:sz w:val="28"/>
+          <w:szCs w:val="28"/>
+        </w:rPr>
+        <w:t xml:space="preserve">, Наименование, ИНН, КПП, </w:t>
+      </w:r>
+      <w:proofErr w:type="spellStart"/>
+      <w:r>
+        <w:rPr>
+          <w:rFonts w:ascii="Times New Roman" w:hAnsi="Times New Roman" w:cs="Times New Roman"/>
+          <w:sz w:val="28"/>
+          <w:szCs w:val="28"/>
+        </w:rPr>
+        <w:t>Тип_Контрагента</w:t>
+      </w:r>
+      <w:proofErr w:type="spellEnd"/>
+      <w:r>
+        <w:rPr>
+          <w:rFonts w:ascii="Times New Roman" w:hAnsi="Times New Roman" w:cs="Times New Roman"/>
+          <w:sz w:val="28"/>
+          <w:szCs w:val="28"/>
+        </w:rPr>
+        <w:t xml:space="preserve"> (ENUM: Покупатель, Поставщик, </w:t>
+      </w:r>
+      <w:proofErr w:type="spellStart"/>
+      <w:r>
+        <w:rPr>
+          <w:rFonts w:ascii="Times New Roman" w:hAnsi="Times New Roman" w:cs="Times New Roman"/>
+          <w:sz w:val="28"/>
+          <w:szCs w:val="28"/>
+        </w:rPr>
+        <w:t>Покупатель_и_Поставщик</w:t>
+      </w:r>
+      <w:proofErr w:type="spellEnd"/>
+      <w:r>
+        <w:rPr>
+          <w:rFonts w:ascii="Times New Roman" w:hAnsi="Times New Roman" w:cs="Times New Roman"/>
+          <w:sz w:val="28"/>
+          <w:szCs w:val="28"/>
+        </w:rPr>
+        <w:t xml:space="preserve">), Адрес, Телефон, </w:t>
+      </w:r>
+      <w:proofErr w:type="spellStart"/>
+      <w:r>
+        <w:rPr>
+          <w:rFonts w:ascii="Times New Roman" w:hAnsi="Times New Roman" w:cs="Times New Roman"/>
+          <w:sz w:val="28"/>
+          <w:szCs w:val="28"/>
+        </w:rPr>
+        <w:t>Email</w:t>
+      </w:r>
+      <w:proofErr w:type="spellEnd"/>
+      <w:r>
+        <w:rPr>
+          <w:rFonts w:ascii="Times New Roman" w:hAnsi="Times New Roman" w:cs="Times New Roman"/>
+          <w:sz w:val="28"/>
+          <w:szCs w:val="28"/>
+        </w:rPr>
+        <w:t xml:space="preserve">. </w:t>
+      </w:r>
+    </w:p>
+    <w:p>
+      <w:pPr>
+        <w:numPr>
+          <w:ilvl w:val="0"/>
+          <w:numId w:val="12"/>
+        </w:numPr>
+        <w:ind w:left="0" w:firstLine="709"/>
+        <w:rPr>
+          <w:rFonts w:ascii="Times New Roman" w:hAnsi="Times New Roman" w:cs="Times New Roman"/>
+          <w:sz w:val="28"/>
+          <w:szCs w:val="28"/>
+        </w:rPr>
+      </w:pPr>
+      <w:r>
+        <w:rPr>
+          <w:rFonts w:ascii="Times New Roman" w:hAnsi="Times New Roman" w:cs="Times New Roman"/>
+          <w:sz w:val="28"/>
+          <w:szCs w:val="28"/>
+        </w:rPr>
+        <w:t>с</w:t>
+      </w:r>
+      <w:r>
+        <w:rPr>
+          <w:rFonts w:ascii="Times New Roman" w:hAnsi="Times New Roman" w:cs="Times New Roman"/>
+          <w:sz w:val="28"/>
+          <w:szCs w:val="28"/>
+        </w:rPr>
+        <w:t xml:space="preserve">отрудники: </w:t>
+      </w:r>
+      <w:proofErr w:type="spellStart"/>
+      <w:r>
+        <w:rPr>
+          <w:rFonts w:ascii="Times New Roman" w:hAnsi="Times New Roman" w:cs="Times New Roman"/>
+          <w:sz w:val="28"/>
+          <w:szCs w:val="28"/>
+        </w:rPr>
+        <w:t>ID_Сотрудника</w:t>
+      </w:r>
+      <w:proofErr w:type="spellEnd"/>
+      <w:r>
+        <w:rPr>
+          <w:rFonts w:ascii="Times New Roman" w:hAnsi="Times New Roman" w:cs="Times New Roman"/>
+          <w:sz w:val="28"/>
+          <w:szCs w:val="28"/>
+        </w:rPr>
+        <w:t xml:space="preserve">, Фамилия, Имя, Отчество, Должность, </w:t>
+      </w:r>
+      <w:proofErr w:type="spellStart"/>
+      <w:r>
+        <w:rPr>
+          <w:rFonts w:ascii="Times New Roman" w:hAnsi="Times New Roman" w:cs="Times New Roman"/>
+          <w:sz w:val="28"/>
+          <w:szCs w:val="28"/>
+        </w:rPr>
+        <w:t>ID_Подразделения</w:t>
+      </w:r>
+      <w:proofErr w:type="spellEnd"/>
+      <w:r>
+        <w:rPr>
+          <w:rFonts w:ascii="Times New Roman" w:hAnsi="Times New Roman" w:cs="Times New Roman"/>
+          <w:sz w:val="28"/>
+          <w:szCs w:val="28"/>
+        </w:rPr>
+        <w:t xml:space="preserve">, Телефон. </w:t>
+      </w:r>
+    </w:p>
+    <w:p>
+      <w:pPr>
+        <w:numPr>
+          <w:ilvl w:val="0"/>
+          <w:numId w:val="12"/>
+        </w:numPr>
+        <w:ind w:left="0" w:firstLine="709"/>
+        <w:rPr>
+          <w:rFonts w:ascii="Times New Roman" w:hAnsi="Times New Roman" w:cs="Times New Roman"/>
+          <w:sz w:val="28"/>
+          <w:szCs w:val="28"/>
+        </w:rPr>
+      </w:pPr>
+      <w:r>
+        <w:rPr>
+          <w:rFonts w:ascii="Times New Roman" w:hAnsi="Times New Roman" w:cs="Times New Roman"/>
+          <w:sz w:val="28"/>
+          <w:szCs w:val="28"/>
+        </w:rPr>
+        <w:t>п</w:t>
+      </w:r>
+      <w:r>
+        <w:rPr>
+          <w:rFonts w:ascii="Times New Roman" w:hAnsi="Times New Roman" w:cs="Times New Roman"/>
+          <w:sz w:val="28"/>
+          <w:szCs w:val="28"/>
+        </w:rPr>
+        <w:t xml:space="preserve">одразделения: </w:t>
+      </w:r>
+      <w:proofErr w:type="spellStart"/>
+      <w:r>
+        <w:rPr>
+          <w:rFonts w:ascii="Times New Roman" w:hAnsi="Times New Roman" w:cs="Times New Roman"/>
+          <w:sz w:val="28"/>
+          <w:szCs w:val="28"/>
+        </w:rPr>
+        <w:t>ID_Подразделения</w:t>
+      </w:r>
+      <w:proofErr w:type="spellEnd"/>
+      <w:r>
+        <w:rPr>
+          <w:rFonts w:ascii="Times New Roman" w:hAnsi="Times New Roman" w:cs="Times New Roman"/>
+          <w:sz w:val="28"/>
+          <w:szCs w:val="28"/>
+        </w:rPr>
+        <w:t xml:space="preserve">, </w:t>
+      </w:r>
+      <w:proofErr w:type="spellStart"/>
+      <w:r>
+        <w:rPr>
+          <w:rFonts w:ascii="Times New Roman" w:hAnsi="Times New Roman" w:cs="Times New Roman"/>
+          <w:sz w:val="28"/>
+          <w:szCs w:val="28"/>
+        </w:rPr>
+        <w:t>Название_Подразделения</w:t>
+      </w:r>
+      <w:proofErr w:type="spellEnd"/>
+      <w:r>
+        <w:rPr>
+          <w:rFonts w:ascii="Times New Roman" w:hAnsi="Times New Roman" w:cs="Times New Roman"/>
+          <w:sz w:val="28"/>
+          <w:szCs w:val="28"/>
+        </w:rPr>
+        <w:t xml:space="preserve">, </w:t>
+      </w:r>
+      <w:proofErr w:type="spellStart"/>
+      <w:r>
+        <w:rPr>
+          <w:rFonts w:ascii="Times New Roman" w:hAnsi="Times New Roman" w:cs="Times New Roman"/>
+          <w:sz w:val="28"/>
+          <w:szCs w:val="28"/>
+        </w:rPr>
+        <w:t>Тип_Подразделения</w:t>
+      </w:r>
+      <w:proofErr w:type="spellEnd"/>
+      <w:r>
+        <w:rPr>
+          <w:rFonts w:ascii="Times New Roman" w:hAnsi="Times New Roman" w:cs="Times New Roman"/>
+          <w:sz w:val="28"/>
+          <w:szCs w:val="28"/>
+        </w:rPr>
+        <w:t xml:space="preserve">, </w:t>
+      </w:r>
+      <w:proofErr w:type="spellStart"/>
+      <w:r>
+        <w:rPr>
+          <w:rFonts w:ascii="Times New Roman" w:hAnsi="Times New Roman" w:cs="Times New Roman"/>
+          <w:sz w:val="28"/>
+          <w:szCs w:val="28"/>
+        </w:rPr>
+        <w:t>ФИО_Руководителя</w:t>
+      </w:r>
+      <w:proofErr w:type="spellEnd"/>
+      <w:r>
+        <w:rPr>
+          <w:rFonts w:ascii="Times New Roman" w:hAnsi="Times New Roman" w:cs="Times New Roman"/>
+          <w:sz w:val="28"/>
+          <w:szCs w:val="28"/>
+        </w:rPr>
+        <w:t xml:space="preserve">. </w:t>
+      </w:r>
+    </w:p>
+    <w:p>
+      <w:pPr>
+        <w:numPr>
+          <w:ilvl w:val="0"/>
+          <w:numId w:val="12"/>
+        </w:numPr>
+        <w:ind w:left="0" w:firstLine="709"/>
+        <w:rPr>
+          <w:rFonts w:ascii="Times New Roman" w:hAnsi="Times New Roman" w:cs="Times New Roman"/>
+          <w:sz w:val="28"/>
+          <w:szCs w:val="28"/>
+        </w:rPr>
+      </w:pPr>
+      <w:r>
+        <w:rPr>
+          <w:rFonts w:ascii="Times New Roman" w:hAnsi="Times New Roman" w:cs="Times New Roman"/>
+          <w:sz w:val="28"/>
+          <w:szCs w:val="28"/>
+        </w:rPr>
+        <w:lastRenderedPageBreak/>
+        <w:t>н</w:t>
+      </w:r>
+      <w:r>
+        <w:rPr>
+          <w:rFonts w:ascii="Times New Roman" w:hAnsi="Times New Roman" w:cs="Times New Roman"/>
+          <w:sz w:val="28"/>
+          <w:szCs w:val="28"/>
+        </w:rPr>
+        <w:t xml:space="preserve">оменклатура: </w:t>
+      </w:r>
+      <w:proofErr w:type="spellStart"/>
+      <w:r>
+        <w:rPr>
+          <w:rFonts w:ascii="Times New Roman" w:hAnsi="Times New Roman" w:cs="Times New Roman"/>
+          <w:sz w:val="28"/>
+          <w:szCs w:val="28"/>
+        </w:rPr>
+        <w:t>ID_Номенклатуры</w:t>
+      </w:r>
+      <w:proofErr w:type="spellEnd"/>
+      <w:r>
+        <w:rPr>
+          <w:rFonts w:ascii="Times New Roman" w:hAnsi="Times New Roman" w:cs="Times New Roman"/>
+          <w:sz w:val="28"/>
+          <w:szCs w:val="28"/>
+        </w:rPr>
+        <w:t xml:space="preserve">, Артикул, Наименование, Тип (сырье/готовая продукция/комплектующие), </w:t>
+      </w:r>
+      <w:proofErr w:type="spellStart"/>
+      <w:r>
+        <w:rPr>
+          <w:rFonts w:ascii="Times New Roman" w:hAnsi="Times New Roman" w:cs="Times New Roman"/>
+          <w:sz w:val="28"/>
+          <w:szCs w:val="28"/>
+        </w:rPr>
+        <w:t>Единица_Измерения</w:t>
+      </w:r>
+      <w:proofErr w:type="spellEnd"/>
+      <w:r>
+        <w:rPr>
+          <w:rFonts w:ascii="Times New Roman" w:hAnsi="Times New Roman" w:cs="Times New Roman"/>
+          <w:sz w:val="28"/>
+          <w:szCs w:val="28"/>
+        </w:rPr>
+        <w:t xml:space="preserve">, ГОСТ_ТУ. </w:t>
+      </w:r>
+    </w:p>
+    <w:p>
+      <w:pPr>
+        <w:numPr>
+          <w:ilvl w:val="0"/>
+          <w:numId w:val="12"/>
+        </w:numPr>
+        <w:ind w:left="0" w:firstLine="709"/>
+        <w:rPr>
+          <w:rFonts w:ascii="Times New Roman" w:hAnsi="Times New Roman" w:cs="Times New Roman"/>
+          <w:sz w:val="28"/>
+          <w:szCs w:val="28"/>
+        </w:rPr>
+      </w:pPr>
+      <w:r>
+        <w:rPr>
+          <w:rFonts w:ascii="Times New Roman" w:hAnsi="Times New Roman" w:cs="Times New Roman"/>
+          <w:sz w:val="28"/>
+          <w:szCs w:val="28"/>
+        </w:rPr>
+        <w:t>з</w:t>
+      </w:r>
+      <w:r>
+        <w:rPr>
+          <w:rFonts w:ascii="Times New Roman" w:hAnsi="Times New Roman" w:cs="Times New Roman"/>
+          <w:sz w:val="28"/>
+          <w:szCs w:val="28"/>
+        </w:rPr>
+        <w:t xml:space="preserve">аказы покупателей: </w:t>
+      </w:r>
+      <w:proofErr w:type="spellStart"/>
+      <w:r>
+        <w:rPr>
+          <w:rFonts w:ascii="Times New Roman" w:hAnsi="Times New Roman" w:cs="Times New Roman"/>
+          <w:sz w:val="28"/>
+          <w:szCs w:val="28"/>
+        </w:rPr>
+        <w:t>ID_Заказа</w:t>
+      </w:r>
+      <w:proofErr w:type="spellEnd"/>
+      <w:r>
+        <w:rPr>
+          <w:rFonts w:ascii="Times New Roman" w:hAnsi="Times New Roman" w:cs="Times New Roman"/>
+          <w:sz w:val="28"/>
+          <w:szCs w:val="28"/>
+        </w:rPr>
+        <w:t xml:space="preserve">, </w:t>
+      </w:r>
+      <w:proofErr w:type="spellStart"/>
+      <w:r>
+        <w:rPr>
+          <w:rFonts w:ascii="Times New Roman" w:hAnsi="Times New Roman" w:cs="Times New Roman"/>
+          <w:sz w:val="28"/>
+          <w:szCs w:val="28"/>
+        </w:rPr>
+        <w:t>Номер_Договора</w:t>
+      </w:r>
+      <w:proofErr w:type="spellEnd"/>
+      <w:r>
+        <w:rPr>
+          <w:rFonts w:ascii="Times New Roman" w:hAnsi="Times New Roman" w:cs="Times New Roman"/>
+          <w:sz w:val="28"/>
+          <w:szCs w:val="28"/>
+        </w:rPr>
+        <w:t xml:space="preserve">, </w:t>
+      </w:r>
+      <w:proofErr w:type="spellStart"/>
+      <w:r>
+        <w:rPr>
+          <w:rFonts w:ascii="Times New Roman" w:hAnsi="Times New Roman" w:cs="Times New Roman"/>
+          <w:sz w:val="28"/>
+          <w:szCs w:val="28"/>
+        </w:rPr>
+        <w:t>Дата_Оформления</w:t>
+      </w:r>
+      <w:proofErr w:type="spellEnd"/>
+      <w:r>
+        <w:rPr>
+          <w:rFonts w:ascii="Times New Roman" w:hAnsi="Times New Roman" w:cs="Times New Roman"/>
+          <w:sz w:val="28"/>
+          <w:szCs w:val="28"/>
+        </w:rPr>
+        <w:t xml:space="preserve">, </w:t>
+      </w:r>
+      <w:proofErr w:type="spellStart"/>
+      <w:r>
+        <w:rPr>
+          <w:rFonts w:ascii="Times New Roman" w:hAnsi="Times New Roman" w:cs="Times New Roman"/>
+          <w:sz w:val="28"/>
+          <w:szCs w:val="28"/>
+        </w:rPr>
+        <w:t>ID_Контрагента</w:t>
+      </w:r>
+      <w:proofErr w:type="spellEnd"/>
+      <w:r>
+        <w:rPr>
+          <w:rFonts w:ascii="Times New Roman" w:hAnsi="Times New Roman" w:cs="Times New Roman"/>
+          <w:sz w:val="28"/>
+          <w:szCs w:val="28"/>
+        </w:rPr>
+        <w:t xml:space="preserve">, </w:t>
+      </w:r>
+      <w:proofErr w:type="spellStart"/>
+      <w:r>
+        <w:rPr>
+          <w:rFonts w:ascii="Times New Roman" w:hAnsi="Times New Roman" w:cs="Times New Roman"/>
+          <w:sz w:val="28"/>
+          <w:szCs w:val="28"/>
+        </w:rPr>
+        <w:t>ID_Сотрудника</w:t>
+      </w:r>
+      <w:proofErr w:type="spellEnd"/>
+      <w:r>
+        <w:rPr>
+          <w:rFonts w:ascii="Times New Roman" w:hAnsi="Times New Roman" w:cs="Times New Roman"/>
+          <w:sz w:val="28"/>
+          <w:szCs w:val="28"/>
+        </w:rPr>
+        <w:t xml:space="preserve">, </w:t>
+      </w:r>
+      <w:proofErr w:type="spellStart"/>
+      <w:r>
+        <w:rPr>
+          <w:rFonts w:ascii="Times New Roman" w:hAnsi="Times New Roman" w:cs="Times New Roman"/>
+          <w:sz w:val="28"/>
+          <w:szCs w:val="28"/>
+        </w:rPr>
+        <w:t>Статус_Заказа</w:t>
+      </w:r>
+      <w:proofErr w:type="spellEnd"/>
+      <w:r>
+        <w:rPr>
+          <w:rFonts w:ascii="Times New Roman" w:hAnsi="Times New Roman" w:cs="Times New Roman"/>
+          <w:sz w:val="28"/>
+          <w:szCs w:val="28"/>
+        </w:rPr>
+        <w:t xml:space="preserve">, </w:t>
+      </w:r>
+      <w:proofErr w:type="spellStart"/>
+      <w:r>
+        <w:rPr>
+          <w:rFonts w:ascii="Times New Roman" w:hAnsi="Times New Roman" w:cs="Times New Roman"/>
+          <w:sz w:val="28"/>
+          <w:szCs w:val="28"/>
+        </w:rPr>
+        <w:t>Плановая_Дата_Отгрузки</w:t>
+      </w:r>
+      <w:proofErr w:type="spellEnd"/>
+      <w:r>
+        <w:rPr>
+          <w:rFonts w:ascii="Times New Roman" w:hAnsi="Times New Roman" w:cs="Times New Roman"/>
+          <w:sz w:val="28"/>
+          <w:szCs w:val="28"/>
+        </w:rPr>
+        <w:t xml:space="preserve">. </w:t>
+      </w:r>
+    </w:p>
+    <w:p>
+      <w:pPr>
+        <w:numPr>
+          <w:ilvl w:val="0"/>
+          <w:numId w:val="12"/>
+        </w:numPr>
+        <w:ind w:left="0" w:firstLine="709"/>
+        <w:rPr>
+          <w:rFonts w:ascii="Times New Roman" w:hAnsi="Times New Roman" w:cs="Times New Roman"/>
+          <w:sz w:val="28"/>
+          <w:szCs w:val="28"/>
+        </w:rPr>
+      </w:pPr>
+      <w:r>
+        <w:rPr>
+          <w:rFonts w:ascii="Times New Roman" w:hAnsi="Times New Roman" w:cs="Times New Roman"/>
+          <w:sz w:val="28"/>
+          <w:szCs w:val="28"/>
+        </w:rPr>
+        <w:t>п</w:t>
+      </w:r>
+      <w:r>
+        <w:rPr>
+          <w:rFonts w:ascii="Times New Roman" w:hAnsi="Times New Roman" w:cs="Times New Roman"/>
+          <w:sz w:val="28"/>
+          <w:szCs w:val="28"/>
+        </w:rPr>
+        <w:t xml:space="preserve">озиции заказа: </w:t>
+      </w:r>
+      <w:proofErr w:type="spellStart"/>
+      <w:r>
+        <w:rPr>
+          <w:rFonts w:ascii="Times New Roman" w:hAnsi="Times New Roman" w:cs="Times New Roman"/>
+          <w:sz w:val="28"/>
+          <w:szCs w:val="28"/>
+        </w:rPr>
+        <w:t>ID_Позиции</w:t>
+      </w:r>
+      <w:proofErr w:type="spellEnd"/>
+      <w:r>
+        <w:rPr>
+          <w:rFonts w:ascii="Times New Roman" w:hAnsi="Times New Roman" w:cs="Times New Roman"/>
+          <w:sz w:val="28"/>
+          <w:szCs w:val="28"/>
+        </w:rPr>
+        <w:t xml:space="preserve">, </w:t>
+      </w:r>
+      <w:proofErr w:type="spellStart"/>
+      <w:r>
+        <w:rPr>
+          <w:rFonts w:ascii="Times New Roman" w:hAnsi="Times New Roman" w:cs="Times New Roman"/>
+          <w:sz w:val="28"/>
+          <w:szCs w:val="28"/>
+        </w:rPr>
+        <w:t>ID_Заказа</w:t>
+      </w:r>
+      <w:proofErr w:type="spellEnd"/>
+      <w:r>
+        <w:rPr>
+          <w:rFonts w:ascii="Times New Roman" w:hAnsi="Times New Roman" w:cs="Times New Roman"/>
+          <w:sz w:val="28"/>
+          <w:szCs w:val="28"/>
+        </w:rPr>
+        <w:t xml:space="preserve">, </w:t>
+      </w:r>
+      <w:proofErr w:type="spellStart"/>
+      <w:r>
+        <w:rPr>
+          <w:rFonts w:ascii="Times New Roman" w:hAnsi="Times New Roman" w:cs="Times New Roman"/>
+          <w:sz w:val="28"/>
+          <w:szCs w:val="28"/>
+        </w:rPr>
+        <w:t>ID_Номенклатуры</w:t>
+      </w:r>
+      <w:proofErr w:type="spellEnd"/>
+      <w:r>
+        <w:rPr>
+          <w:rFonts w:ascii="Times New Roman" w:hAnsi="Times New Roman" w:cs="Times New Roman"/>
+          <w:sz w:val="28"/>
+          <w:szCs w:val="28"/>
+        </w:rPr>
+        <w:t xml:space="preserve">, Количество, </w:t>
+      </w:r>
+      <w:proofErr w:type="spellStart"/>
+      <w:r>
+        <w:rPr>
+          <w:rFonts w:ascii="Times New Roman" w:hAnsi="Times New Roman" w:cs="Times New Roman"/>
+          <w:sz w:val="28"/>
+          <w:szCs w:val="28"/>
+        </w:rPr>
+        <w:t>Цена_За_Единицу</w:t>
+      </w:r>
+      <w:proofErr w:type="spellEnd"/>
+      <w:r>
+        <w:rPr>
+          <w:rFonts w:ascii="Times New Roman" w:hAnsi="Times New Roman" w:cs="Times New Roman"/>
+          <w:sz w:val="28"/>
+          <w:szCs w:val="28"/>
+        </w:rPr>
+        <w:t xml:space="preserve">, Сумма. </w:t>
+      </w:r>
+    </w:p>
+    <w:p>
+      <w:pPr>
+        <w:numPr>
+          <w:ilvl w:val="0"/>
+          <w:numId w:val="12"/>
+        </w:numPr>
+        <w:ind w:left="0" w:firstLine="709"/>
+        <w:rPr>
+          <w:rFonts w:ascii="Times New Roman" w:hAnsi="Times New Roman" w:cs="Times New Roman"/>
+          <w:sz w:val="28"/>
+          <w:szCs w:val="28"/>
+        </w:rPr>
+      </w:pPr>
+      <w:r>
+        <w:rPr>
+          <w:rFonts w:ascii="Times New Roman" w:hAnsi="Times New Roman" w:cs="Times New Roman"/>
+          <w:sz w:val="28"/>
+          <w:szCs w:val="28"/>
+        </w:rPr>
+        <w:t>с</w:t>
+      </w:r>
+      <w:r>
+        <w:rPr>
+          <w:rFonts w:ascii="Times New Roman" w:hAnsi="Times New Roman" w:cs="Times New Roman"/>
+          <w:sz w:val="28"/>
+          <w:szCs w:val="28"/>
+        </w:rPr>
+        <w:t xml:space="preserve">клады: </w:t>
+      </w:r>
+      <w:proofErr w:type="spellStart"/>
+      <w:r>
+        <w:rPr>
+          <w:rFonts w:ascii="Times New Roman" w:hAnsi="Times New Roman" w:cs="Times New Roman"/>
+          <w:sz w:val="28"/>
+          <w:szCs w:val="28"/>
+        </w:rPr>
+        <w:t>ID_Склада</w:t>
+      </w:r>
+      <w:proofErr w:type="spellEnd"/>
+      <w:r>
+        <w:rPr>
+          <w:rFonts w:ascii="Times New Roman" w:hAnsi="Times New Roman" w:cs="Times New Roman"/>
+          <w:sz w:val="28"/>
+          <w:szCs w:val="28"/>
+        </w:rPr>
+        <w:t xml:space="preserve">, </w:t>
+      </w:r>
+      <w:proofErr w:type="spellStart"/>
+      <w:r>
+        <w:rPr>
+          <w:rFonts w:ascii="Times New Roman" w:hAnsi="Times New Roman" w:cs="Times New Roman"/>
+          <w:sz w:val="28"/>
+          <w:szCs w:val="28"/>
+        </w:rPr>
+        <w:t>Название_Склада</w:t>
+      </w:r>
+      <w:proofErr w:type="spellEnd"/>
+      <w:r>
+        <w:rPr>
+          <w:rFonts w:ascii="Times New Roman" w:hAnsi="Times New Roman" w:cs="Times New Roman"/>
+          <w:sz w:val="28"/>
+          <w:szCs w:val="28"/>
+        </w:rPr>
+        <w:t xml:space="preserve">, </w:t>
+      </w:r>
+      <w:proofErr w:type="spellStart"/>
+      <w:r>
+        <w:rPr>
+          <w:rFonts w:ascii="Times New Roman" w:hAnsi="Times New Roman" w:cs="Times New Roman"/>
+          <w:sz w:val="28"/>
+          <w:szCs w:val="28"/>
+        </w:rPr>
+        <w:t>ID_Подразделения</w:t>
+      </w:r>
+      <w:proofErr w:type="spellEnd"/>
+      <w:r>
+        <w:rPr>
+          <w:rFonts w:ascii="Times New Roman" w:hAnsi="Times New Roman" w:cs="Times New Roman"/>
+          <w:sz w:val="28"/>
+          <w:szCs w:val="28"/>
+        </w:rPr>
+        <w:t xml:space="preserve">. </w:t>
+      </w:r>
+    </w:p>
+    <w:p>
+      <w:pPr>
+        <w:numPr>
+          <w:ilvl w:val="0"/>
+          <w:numId w:val="12"/>
+        </w:numPr>
+        <w:ind w:left="0" w:firstLine="709"/>
+        <w:rPr>
+          <w:rFonts w:ascii="Times New Roman" w:hAnsi="Times New Roman" w:cs="Times New Roman"/>
+          <w:sz w:val="28"/>
+          <w:szCs w:val="28"/>
+        </w:rPr>
+      </w:pPr>
+      <w:r>
+        <w:rPr>
+          <w:rFonts w:ascii="Times New Roman" w:hAnsi="Times New Roman" w:cs="Times New Roman"/>
+          <w:sz w:val="28"/>
+          <w:szCs w:val="28"/>
+        </w:rPr>
+        <w:t>с</w:t>
+      </w:r>
+      <w:r>
+        <w:rPr>
+          <w:rFonts w:ascii="Times New Roman" w:hAnsi="Times New Roman" w:cs="Times New Roman"/>
+          <w:sz w:val="28"/>
+          <w:szCs w:val="28"/>
+        </w:rPr>
+        <w:t xml:space="preserve">кладские ячейки: </w:t>
+      </w:r>
+      <w:proofErr w:type="spellStart"/>
+      <w:r>
+        <w:rPr>
+          <w:rFonts w:ascii="Times New Roman" w:hAnsi="Times New Roman" w:cs="Times New Roman"/>
+          <w:sz w:val="28"/>
+          <w:szCs w:val="28"/>
+        </w:rPr>
+        <w:t>ID_Ячейки</w:t>
+      </w:r>
+      <w:proofErr w:type="spellEnd"/>
+      <w:r>
+        <w:rPr>
+          <w:rFonts w:ascii="Times New Roman" w:hAnsi="Times New Roman" w:cs="Times New Roman"/>
+          <w:sz w:val="28"/>
+          <w:szCs w:val="28"/>
+        </w:rPr>
+        <w:t xml:space="preserve">, </w:t>
+      </w:r>
+      <w:proofErr w:type="spellStart"/>
+      <w:r>
+        <w:rPr>
+          <w:rFonts w:ascii="Times New Roman" w:hAnsi="Times New Roman" w:cs="Times New Roman"/>
+          <w:sz w:val="28"/>
+          <w:szCs w:val="28"/>
+        </w:rPr>
+        <w:t>ID_Склада</w:t>
+      </w:r>
+      <w:proofErr w:type="spellEnd"/>
+      <w:r>
+        <w:rPr>
+          <w:rFonts w:ascii="Times New Roman" w:hAnsi="Times New Roman" w:cs="Times New Roman"/>
+          <w:sz w:val="28"/>
+          <w:szCs w:val="28"/>
+        </w:rPr>
+        <w:t xml:space="preserve">, </w:t>
+      </w:r>
+      <w:proofErr w:type="spellStart"/>
+      <w:r>
+        <w:rPr>
+          <w:rFonts w:ascii="Times New Roman" w:hAnsi="Times New Roman" w:cs="Times New Roman"/>
+          <w:sz w:val="28"/>
+          <w:szCs w:val="28"/>
+        </w:rPr>
+        <w:t>Код_Ячейки</w:t>
+      </w:r>
+      <w:proofErr w:type="spellEnd"/>
+      <w:r>
+        <w:rPr>
+          <w:rFonts w:ascii="Times New Roman" w:hAnsi="Times New Roman" w:cs="Times New Roman"/>
+          <w:sz w:val="28"/>
+          <w:szCs w:val="28"/>
+        </w:rPr>
+        <w:t xml:space="preserve">. </w:t>
+      </w:r>
+    </w:p>
+    <w:p>
+      <w:pPr>
+        <w:numPr>
+          <w:ilvl w:val="0"/>
+          <w:numId w:val="12"/>
+        </w:numPr>
+        <w:ind w:left="0" w:firstLine="709"/>
+        <w:rPr>
+          <w:rFonts w:ascii="Times New Roman" w:hAnsi="Times New Roman" w:cs="Times New Roman"/>
+          <w:sz w:val="28"/>
+          <w:szCs w:val="28"/>
+        </w:rPr>
+      </w:pPr>
+      <w:r>
+        <w:rPr>
+          <w:rFonts w:ascii="Times New Roman" w:hAnsi="Times New Roman" w:cs="Times New Roman"/>
+          <w:sz w:val="28"/>
+          <w:szCs w:val="28"/>
+        </w:rPr>
+        <w:t>с</w:t>
+      </w:r>
+      <w:r>
+        <w:rPr>
+          <w:rFonts w:ascii="Times New Roman" w:hAnsi="Times New Roman" w:cs="Times New Roman"/>
+          <w:sz w:val="28"/>
+          <w:szCs w:val="28"/>
+        </w:rPr>
+        <w:t xml:space="preserve">кладские запасы (3NF): </w:t>
+      </w:r>
+      <w:proofErr w:type="spellStart"/>
+      <w:r>
+        <w:rPr>
+          <w:rFonts w:ascii="Times New Roman" w:hAnsi="Times New Roman" w:cs="Times New Roman"/>
+          <w:sz w:val="28"/>
+          <w:szCs w:val="28"/>
+        </w:rPr>
+        <w:t>ID_Запаса</w:t>
+      </w:r>
+      <w:proofErr w:type="spellEnd"/>
+      <w:r>
+        <w:rPr>
+          <w:rFonts w:ascii="Times New Roman" w:hAnsi="Times New Roman" w:cs="Times New Roman"/>
+          <w:sz w:val="28"/>
+          <w:szCs w:val="28"/>
+        </w:rPr>
+        <w:t xml:space="preserve">, </w:t>
+      </w:r>
+      <w:proofErr w:type="spellStart"/>
+      <w:r>
+        <w:rPr>
+          <w:rFonts w:ascii="Times New Roman" w:hAnsi="Times New Roman" w:cs="Times New Roman"/>
+          <w:sz w:val="28"/>
+          <w:szCs w:val="28"/>
+        </w:rPr>
+        <w:t>ID_Ячейки</w:t>
+      </w:r>
+      <w:proofErr w:type="spellEnd"/>
+      <w:r>
+        <w:rPr>
+          <w:rFonts w:ascii="Times New Roman" w:hAnsi="Times New Roman" w:cs="Times New Roman"/>
+          <w:sz w:val="28"/>
+          <w:szCs w:val="28"/>
+        </w:rPr>
+        <w:t xml:space="preserve">, </w:t>
+      </w:r>
+      <w:proofErr w:type="spellStart"/>
+      <w:r>
+        <w:rPr>
+          <w:rFonts w:ascii="Times New Roman" w:hAnsi="Times New Roman" w:cs="Times New Roman"/>
+          <w:sz w:val="28"/>
+          <w:szCs w:val="28"/>
+        </w:rPr>
+        <w:t>ID_Номенклатуры</w:t>
+      </w:r>
+      <w:proofErr w:type="spellEnd"/>
+      <w:r>
+        <w:rPr>
+          <w:rFonts w:ascii="Times New Roman" w:hAnsi="Times New Roman" w:cs="Times New Roman"/>
+          <w:sz w:val="28"/>
+          <w:szCs w:val="28"/>
+        </w:rPr>
+        <w:t xml:space="preserve">, Количество. </w:t>
+      </w:r>
+    </w:p>
+    <w:p>
+      <w:pPr>
+        <w:numPr>
+          <w:ilvl w:val="0"/>
+          <w:numId w:val="12"/>
+        </w:numPr>
+        <w:ind w:left="0" w:firstLine="709"/>
+        <w:rPr>
+          <w:rFonts w:ascii="Times New Roman" w:hAnsi="Times New Roman" w:cs="Times New Roman"/>
+          <w:sz w:val="28"/>
+          <w:szCs w:val="28"/>
+        </w:rPr>
+      </w:pPr>
+      <w:r>
+        <w:rPr>
+          <w:rFonts w:ascii="Times New Roman" w:hAnsi="Times New Roman" w:cs="Times New Roman"/>
+          <w:sz w:val="28"/>
+          <w:szCs w:val="28"/>
+        </w:rPr>
+        <w:t>с</w:t>
+      </w:r>
+      <w:r>
+        <w:rPr>
+          <w:rFonts w:ascii="Times New Roman" w:hAnsi="Times New Roman" w:cs="Times New Roman"/>
+          <w:sz w:val="28"/>
+          <w:szCs w:val="28"/>
+        </w:rPr>
+        <w:t xml:space="preserve">кладские документы (Шапка): </w:t>
+      </w:r>
+      <w:proofErr w:type="spellStart"/>
+      <w:r>
+        <w:rPr>
+          <w:rFonts w:ascii="Times New Roman" w:hAnsi="Times New Roman" w:cs="Times New Roman"/>
+          <w:sz w:val="28"/>
+          <w:szCs w:val="28"/>
+        </w:rPr>
+        <w:t>ID_Документа</w:t>
+      </w:r>
+      <w:proofErr w:type="spellEnd"/>
+      <w:r>
+        <w:rPr>
+          <w:rFonts w:ascii="Times New Roman" w:hAnsi="Times New Roman" w:cs="Times New Roman"/>
+          <w:sz w:val="28"/>
+          <w:szCs w:val="28"/>
+        </w:rPr>
+        <w:t xml:space="preserve">, </w:t>
+      </w:r>
+      <w:proofErr w:type="spellStart"/>
+      <w:r>
+        <w:rPr>
+          <w:rFonts w:ascii="Times New Roman" w:hAnsi="Times New Roman" w:cs="Times New Roman"/>
+          <w:sz w:val="28"/>
+          <w:szCs w:val="28"/>
+        </w:rPr>
+        <w:t>Номер_Документа</w:t>
+      </w:r>
+      <w:proofErr w:type="spellEnd"/>
+      <w:r>
+        <w:rPr>
+          <w:rFonts w:ascii="Times New Roman" w:hAnsi="Times New Roman" w:cs="Times New Roman"/>
+          <w:sz w:val="28"/>
+          <w:szCs w:val="28"/>
+        </w:rPr>
+        <w:t xml:space="preserve">, </w:t>
+      </w:r>
+      <w:proofErr w:type="spellStart"/>
+      <w:r>
+        <w:rPr>
+          <w:rFonts w:ascii="Times New Roman" w:hAnsi="Times New Roman" w:cs="Times New Roman"/>
+          <w:sz w:val="28"/>
+          <w:szCs w:val="28"/>
+        </w:rPr>
+        <w:t>Тип_Операции</w:t>
+      </w:r>
+      <w:proofErr w:type="spellEnd"/>
+      <w:r>
+        <w:rPr>
+          <w:rFonts w:ascii="Times New Roman" w:hAnsi="Times New Roman" w:cs="Times New Roman"/>
+          <w:sz w:val="28"/>
+          <w:szCs w:val="28"/>
+        </w:rPr>
+        <w:t xml:space="preserve"> (ENUM: Приход, Расход, Перемещение, Списание, Возврат), </w:t>
+      </w:r>
+      <w:proofErr w:type="spellStart"/>
+      <w:r>
+        <w:rPr>
+          <w:rFonts w:ascii="Times New Roman" w:hAnsi="Times New Roman" w:cs="Times New Roman"/>
+          <w:sz w:val="28"/>
+          <w:szCs w:val="28"/>
+        </w:rPr>
+        <w:t>Дата_Документа</w:t>
+      </w:r>
+      <w:proofErr w:type="spellEnd"/>
+      <w:r>
+        <w:rPr>
+          <w:rFonts w:ascii="Times New Roman" w:hAnsi="Times New Roman" w:cs="Times New Roman"/>
+          <w:sz w:val="28"/>
+          <w:szCs w:val="28"/>
+        </w:rPr>
+        <w:t>, Статус (</w:t>
+      </w:r>
+      <w:proofErr w:type="spellStart"/>
+      <w:r>
+        <w:rPr>
+          <w:rFonts w:ascii="Times New Roman" w:hAnsi="Times New Roman" w:cs="Times New Roman"/>
+          <w:sz w:val="28"/>
+          <w:szCs w:val="28"/>
+        </w:rPr>
+        <w:t>Draft</w:t>
+      </w:r>
+      <w:proofErr w:type="spellEnd"/>
+      <w:r>
+        <w:rPr>
+          <w:rFonts w:ascii="Times New Roman" w:hAnsi="Times New Roman" w:cs="Times New Roman"/>
+          <w:sz w:val="28"/>
+          <w:szCs w:val="28"/>
+        </w:rPr>
+        <w:t xml:space="preserve">, </w:t>
+      </w:r>
+      <w:proofErr w:type="spellStart"/>
+      <w:r>
+        <w:rPr>
+          <w:rFonts w:ascii="Times New Roman" w:hAnsi="Times New Roman" w:cs="Times New Roman"/>
+          <w:sz w:val="28"/>
+          <w:szCs w:val="28"/>
+        </w:rPr>
+        <w:t>Approved</w:t>
+      </w:r>
+      <w:proofErr w:type="spellEnd"/>
+      <w:r>
+        <w:rPr>
+          <w:rFonts w:ascii="Times New Roman" w:hAnsi="Times New Roman" w:cs="Times New Roman"/>
+          <w:sz w:val="28"/>
+          <w:szCs w:val="28"/>
+        </w:rPr>
+        <w:t xml:space="preserve">, </w:t>
+      </w:r>
+      <w:proofErr w:type="spellStart"/>
+      <w:r>
+        <w:rPr>
+          <w:rFonts w:ascii="Times New Roman" w:hAnsi="Times New Roman" w:cs="Times New Roman"/>
+          <w:sz w:val="28"/>
+          <w:szCs w:val="28"/>
+        </w:rPr>
+        <w:t>Cancelled</w:t>
+      </w:r>
+      <w:proofErr w:type="spellEnd"/>
+      <w:r>
+        <w:rPr>
+          <w:rFonts w:ascii="Times New Roman" w:hAnsi="Times New Roman" w:cs="Times New Roman"/>
+          <w:sz w:val="28"/>
+          <w:szCs w:val="28"/>
+        </w:rPr>
+        <w:t xml:space="preserve">), </w:t>
+      </w:r>
+      <w:proofErr w:type="spellStart"/>
+      <w:r>
+        <w:rPr>
+          <w:rFonts w:ascii="Times New Roman" w:hAnsi="Times New Roman" w:cs="Times New Roman"/>
+          <w:sz w:val="28"/>
+          <w:szCs w:val="28"/>
+        </w:rPr>
+        <w:t>ID_Контрагента</w:t>
+      </w:r>
+      <w:proofErr w:type="spellEnd"/>
+      <w:r>
+        <w:rPr>
+          <w:rFonts w:ascii="Times New Roman" w:hAnsi="Times New Roman" w:cs="Times New Roman"/>
+          <w:sz w:val="28"/>
+          <w:szCs w:val="28"/>
+        </w:rPr>
+        <w:t xml:space="preserve">, </w:t>
+      </w:r>
+      <w:proofErr w:type="spellStart"/>
+      <w:r>
+        <w:rPr>
+          <w:rFonts w:ascii="Times New Roman" w:hAnsi="Times New Roman" w:cs="Times New Roman"/>
+          <w:sz w:val="28"/>
+          <w:szCs w:val="28"/>
+        </w:rPr>
+        <w:t>ID_Пользователя</w:t>
+      </w:r>
+      <w:proofErr w:type="spellEnd"/>
+      <w:r>
+        <w:rPr>
+          <w:rFonts w:ascii="Times New Roman" w:hAnsi="Times New Roman" w:cs="Times New Roman"/>
+          <w:sz w:val="28"/>
+          <w:szCs w:val="28"/>
+        </w:rPr>
+        <w:t xml:space="preserve">. </w:t>
+      </w:r>
+    </w:p>
+    <w:p>
+      <w:pPr>
+        <w:numPr>
+          <w:ilvl w:val="0"/>
+          <w:numId w:val="12"/>
+        </w:numPr>
+        <w:ind w:left="0" w:firstLine="709"/>
+        <w:rPr>
+          <w:rFonts w:ascii="Times New Roman" w:hAnsi="Times New Roman" w:cs="Times New Roman"/>
+          <w:sz w:val="28"/>
+          <w:szCs w:val="28"/>
+        </w:rPr>
+      </w:pPr>
+      <w:r>
+        <w:rPr>
+          <w:rFonts w:ascii="Times New Roman" w:hAnsi="Times New Roman" w:cs="Times New Roman"/>
+          <w:sz w:val="28"/>
+          <w:szCs w:val="28"/>
+        </w:rPr>
+        <w:t>с</w:t>
+      </w:r>
+      <w:r>
+        <w:rPr>
+          <w:rFonts w:ascii="Times New Roman" w:hAnsi="Times New Roman" w:cs="Times New Roman"/>
+          <w:sz w:val="28"/>
+          <w:szCs w:val="28"/>
+        </w:rPr>
+        <w:t xml:space="preserve">троки складского документа (Табличная часть): </w:t>
+      </w:r>
+      <w:proofErr w:type="spellStart"/>
+      <w:r>
+        <w:rPr>
+          <w:rFonts w:ascii="Times New Roman" w:hAnsi="Times New Roman" w:cs="Times New Roman"/>
+          <w:sz w:val="28"/>
+          <w:szCs w:val="28"/>
+        </w:rPr>
+        <w:t>ID_Строки</w:t>
+      </w:r>
+      <w:proofErr w:type="spellEnd"/>
+      <w:r>
+        <w:rPr>
+          <w:rFonts w:ascii="Times New Roman" w:hAnsi="Times New Roman" w:cs="Times New Roman"/>
+          <w:sz w:val="28"/>
+          <w:szCs w:val="28"/>
+        </w:rPr>
+        <w:t xml:space="preserve">, </w:t>
+      </w:r>
+      <w:proofErr w:type="spellStart"/>
+      <w:r>
+        <w:rPr>
+          <w:rFonts w:ascii="Times New Roman" w:hAnsi="Times New Roman" w:cs="Times New Roman"/>
+          <w:sz w:val="28"/>
+          <w:szCs w:val="28"/>
+        </w:rPr>
+        <w:t>ID_Документа</w:t>
+      </w:r>
+      <w:proofErr w:type="spellEnd"/>
+      <w:r>
+        <w:rPr>
+          <w:rFonts w:ascii="Times New Roman" w:hAnsi="Times New Roman" w:cs="Times New Roman"/>
+          <w:sz w:val="28"/>
+          <w:szCs w:val="28"/>
+        </w:rPr>
+        <w:t xml:space="preserve">, </w:t>
+      </w:r>
+      <w:proofErr w:type="spellStart"/>
+      <w:r>
+        <w:rPr>
+          <w:rFonts w:ascii="Times New Roman" w:hAnsi="Times New Roman" w:cs="Times New Roman"/>
+          <w:sz w:val="28"/>
+          <w:szCs w:val="28"/>
+        </w:rPr>
+        <w:t>ID_Номенклатуры</w:t>
+      </w:r>
+      <w:proofErr w:type="spellEnd"/>
+      <w:r>
+        <w:rPr>
+          <w:rFonts w:ascii="Times New Roman" w:hAnsi="Times New Roman" w:cs="Times New Roman"/>
+          <w:sz w:val="28"/>
+          <w:szCs w:val="28"/>
+        </w:rPr>
+        <w:t xml:space="preserve">, Количество, </w:t>
+      </w:r>
+      <w:proofErr w:type="spellStart"/>
+      <w:r>
+        <w:rPr>
+          <w:rFonts w:ascii="Times New Roman" w:hAnsi="Times New Roman" w:cs="Times New Roman"/>
+          <w:sz w:val="28"/>
+          <w:szCs w:val="28"/>
+        </w:rPr>
+        <w:t>ID_Ячейки_Источника</w:t>
+      </w:r>
+      <w:proofErr w:type="spellEnd"/>
+      <w:r>
+        <w:rPr>
+          <w:rFonts w:ascii="Times New Roman" w:hAnsi="Times New Roman" w:cs="Times New Roman"/>
+          <w:sz w:val="28"/>
+          <w:szCs w:val="28"/>
+        </w:rPr>
+        <w:t xml:space="preserve">, </w:t>
+      </w:r>
+      <w:proofErr w:type="spellStart"/>
+      <w:r>
+        <w:rPr>
+          <w:rFonts w:ascii="Times New Roman" w:hAnsi="Times New Roman" w:cs="Times New Roman"/>
+          <w:sz w:val="28"/>
+          <w:szCs w:val="28"/>
+        </w:rPr>
+        <w:t>ID_Ячейки_Приемника</w:t>
+      </w:r>
+      <w:proofErr w:type="spellEnd"/>
+      <w:r>
+        <w:rPr>
+          <w:rFonts w:ascii="Times New Roman" w:hAnsi="Times New Roman" w:cs="Times New Roman"/>
+          <w:sz w:val="28"/>
+          <w:szCs w:val="28"/>
+        </w:rPr>
+        <w:t xml:space="preserve">. </w:t>
+      </w:r>
+    </w:p>
+    <w:p>
+      <w:pPr>
+        <w:rPr>
+          <w:rFonts w:ascii="Times New Roman" w:hAnsi="Times New Roman" w:cs="Times New Roman"/>
+          <w:sz w:val="28"/>
+          <w:szCs w:val="28"/>
+        </w:rPr>
+      </w:pPr>
+      <w:r>
+        <w:rPr>
+          <w:rFonts w:ascii="Times New Roman" w:hAnsi="Times New Roman" w:cs="Times New Roman"/>
+          <w:sz w:val="28"/>
+          <w:szCs w:val="28"/>
+        </w:rPr>
+        <w:t>3. Ограничения целостности</w:t>
+      </w:r>
+    </w:p>
+    <w:p>
+      <w:pPr>
+        <w:rPr>
+          <w:rFonts w:ascii="Times New Roman" w:hAnsi="Times New Roman" w:cs="Times New Roman"/>
+          <w:sz w:val="28"/>
+          <w:szCs w:val="28"/>
+        </w:rPr>
+      </w:pPr>
+      <w:r>
+        <w:rPr>
+          <w:rFonts w:ascii="Times New Roman" w:hAnsi="Times New Roman" w:cs="Times New Roman"/>
+          <w:sz w:val="28"/>
+          <w:szCs w:val="28"/>
+        </w:rPr>
+        <w:t>Для обеспечения достоверности и надежности данных, а также поддержания требований 3NF задаются следующие ограничения</w:t>
+      </w:r>
+      <w:r>
+        <w:rPr>
+          <w:rFonts w:ascii="Times New Roman" w:hAnsi="Times New Roman" w:cs="Times New Roman"/>
+          <w:sz w:val="28"/>
+          <w:szCs w:val="28"/>
+        </w:rPr>
+        <w:t>:</w:t>
+      </w:r>
+    </w:p>
+    <w:p>
+      <w:pPr>
+        <w:rPr>
+          <w:rFonts w:ascii="Times New Roman" w:hAnsi="Times New Roman" w:cs="Times New Roman"/>
+          <w:sz w:val="28"/>
+          <w:szCs w:val="28"/>
+        </w:rPr>
+      </w:pPr>
+      <w:r>
+        <w:rPr>
+          <w:rFonts w:ascii="Times New Roman" w:hAnsi="Times New Roman" w:cs="Times New Roman"/>
+          <w:sz w:val="28"/>
+          <w:szCs w:val="28"/>
+        </w:rPr>
+        <w:t>Доменная целостность:</w:t>
+      </w:r>
+    </w:p>
+    <w:p>
+      <w:pPr>
+        <w:rPr>
+          <w:rFonts w:ascii="Times New Roman" w:hAnsi="Times New Roman" w:cs="Times New Roman"/>
+          <w:sz w:val="28"/>
+          <w:szCs w:val="28"/>
+        </w:rPr>
+      </w:pPr>
+      <w:r>
+        <w:rPr>
+          <w:rFonts w:ascii="Times New Roman" w:hAnsi="Times New Roman" w:cs="Times New Roman"/>
+          <w:sz w:val="28"/>
+          <w:szCs w:val="28"/>
+        </w:rPr>
+        <w:t xml:space="preserve">Количественные показатели (Количество, </w:t>
+      </w:r>
+      <w:proofErr w:type="spellStart"/>
+      <w:r>
+        <w:rPr>
+          <w:rFonts w:ascii="Times New Roman" w:hAnsi="Times New Roman" w:cs="Times New Roman"/>
+          <w:sz w:val="28"/>
+          <w:szCs w:val="28"/>
+        </w:rPr>
+        <w:t>Остаток_В_Ячейке</w:t>
+      </w:r>
+      <w:proofErr w:type="spellEnd"/>
+      <w:r>
+        <w:rPr>
+          <w:rFonts w:ascii="Times New Roman" w:hAnsi="Times New Roman" w:cs="Times New Roman"/>
+          <w:sz w:val="28"/>
+          <w:szCs w:val="28"/>
+        </w:rPr>
+        <w:t>) должны быть строго больше нуля (CHECK (</w:t>
       </w:r>
       <w:proofErr w:type="gramStart"/>
       <w:r>
@@ -853,7 +2879,7 @@
           <w:sz w:val="28"/>
           <w:szCs w:val="28"/>
         </w:rPr>
-        <w:t>В сущности</w:t>
+        <w:t>Количество &gt;</w:t>
       </w:r>
       <w:proofErr w:type="gramEnd"/>
       <w:r>
@@ -862,8 +2888,103 @@
           <w:sz w:val="28"/>
           <w:szCs w:val="28"/>
         </w:rPr>
-        <w:t xml:space="preserve"> «Номенклатура» фиксируются идентификатор, артикул, наименование, тип (сырье или готовая продукция), единица измерения и соответствие ГОСТ или ТУ. «Заказы покупателей» характеризуются идентификатором, номером договора, датой оформления, ссылками на контрагента и сотрудника, статусом и плановой датой отгрузки. Состав заказа в сущности «Позиции заказа» описывается идентификатором </w:t>
-      </w:r>
+        <w:t xml:space="preserve"> 0)). </w:t>
+      </w:r>
+    </w:p>
+    <w:p>
+      <w:pPr>
+        <w:rPr>
+          <w:rFonts w:ascii="Times New Roman" w:hAnsi="Times New Roman" w:cs="Times New Roman"/>
+          <w:sz w:val="28"/>
+          <w:szCs w:val="28"/>
+        </w:rPr>
+      </w:pPr>
+      <w:r>
+        <w:rPr>
+          <w:rFonts w:ascii="Times New Roman" w:hAnsi="Times New Roman" w:cs="Times New Roman"/>
+          <w:sz w:val="28"/>
+          <w:szCs w:val="28"/>
+        </w:rPr>
+        <w:t>Денежные суммы и цены не могут принимать отрицательные значения (CHECK (</w:t>
+      </w:r>
+      <w:proofErr w:type="gramStart"/>
+      <w:r>
+        <w:rPr>
+          <w:rFonts w:ascii="Times New Roman" w:hAnsi="Times New Roman" w:cs="Times New Roman"/>
+          <w:sz w:val="28"/>
+          <w:szCs w:val="28"/>
+        </w:rPr>
+        <w:t>Цена &gt;</w:t>
+      </w:r>
+      <w:proofErr w:type="gramEnd"/>
+      <w:r>
+        <w:rPr>
+          <w:rFonts w:ascii="Times New Roman" w:hAnsi="Times New Roman" w:cs="Times New Roman"/>
+          <w:sz w:val="28"/>
+          <w:szCs w:val="28"/>
+        </w:rPr>
+        <w:t xml:space="preserve">= 0)). </w:t>
+      </w:r>
+    </w:p>
+    <w:p>
+      <w:pPr>
+        <w:rPr>
+          <w:rFonts w:ascii="Times New Roman" w:hAnsi="Times New Roman" w:cs="Times New Roman"/>
+          <w:sz w:val="28"/>
+          <w:szCs w:val="28"/>
+        </w:rPr>
+      </w:pPr>
+      <w:r>
+        <w:rPr>
+          <w:rFonts w:ascii="Times New Roman" w:hAnsi="Times New Roman" w:cs="Times New Roman"/>
+          <w:sz w:val="28"/>
+          <w:szCs w:val="28"/>
+        </w:rPr>
+        <w:t>Сущностная целостность:</w:t>
+      </w:r>
+    </w:p>
+    <w:p>
+      <w:pPr>
+        <w:rPr>
+          <w:rFonts w:ascii="Times New Roman" w:hAnsi="Times New Roman" w:cs="Times New Roman"/>
+          <w:sz w:val="28"/>
+          <w:szCs w:val="28"/>
+        </w:rPr>
+      </w:pPr>
+      <w:r>
+        <w:rPr>
+          <w:rFonts w:ascii="Times New Roman" w:hAnsi="Times New Roman" w:cs="Times New Roman"/>
+          <w:sz w:val="28"/>
+          <w:szCs w:val="28"/>
+        </w:rPr>
+        <w:t xml:space="preserve">Каждая запись обязана иметь уникальный первичный ключ (PRIMARY KEY), значения которого не могут принимать NULL. </w:t>
+      </w:r>
+    </w:p>
+    <w:p>
+      <w:pPr>
+        <w:rPr>
+          <w:rFonts w:ascii="Times New Roman" w:hAnsi="Times New Roman" w:cs="Times New Roman"/>
+          <w:sz w:val="28"/>
+          <w:szCs w:val="28"/>
+        </w:rPr>
+      </w:pPr>
+      <w:r>
+        <w:rPr>
+          <w:rFonts w:ascii="Times New Roman" w:hAnsi="Times New Roman" w:cs="Times New Roman"/>
+          <w:sz w:val="28"/>
+          <w:szCs w:val="28"/>
+        </w:rPr>
+        <w:t>Ссылочная целостность:</w:t>
+      </w:r>
+    </w:p>
+    <w:p>
+      <w:pPr>
+        <w:rPr>
+          <w:rFonts w:ascii="Times New Roman" w:hAnsi="Times New Roman" w:cs="Times New Roman"/>
+          <w:sz w:val="28"/>
+          <w:szCs w:val="28"/>
+        </w:rPr>
+      </w:pPr>
       <w:r>
         <w:rPr>
           <w:rFonts w:ascii="Times New Roman" w:hAnsi="Times New Roman" w:cs="Times New Roman"/>
@@ -871,42 +2992,753 @@
           <w:szCs w:val="28"/>
         </w:rPr>
         <w:lastRenderedPageBreak/>
-        <w:t xml:space="preserve">позиции, ссылками на заказ и номенклатуру, количеством, ценой за единицу и итоговой суммой. «Производственные планы» включают идентификатор плана, ссылки на заказ, подразделение-исполнитель и номенклатуру, плановое и фактическое количество, даты начала и завершения, а также статус выполнения. «Складские запасы» фиксируют идентификатор запаса, ссылку на номенклатуру, количество на складе и ячейку хранения. Наконец, «Складские документы» содержат идентификатор документа, тип операции (приход или расход), дату, ссылку на номенклатуру, количество, ссылку на ответственного сотрудника и подразделение-получатель. </w:t>
-      </w:r>
-    </w:p>
-    <w:p>
-      <w:pPr>
-        <w:rPr>
-          <w:rFonts w:ascii="Times New Roman" w:hAnsi="Times New Roman" w:cs="Times New Roman"/>
-          <w:sz w:val="28"/>
-          <w:szCs w:val="28"/>
-        </w:rPr>
-      </w:pPr>
-      <w:r>
-        <w:rPr>
-          <w:rFonts w:ascii="Times New Roman" w:hAnsi="Times New Roman" w:cs="Times New Roman"/>
-          <w:sz w:val="28"/>
-          <w:szCs w:val="28"/>
-        </w:rPr>
-        <w:t xml:space="preserve">С целью обеспечения высочайшего уровня достоверности и надежности данных на этапе логического проектирования заданы ограничения целостности. Доменная целостность гарантирует корректность значений: количественные показатели (количественные данные в позициях заказа, производственных планах и на складе) строго ограничены условием превышения нуля, а денежные суммы и цены зафиксированы как неотрицательные величины. Сущностная целостность достигается назначением для каждой таблицы уникального первичного ключа (PRIMARY KEY) с запретом неопределенных значений (NOT NULL). Ссылочная целостность обеспечивает межтабличные связи с помощью внешних ключей (FOREIGN KEY), гарантируя, что любая позиция заказа, задание производственного плана или складская операция ссылаются на существующие записи справочников номенклатуры, контрагентов и персонала. Для предотвращения непреднамеренного удаления связанных данных применяется механизм каскадного контроля или строгого запрета удаления (ON DELETE RESTRICT). Дополнительные логические ограничения накладывают требования уникальности (UNIQUE) на поля ИНН, номеров договоров и артикулов, а также помечают ключевые информационные поля как обязательные к заполнению (NOT NULL). </w:t>
-      </w:r>
-    </w:p>
-    <w:p>
-      <w:pPr>
-        <w:rPr>
-          <w:rFonts w:ascii="Times New Roman" w:hAnsi="Times New Roman" w:cs="Times New Roman"/>
-          <w:sz w:val="28"/>
-          <w:szCs w:val="28"/>
-        </w:rPr>
-      </w:pPr>
-      <w:r>
-        <w:rPr>
-          <w:rFonts w:ascii="Times New Roman" w:hAnsi="Times New Roman" w:cs="Times New Roman"/>
-          <w:sz w:val="28"/>
-          <w:szCs w:val="28"/>
-        </w:rPr>
-        <w:t xml:space="preserve">Расстановка первичных ключей осуществлена во всех таблицах проектируемой схемы данных. Для таблиц «Контрагенты», «Сотрудники», </w:t>
-      </w:r>
+        <w:t xml:space="preserve">Каждая позиция заказа, строка складского документа или учетная запись пользователя должны ссылаться на реально существующие записи в родительских справочниках (FOREIGN KEY). </w:t>
+      </w:r>
+    </w:p>
+    <w:p>
+      <w:pPr>
+        <w:rPr>
+          <w:rFonts w:ascii="Times New Roman" w:hAnsi="Times New Roman" w:cs="Times New Roman"/>
+          <w:sz w:val="28"/>
+          <w:szCs w:val="28"/>
+        </w:rPr>
+      </w:pPr>
+      <w:r>
+        <w:rPr>
+          <w:rFonts w:ascii="Times New Roman" w:hAnsi="Times New Roman" w:cs="Times New Roman"/>
+          <w:sz w:val="28"/>
+          <w:szCs w:val="28"/>
+        </w:rPr>
+        <w:t xml:space="preserve">Удаление родительских записей ограничено (ON DELETE RESTRICT / ON DELETE SET NULL), чтобы предотвратить рассинхронизацию данных и потерю истории операций. </w:t>
+      </w:r>
+    </w:p>
+    <w:p>
+      <w:pPr>
+        <w:rPr>
+          <w:rFonts w:ascii="Times New Roman" w:hAnsi="Times New Roman" w:cs="Times New Roman"/>
+          <w:sz w:val="28"/>
+          <w:szCs w:val="28"/>
+        </w:rPr>
+      </w:pPr>
+      <w:r>
+        <w:rPr>
+          <w:rFonts w:ascii="Times New Roman" w:hAnsi="Times New Roman" w:cs="Times New Roman"/>
+          <w:sz w:val="28"/>
+          <w:szCs w:val="28"/>
+        </w:rPr>
+        <w:t>Логические ограничения:</w:t>
+      </w:r>
+    </w:p>
+    <w:p>
+      <w:pPr>
+        <w:rPr>
+          <w:rFonts w:ascii="Times New Roman" w:hAnsi="Times New Roman" w:cs="Times New Roman"/>
+          <w:sz w:val="28"/>
+          <w:szCs w:val="28"/>
+        </w:rPr>
+      </w:pPr>
+      <w:r>
+        <w:rPr>
+          <w:rFonts w:ascii="Times New Roman" w:hAnsi="Times New Roman" w:cs="Times New Roman"/>
+          <w:sz w:val="28"/>
+          <w:szCs w:val="28"/>
+        </w:rPr>
+        <w:t xml:space="preserve">Поля ИНН, Логин, </w:t>
+      </w:r>
+      <w:proofErr w:type="spellStart"/>
+      <w:r>
+        <w:rPr>
+          <w:rFonts w:ascii="Times New Roman" w:hAnsi="Times New Roman" w:cs="Times New Roman"/>
+          <w:sz w:val="28"/>
+          <w:szCs w:val="28"/>
+        </w:rPr>
+        <w:t>Email</w:t>
+      </w:r>
+      <w:proofErr w:type="spellEnd"/>
+      <w:r>
+        <w:rPr>
+          <w:rFonts w:ascii="Times New Roman" w:hAnsi="Times New Roman" w:cs="Times New Roman"/>
+          <w:sz w:val="28"/>
+          <w:szCs w:val="28"/>
+        </w:rPr>
+        <w:t xml:space="preserve">, </w:t>
+      </w:r>
+      <w:proofErr w:type="spellStart"/>
+      <w:r>
+        <w:rPr>
+          <w:rFonts w:ascii="Times New Roman" w:hAnsi="Times New Roman" w:cs="Times New Roman"/>
+          <w:sz w:val="28"/>
+          <w:szCs w:val="28"/>
+        </w:rPr>
+        <w:t>Номер_Договора</w:t>
+      </w:r>
+      <w:proofErr w:type="spellEnd"/>
+      <w:r>
+        <w:rPr>
+          <w:rFonts w:ascii="Times New Roman" w:hAnsi="Times New Roman" w:cs="Times New Roman"/>
+          <w:sz w:val="28"/>
+          <w:szCs w:val="28"/>
+        </w:rPr>
+        <w:t xml:space="preserve">, Артикул содержат строго уникальные значения (UNIQUE). </w:t>
+      </w:r>
+    </w:p>
+    <w:p>
+      <w:pPr>
+        <w:rPr>
+          <w:rFonts w:ascii="Times New Roman" w:hAnsi="Times New Roman" w:cs="Times New Roman"/>
+          <w:sz w:val="28"/>
+          <w:szCs w:val="28"/>
+        </w:rPr>
+      </w:pPr>
+      <w:r>
+        <w:rPr>
+          <w:rFonts w:ascii="Times New Roman" w:hAnsi="Times New Roman" w:cs="Times New Roman"/>
+          <w:sz w:val="28"/>
+          <w:szCs w:val="28"/>
+        </w:rPr>
+        <w:t>Комбинация (</w:t>
+      </w:r>
+      <w:proofErr w:type="spellStart"/>
+      <w:r>
+        <w:rPr>
+          <w:rFonts w:ascii="Times New Roman" w:hAnsi="Times New Roman" w:cs="Times New Roman"/>
+          <w:sz w:val="28"/>
+          <w:szCs w:val="28"/>
+        </w:rPr>
+        <w:t>ID_Ячейки</w:t>
+      </w:r>
+      <w:proofErr w:type="spellEnd"/>
+      <w:r>
+        <w:rPr>
+          <w:rFonts w:ascii="Times New Roman" w:hAnsi="Times New Roman" w:cs="Times New Roman"/>
+          <w:sz w:val="28"/>
+          <w:szCs w:val="28"/>
+        </w:rPr>
+        <w:t xml:space="preserve">, </w:t>
+      </w:r>
+      <w:proofErr w:type="spellStart"/>
+      <w:r>
+        <w:rPr>
+          <w:rFonts w:ascii="Times New Roman" w:hAnsi="Times New Roman" w:cs="Times New Roman"/>
+          <w:sz w:val="28"/>
+          <w:szCs w:val="28"/>
+        </w:rPr>
+        <w:t>ID_Номенклатуры</w:t>
+      </w:r>
+      <w:proofErr w:type="spellEnd"/>
+      <w:r>
+        <w:rPr>
+          <w:rFonts w:ascii="Times New Roman" w:hAnsi="Times New Roman" w:cs="Times New Roman"/>
+          <w:sz w:val="28"/>
+          <w:szCs w:val="28"/>
+        </w:rPr>
+        <w:t xml:space="preserve">) в таблице «Складские запасы» имеет ограничение уникальности (UNIQUE) для исключения дублирования строк учета одной позиции в рамках одной ячейки. </w:t>
+      </w:r>
+    </w:p>
+    <w:p>
+      <w:pPr>
+        <w:rPr>
+          <w:rFonts w:ascii="Times New Roman" w:hAnsi="Times New Roman" w:cs="Times New Roman"/>
+          <w:sz w:val="28"/>
+          <w:szCs w:val="28"/>
+        </w:rPr>
+      </w:pPr>
+      <w:r>
+        <w:rPr>
+          <w:rFonts w:ascii="Times New Roman" w:hAnsi="Times New Roman" w:cs="Times New Roman"/>
+          <w:sz w:val="28"/>
+          <w:szCs w:val="28"/>
+        </w:rPr>
+        <w:t>4. Расстановка первичных ключей</w:t>
+      </w:r>
+    </w:p>
+    <w:p>
+      <w:pPr>
+        <w:rPr>
+          <w:rFonts w:ascii="Times New Roman" w:hAnsi="Times New Roman" w:cs="Times New Roman"/>
+          <w:sz w:val="28"/>
+          <w:szCs w:val="28"/>
+        </w:rPr>
+      </w:pPr>
+      <w:r>
+        <w:rPr>
+          <w:rFonts w:ascii="Times New Roman" w:hAnsi="Times New Roman" w:cs="Times New Roman"/>
+          <w:sz w:val="28"/>
+          <w:szCs w:val="28"/>
+        </w:rPr>
+        <w:t xml:space="preserve">Каждая таблица проектируется с использованием уникальных суррогатных первичных ключей (PRIMARY KEY): </w:t>
+      </w:r>
+    </w:p>
+    <w:p>
+      <w:pPr>
+        <w:rPr>
+          <w:rFonts w:ascii="Times New Roman" w:hAnsi="Times New Roman" w:cs="Times New Roman"/>
+          <w:sz w:val="28"/>
+          <w:szCs w:val="28"/>
+        </w:rPr>
+      </w:pPr>
+      <w:r>
+        <w:rPr>
+          <w:rFonts w:ascii="Times New Roman" w:hAnsi="Times New Roman" w:cs="Times New Roman"/>
+          <w:sz w:val="28"/>
+          <w:szCs w:val="28"/>
+        </w:rPr>
+        <w:t xml:space="preserve">Таблица «Пользователи» </w:t>
+      </w:r>
+      <m:oMath>
+        <m:r>
+          <w:rPr>
+            <w:rFonts w:ascii="Cambria Math" w:hAnsi="Cambria Math" w:cs="Times New Roman"/>
+            <w:sz w:val="28"/>
+            <w:szCs w:val="28"/>
+          </w:rPr>
+          <m:t>→</m:t>
+        </m:r>
+      </m:oMath>
+      <w:r>
+        <w:rPr>
+          <w:rFonts w:ascii="Times New Roman" w:hAnsi="Times New Roman" w:cs="Times New Roman"/>
+          <w:sz w:val="28"/>
+          <w:szCs w:val="28"/>
+        </w:rPr>
+        <w:t xml:space="preserve"> ID_Пользователя (PK) </w:t>
+      </w:r>
+    </w:p>
+    <w:p>
+      <w:pPr>
+        <w:rPr>
+          <w:rFonts w:ascii="Times New Roman" w:hAnsi="Times New Roman" w:cs="Times New Roman"/>
+          <w:sz w:val="28"/>
+          <w:szCs w:val="28"/>
+        </w:rPr>
+      </w:pPr>
+      <w:r>
+        <w:rPr>
+          <w:rFonts w:ascii="Times New Roman" w:hAnsi="Times New Roman" w:cs="Times New Roman"/>
+          <w:sz w:val="28"/>
+          <w:szCs w:val="28"/>
+        </w:rPr>
+        <w:t xml:space="preserve">Таблица «Сотрудники» </w:t>
+      </w:r>
+      <m:oMath>
+        <m:r>
+          <w:rPr>
+            <w:rFonts w:ascii="Cambria Math" w:hAnsi="Cambria Math" w:cs="Times New Roman"/>
+            <w:sz w:val="28"/>
+            <w:szCs w:val="28"/>
+          </w:rPr>
+          <m:t>→</m:t>
+        </m:r>
+      </m:oMath>
+      <w:r>
+        <w:rPr>
+          <w:rFonts w:ascii="Times New Roman" w:hAnsi="Times New Roman" w:cs="Times New Roman"/>
+          <w:sz w:val="28"/>
+          <w:szCs w:val="28"/>
+        </w:rPr>
+        <w:t xml:space="preserve"> ID_Сотрудника (PK) </w:t>
+      </w:r>
+    </w:p>
+    <w:p>
+      <w:pPr>
+        <w:rPr>
+          <w:rFonts w:ascii="Times New Roman" w:hAnsi="Times New Roman" w:cs="Times New Roman"/>
+          <w:sz w:val="28"/>
+          <w:szCs w:val="28"/>
+        </w:rPr>
+      </w:pPr>
+      <w:r>
+        <w:rPr>
+          <w:rFonts w:ascii="Times New Roman" w:hAnsi="Times New Roman" w:cs="Times New Roman"/>
+          <w:sz w:val="28"/>
+          <w:szCs w:val="28"/>
+        </w:rPr>
+        <w:t xml:space="preserve">Таблица «Подразделения» </w:t>
+      </w:r>
+      <m:oMath>
+        <m:r>
+          <w:rPr>
+            <w:rFonts w:ascii="Cambria Math" w:hAnsi="Cambria Math" w:cs="Times New Roman"/>
+            <w:sz w:val="28"/>
+            <w:szCs w:val="28"/>
+          </w:rPr>
+          <m:t>→</m:t>
+        </m:r>
+      </m:oMath>
+      <w:r>
+        <w:rPr>
+          <w:rFonts w:ascii="Times New Roman" w:hAnsi="Times New Roman" w:cs="Times New Roman"/>
+          <w:sz w:val="28"/>
+          <w:szCs w:val="28"/>
+        </w:rPr>
+        <w:t xml:space="preserve"> ID_Подразделения (PK) </w:t>
+      </w:r>
+    </w:p>
+    <w:p>
+      <w:pPr>
+        <w:rPr>
+          <w:rFonts w:ascii="Times New Roman" w:hAnsi="Times New Roman" w:cs="Times New Roman"/>
+          <w:sz w:val="28"/>
+          <w:szCs w:val="28"/>
+        </w:rPr>
+      </w:pPr>
+      <w:r>
+        <w:rPr>
+          <w:rFonts w:ascii="Times New Roman" w:hAnsi="Times New Roman" w:cs="Times New Roman"/>
+          <w:sz w:val="28"/>
+          <w:szCs w:val="28"/>
+        </w:rPr>
+        <w:t xml:space="preserve">Таблица «Контрагенты» </w:t>
+      </w:r>
+      <m:oMath>
+        <m:r>
+          <w:rPr>
+            <w:rFonts w:ascii="Cambria Math" w:hAnsi="Cambria Math" w:cs="Times New Roman"/>
+            <w:sz w:val="28"/>
+            <w:szCs w:val="28"/>
+          </w:rPr>
+          <m:t>→</m:t>
+        </m:r>
+      </m:oMath>
+      <w:r>
+        <w:rPr>
+          <w:rFonts w:ascii="Times New Roman" w:hAnsi="Times New Roman" w:cs="Times New Roman"/>
+          <w:sz w:val="28"/>
+          <w:szCs w:val="28"/>
+        </w:rPr>
+        <w:t xml:space="preserve"> ID_Контрагента (PK) </w:t>
+      </w:r>
+    </w:p>
+    <w:p>
+      <w:pPr>
+        <w:rPr>
+          <w:rFonts w:ascii="Times New Roman" w:hAnsi="Times New Roman" w:cs="Times New Roman"/>
+          <w:sz w:val="28"/>
+          <w:szCs w:val="28"/>
+        </w:rPr>
+      </w:pPr>
+      <w:r>
+        <w:rPr>
+          <w:rFonts w:ascii="Times New Roman" w:hAnsi="Times New Roman" w:cs="Times New Roman"/>
+          <w:sz w:val="28"/>
+          <w:szCs w:val="28"/>
+        </w:rPr>
+        <w:t xml:space="preserve">Таблица «Номенклатура» </w:t>
+      </w:r>
+      <m:oMath>
+        <m:r>
+          <w:rPr>
+            <w:rFonts w:ascii="Cambria Math" w:hAnsi="Cambria Math" w:cs="Times New Roman"/>
+            <w:sz w:val="28"/>
+            <w:szCs w:val="28"/>
+          </w:rPr>
+          <m:t>→</m:t>
+        </m:r>
+      </m:oMath>
+      <w:r>
+        <w:rPr>
+          <w:rFonts w:ascii="Times New Roman" w:hAnsi="Times New Roman" w:cs="Times New Roman"/>
+          <w:sz w:val="28"/>
+          <w:szCs w:val="28"/>
+        </w:rPr>
+        <w:t xml:space="preserve"> ID_Номенклатуры (PK) </w:t>
+      </w:r>
+    </w:p>
+    <w:p>
+      <w:pPr>
+        <w:rPr>
+          <w:rFonts w:ascii="Times New Roman" w:hAnsi="Times New Roman" w:cs="Times New Roman"/>
+          <w:sz w:val="28"/>
+          <w:szCs w:val="28"/>
+        </w:rPr>
+      </w:pPr>
+      <w:r>
+        <w:rPr>
+          <w:rFonts w:ascii="Times New Roman" w:hAnsi="Times New Roman" w:cs="Times New Roman"/>
+          <w:sz w:val="28"/>
+          <w:szCs w:val="28"/>
+        </w:rPr>
+        <w:t>Таблица «</w:t>
+      </w:r>
+      <w:proofErr w:type="spellStart"/>
+      <w:r>
+        <w:rPr>
+          <w:rFonts w:ascii="Times New Roman" w:hAnsi="Times New Roman" w:cs="Times New Roman"/>
+          <w:sz w:val="28"/>
+          <w:szCs w:val="28"/>
+        </w:rPr>
+        <w:t>Заказы_Покупателей</w:t>
+      </w:r>
+      <w:proofErr w:type="spellEnd"/>
+      <w:r>
+        <w:rPr>
+          <w:rFonts w:ascii="Times New Roman" w:hAnsi="Times New Roman" w:cs="Times New Roman"/>
+          <w:sz w:val="28"/>
+          <w:szCs w:val="28"/>
+        </w:rPr>
+        <w:t xml:space="preserve">» </w:t>
+      </w:r>
+      <m:oMath>
+        <m:r>
+          <w:rPr>
+            <w:rFonts w:ascii="Cambria Math" w:hAnsi="Cambria Math" w:cs="Times New Roman"/>
+            <w:sz w:val="28"/>
+            <w:szCs w:val="28"/>
+          </w:rPr>
+          <m:t>→</m:t>
+        </m:r>
+      </m:oMath>
+      <w:r>
+        <w:rPr>
+          <w:rFonts w:ascii="Times New Roman" w:hAnsi="Times New Roman" w:cs="Times New Roman"/>
+          <w:sz w:val="28"/>
+          <w:szCs w:val="28"/>
+        </w:rPr>
+        <w:t xml:space="preserve"> ID_Заказа (PK) </w:t>
+      </w:r>
+    </w:p>
+    <w:p>
+      <w:pPr>
+        <w:rPr>
+          <w:rFonts w:ascii="Times New Roman" w:hAnsi="Times New Roman" w:cs="Times New Roman"/>
+          <w:sz w:val="28"/>
+          <w:szCs w:val="28"/>
+        </w:rPr>
+      </w:pPr>
+      <w:r>
+        <w:rPr>
+          <w:rFonts w:ascii="Times New Roman" w:hAnsi="Times New Roman" w:cs="Times New Roman"/>
+          <w:sz w:val="28"/>
+          <w:szCs w:val="28"/>
+        </w:rPr>
+        <w:t>Таблица «</w:t>
+      </w:r>
+      <w:proofErr w:type="spellStart"/>
+      <w:r>
+        <w:rPr>
+          <w:rFonts w:ascii="Times New Roman" w:hAnsi="Times New Roman" w:cs="Times New Roman"/>
+          <w:sz w:val="28"/>
+          <w:szCs w:val="28"/>
+        </w:rPr>
+        <w:t>Позиции_Заказа</w:t>
+      </w:r>
+      <w:proofErr w:type="spellEnd"/>
+      <w:r>
+        <w:rPr>
+          <w:rFonts w:ascii="Times New Roman" w:hAnsi="Times New Roman" w:cs="Times New Roman"/>
+          <w:sz w:val="28"/>
+          <w:szCs w:val="28"/>
+        </w:rPr>
+        <w:t xml:space="preserve">» </w:t>
+      </w:r>
+      <m:oMath>
+        <m:r>
+          <w:rPr>
+            <w:rFonts w:ascii="Cambria Math" w:hAnsi="Cambria Math" w:cs="Times New Roman"/>
+            <w:sz w:val="28"/>
+            <w:szCs w:val="28"/>
+          </w:rPr>
+          <m:t>→</m:t>
+        </m:r>
+      </m:oMath>
+      <w:r>
+        <w:rPr>
+          <w:rFonts w:ascii="Times New Roman" w:hAnsi="Times New Roman" w:cs="Times New Roman"/>
+          <w:sz w:val="28"/>
+          <w:szCs w:val="28"/>
+        </w:rPr>
+        <w:t xml:space="preserve"> ID_Позиции (PK) </w:t>
+      </w:r>
+    </w:p>
+    <w:p>
+      <w:pPr>
+        <w:rPr>
+          <w:rFonts w:ascii="Times New Roman" w:hAnsi="Times New Roman" w:cs="Times New Roman"/>
+          <w:sz w:val="28"/>
+          <w:szCs w:val="28"/>
+        </w:rPr>
+      </w:pPr>
+      <w:r>
+        <w:rPr>
+          <w:rFonts w:ascii="Times New Roman" w:hAnsi="Times New Roman" w:cs="Times New Roman"/>
+          <w:sz w:val="28"/>
+          <w:szCs w:val="28"/>
+        </w:rPr>
+        <w:t xml:space="preserve">Таблица «Склады» </w:t>
+      </w:r>
+      <m:oMath>
+        <m:r>
+          <w:rPr>
+            <w:rFonts w:ascii="Cambria Math" w:hAnsi="Cambria Math" w:cs="Times New Roman"/>
+            <w:sz w:val="28"/>
+            <w:szCs w:val="28"/>
+          </w:rPr>
+          <m:t>→</m:t>
+        </m:r>
+      </m:oMath>
+      <w:r>
+        <w:rPr>
+          <w:rFonts w:ascii="Times New Roman" w:hAnsi="Times New Roman" w:cs="Times New Roman"/>
+          <w:sz w:val="28"/>
+          <w:szCs w:val="28"/>
+        </w:rPr>
+        <w:t xml:space="preserve"> ID_Склада (PK) </w:t>
+      </w:r>
+    </w:p>
+    <w:p>
+      <w:pPr>
+        <w:rPr>
+          <w:rFonts w:ascii="Times New Roman" w:hAnsi="Times New Roman" w:cs="Times New Roman"/>
+          <w:sz w:val="28"/>
+          <w:szCs w:val="28"/>
+        </w:rPr>
+      </w:pPr>
+      <w:r>
+        <w:rPr>
+          <w:rFonts w:ascii="Times New Roman" w:hAnsi="Times New Roman" w:cs="Times New Roman"/>
+          <w:sz w:val="28"/>
+          <w:szCs w:val="28"/>
+        </w:rPr>
+        <w:t>Таблица «</w:t>
+      </w:r>
+      <w:proofErr w:type="spellStart"/>
+      <w:r>
+        <w:rPr>
+          <w:rFonts w:ascii="Times New Roman" w:hAnsi="Times New Roman" w:cs="Times New Roman"/>
+          <w:sz w:val="28"/>
+          <w:szCs w:val="28"/>
+        </w:rPr>
+        <w:t>Складские_Ячейки</w:t>
+      </w:r>
+      <w:proofErr w:type="spellEnd"/>
+      <w:r>
+        <w:rPr>
+          <w:rFonts w:ascii="Times New Roman" w:hAnsi="Times New Roman" w:cs="Times New Roman"/>
+          <w:sz w:val="28"/>
+          <w:szCs w:val="28"/>
+        </w:rPr>
+        <w:t xml:space="preserve">» </w:t>
+      </w:r>
+      <m:oMath>
+        <m:r>
+          <w:rPr>
+            <w:rFonts w:ascii="Cambria Math" w:hAnsi="Cambria Math" w:cs="Times New Roman"/>
+            <w:sz w:val="28"/>
+            <w:szCs w:val="28"/>
+          </w:rPr>
+          <m:t>→</m:t>
+        </m:r>
+      </m:oMath>
+      <w:r>
+        <w:rPr>
+          <w:rFonts w:ascii="Times New Roman" w:hAnsi="Times New Roman" w:cs="Times New Roman"/>
+          <w:sz w:val="28"/>
+          <w:szCs w:val="28"/>
+        </w:rPr>
+        <w:t xml:space="preserve"> ID_Ячейки (PK) </w:t>
+      </w:r>
+    </w:p>
+    <w:p>
+      <w:pPr>
+        <w:rPr>
+          <w:rFonts w:ascii="Times New Roman" w:hAnsi="Times New Roman" w:cs="Times New Roman"/>
+          <w:sz w:val="28"/>
+          <w:szCs w:val="28"/>
+        </w:rPr>
+      </w:pPr>
+      <w:r>
+        <w:rPr>
+          <w:rFonts w:ascii="Times New Roman" w:hAnsi="Times New Roman" w:cs="Times New Roman"/>
+          <w:sz w:val="28"/>
+          <w:szCs w:val="28"/>
+        </w:rPr>
+        <w:t>Таблица «</w:t>
+      </w:r>
+      <w:proofErr w:type="spellStart"/>
+      <w:r>
+        <w:rPr>
+          <w:rFonts w:ascii="Times New Roman" w:hAnsi="Times New Roman" w:cs="Times New Roman"/>
+          <w:sz w:val="28"/>
+          <w:szCs w:val="28"/>
+        </w:rPr>
+        <w:t>Складские_Запасы</w:t>
+      </w:r>
+      <w:proofErr w:type="spellEnd"/>
+      <w:r>
+        <w:rPr>
+          <w:rFonts w:ascii="Times New Roman" w:hAnsi="Times New Roman" w:cs="Times New Roman"/>
+          <w:sz w:val="28"/>
+          <w:szCs w:val="28"/>
+        </w:rPr>
+        <w:t xml:space="preserve">» </w:t>
+      </w:r>
+      <m:oMath>
+        <m:r>
+          <w:rPr>
+            <w:rFonts w:ascii="Cambria Math" w:hAnsi="Cambria Math" w:cs="Times New Roman"/>
+            <w:sz w:val="28"/>
+            <w:szCs w:val="28"/>
+          </w:rPr>
+          <m:t>→</m:t>
+        </m:r>
+      </m:oMath>
+      <w:r>
+        <w:rPr>
+          <w:rFonts w:ascii="Times New Roman" w:hAnsi="Times New Roman" w:cs="Times New Roman"/>
+          <w:sz w:val="28"/>
+          <w:szCs w:val="28"/>
+        </w:rPr>
+        <w:t xml:space="preserve"> ID_Запаса (PK) </w:t>
+      </w:r>
+    </w:p>
+    <w:p>
+      <w:pPr>
+        <w:rPr>
+          <w:rFonts w:ascii="Times New Roman" w:hAnsi="Times New Roman" w:cs="Times New Roman"/>
+          <w:sz w:val="28"/>
+          <w:szCs w:val="28"/>
+        </w:rPr>
+      </w:pPr>
+      <w:r>
+        <w:rPr>
+          <w:rFonts w:ascii="Times New Roman" w:hAnsi="Times New Roman" w:cs="Times New Roman"/>
+          <w:sz w:val="28"/>
+          <w:szCs w:val="28"/>
+        </w:rPr>
+        <w:t>Таблица «</w:t>
+      </w:r>
+      <w:proofErr w:type="spellStart"/>
+      <w:r>
+        <w:rPr>
+          <w:rFonts w:ascii="Times New Roman" w:hAnsi="Times New Roman" w:cs="Times New Roman"/>
+          <w:sz w:val="28"/>
+          <w:szCs w:val="28"/>
+        </w:rPr>
+        <w:t>Складские_Документы</w:t>
+      </w:r>
+      <w:proofErr w:type="spellEnd"/>
+      <w:r>
+        <w:rPr>
+          <w:rFonts w:ascii="Times New Roman" w:hAnsi="Times New Roman" w:cs="Times New Roman"/>
+          <w:sz w:val="28"/>
+          <w:szCs w:val="28"/>
+        </w:rPr>
+        <w:t xml:space="preserve">» </w:t>
+      </w:r>
+      <m:oMath>
+        <m:r>
+          <w:rPr>
+            <w:rFonts w:ascii="Cambria Math" w:hAnsi="Cambria Math" w:cs="Times New Roman"/>
+            <w:sz w:val="28"/>
+            <w:szCs w:val="28"/>
+          </w:rPr>
+          <m:t>→</m:t>
+        </m:r>
+      </m:oMath>
+      <w:r>
+        <w:rPr>
+          <w:rFonts w:ascii="Times New Roman" w:hAnsi="Times New Roman" w:cs="Times New Roman"/>
+          <w:sz w:val="28"/>
+          <w:szCs w:val="28"/>
+        </w:rPr>
+        <w:t xml:space="preserve"> ID_Документа (PK) </w:t>
+      </w:r>
+    </w:p>
+    <w:p>
+      <w:pPr>
+        <w:rPr>
+          <w:rFonts w:ascii="Times New Roman" w:hAnsi="Times New Roman" w:cs="Times New Roman"/>
+          <w:sz w:val="28"/>
+          <w:szCs w:val="28"/>
+        </w:rPr>
+      </w:pPr>
+      <w:r>
+        <w:rPr>
+          <w:rFonts w:ascii="Times New Roman" w:hAnsi="Times New Roman" w:cs="Times New Roman"/>
+          <w:sz w:val="28"/>
+          <w:szCs w:val="28"/>
+        </w:rPr>
+        <w:t>Таблица «</w:t>
+      </w:r>
+      <w:proofErr w:type="spellStart"/>
+      <w:r>
+        <w:rPr>
+          <w:rFonts w:ascii="Times New Roman" w:hAnsi="Times New Roman" w:cs="Times New Roman"/>
+          <w:sz w:val="28"/>
+          <w:szCs w:val="28"/>
+        </w:rPr>
+        <w:t>Строки_Складского_Документа</w:t>
+      </w:r>
+      <w:proofErr w:type="spellEnd"/>
+      <w:r>
+        <w:rPr>
+          <w:rFonts w:ascii="Times New Roman" w:hAnsi="Times New Roman" w:cs="Times New Roman"/>
+          <w:sz w:val="28"/>
+          <w:szCs w:val="28"/>
+        </w:rPr>
+        <w:t xml:space="preserve">» </w:t>
+      </w:r>
+      <m:oMath>
+        <m:r>
+          <w:rPr>
+            <w:rFonts w:ascii="Cambria Math" w:hAnsi="Cambria Math" w:cs="Times New Roman"/>
+            <w:sz w:val="28"/>
+            <w:szCs w:val="28"/>
+          </w:rPr>
+          <m:t>→</m:t>
+        </m:r>
+      </m:oMath>
+      <w:r>
+        <w:rPr>
+          <w:rFonts w:ascii="Times New Roman" w:hAnsi="Times New Roman" w:cs="Times New Roman"/>
+          <w:sz w:val="28"/>
+          <w:szCs w:val="28"/>
+        </w:rPr>
+        <w:t xml:space="preserve"> ID_Строки (PK) </w:t>
+      </w:r>
+    </w:p>
+    <w:p>
+      <w:pPr>
+        <w:rPr>
+          <w:rFonts w:ascii="Times New Roman" w:hAnsi="Times New Roman" w:cs="Times New Roman"/>
+          <w:sz w:val="28"/>
+          <w:szCs w:val="28"/>
+        </w:rPr>
+      </w:pPr>
+      <w:r>
+        <w:rPr>
+          <w:rFonts w:ascii="Times New Roman" w:hAnsi="Times New Roman" w:cs="Times New Roman"/>
+          <w:sz w:val="28"/>
+          <w:szCs w:val="28"/>
+        </w:rPr>
+        <w:t>5. Связи между сущностями</w:t>
+      </w:r>
+    </w:p>
+    <w:p>
+      <w:pPr>
+        <w:rPr>
+          <w:rFonts w:ascii="Times New Roman" w:hAnsi="Times New Roman" w:cs="Times New Roman"/>
+          <w:sz w:val="28"/>
+          <w:szCs w:val="28"/>
+        </w:rPr>
+      </w:pPr>
+      <w:r>
+        <w:rPr>
+          <w:rFonts w:ascii="Times New Roman" w:hAnsi="Times New Roman" w:cs="Times New Roman"/>
+          <w:sz w:val="28"/>
+          <w:szCs w:val="28"/>
+        </w:rPr>
+        <w:t xml:space="preserve">Между сущностями устанавливаются реляционные связи согласно логике бизнес-процессов предприятия: </w:t>
+      </w:r>
+    </w:p>
+    <w:p>
+      <w:pPr>
+        <w:rPr>
+          <w:rFonts w:ascii="Times New Roman" w:hAnsi="Times New Roman" w:cs="Times New Roman"/>
+          <w:sz w:val="28"/>
+          <w:szCs w:val="28"/>
+        </w:rPr>
+      </w:pPr>
       <w:r>
         <w:rPr>
           <w:rFonts w:ascii="Times New Roman" w:hAnsi="Times New Roman" w:cs="Times New Roman"/>
@@ -914,7 +3746,837 @@
           <w:szCs w:val="28"/>
         </w:rPr>
         <w:lastRenderedPageBreak/>
-        <w:t>«Подразделения», «Номенклатура», «</w:t>
+        <w:t xml:space="preserve">«Сотрудники» </w:t>
+      </w:r>
+      <w:r>
+        <w:rPr>
+          <w:rFonts w:ascii="Times New Roman" w:hAnsi="Times New Roman" w:cs="Times New Roman"/>
+          <w:sz w:val="28"/>
+          <w:szCs w:val="28"/>
+        </w:rPr>
+        <w:t>–</w:t>
+      </w:r>
+      <w:r>
+        <w:rPr>
+          <w:rFonts w:ascii="Times New Roman" w:hAnsi="Times New Roman" w:cs="Times New Roman"/>
+          <w:sz w:val="28"/>
+          <w:szCs w:val="28"/>
+        </w:rPr>
+        <w:t xml:space="preserve"> «Пользователи»: Связь 1:1 (учетная запись создается для конкретного сотрудника). </w:t>
+      </w:r>
+    </w:p>
+    <w:p>
+      <w:pPr>
+        <w:rPr>
+          <w:rFonts w:ascii="Times New Roman" w:hAnsi="Times New Roman" w:cs="Times New Roman"/>
+          <w:sz w:val="28"/>
+          <w:szCs w:val="28"/>
+        </w:rPr>
+      </w:pPr>
+      <w:r>
+        <w:rPr>
+          <w:rFonts w:ascii="Times New Roman" w:hAnsi="Times New Roman" w:cs="Times New Roman"/>
+          <w:sz w:val="28"/>
+          <w:szCs w:val="28"/>
+        </w:rPr>
+        <w:t xml:space="preserve">«Подразделения» </w:t>
+      </w:r>
+      <w:r>
+        <w:rPr>
+          <w:rFonts w:ascii="Times New Roman" w:hAnsi="Times New Roman" w:cs="Times New Roman"/>
+          <w:sz w:val="28"/>
+          <w:szCs w:val="28"/>
+        </w:rPr>
+        <w:t>–</w:t>
+      </w:r>
+      <w:r>
+        <w:rPr>
+          <w:rFonts w:ascii="Times New Roman" w:hAnsi="Times New Roman" w:cs="Times New Roman"/>
+          <w:sz w:val="28"/>
+          <w:szCs w:val="28"/>
+        </w:rPr>
+        <w:t xml:space="preserve"> «Сотрудники»: Связь </w:t>
+      </w:r>
+      <w:proofErr w:type="gramStart"/>
+      <w:r>
+        <w:rPr>
+          <w:rFonts w:ascii="Times New Roman" w:hAnsi="Times New Roman" w:cs="Times New Roman"/>
+          <w:sz w:val="28"/>
+          <w:szCs w:val="28"/>
+        </w:rPr>
+        <w:t>1:N</w:t>
+      </w:r>
+      <w:proofErr w:type="gramEnd"/>
+      <w:r>
+        <w:rPr>
+          <w:rFonts w:ascii="Times New Roman" w:hAnsi="Times New Roman" w:cs="Times New Roman"/>
+          <w:sz w:val="28"/>
+          <w:szCs w:val="28"/>
+        </w:rPr>
+        <w:t xml:space="preserve"> (в одном подразделении работает множество сотрудников). </w:t>
+      </w:r>
+    </w:p>
+    <w:p>
+      <w:pPr>
+        <w:rPr>
+          <w:rFonts w:ascii="Times New Roman" w:hAnsi="Times New Roman" w:cs="Times New Roman"/>
+          <w:sz w:val="28"/>
+          <w:szCs w:val="28"/>
+        </w:rPr>
+      </w:pPr>
+      <w:r>
+        <w:rPr>
+          <w:rFonts w:ascii="Times New Roman" w:hAnsi="Times New Roman" w:cs="Times New Roman"/>
+          <w:sz w:val="28"/>
+          <w:szCs w:val="28"/>
+        </w:rPr>
+        <w:t xml:space="preserve">«Подразделения» </w:t>
+      </w:r>
+      <w:r>
+        <w:rPr>
+          <w:rFonts w:ascii="Times New Roman" w:hAnsi="Times New Roman" w:cs="Times New Roman"/>
+          <w:sz w:val="28"/>
+          <w:szCs w:val="28"/>
+        </w:rPr>
+        <w:t>–</w:t>
+      </w:r>
+      <w:r>
+        <w:rPr>
+          <w:rFonts w:ascii="Times New Roman" w:hAnsi="Times New Roman" w:cs="Times New Roman"/>
+          <w:sz w:val="28"/>
+          <w:szCs w:val="28"/>
+        </w:rPr>
+        <w:t xml:space="preserve"> «Склады»: Связь </w:t>
+      </w:r>
+      <w:proofErr w:type="gramStart"/>
+      <w:r>
+        <w:rPr>
+          <w:rFonts w:ascii="Times New Roman" w:hAnsi="Times New Roman" w:cs="Times New Roman"/>
+          <w:sz w:val="28"/>
+          <w:szCs w:val="28"/>
+        </w:rPr>
+        <w:t>1:N</w:t>
+      </w:r>
+      <w:proofErr w:type="gramEnd"/>
+      <w:r>
+        <w:rPr>
+          <w:rFonts w:ascii="Times New Roman" w:hAnsi="Times New Roman" w:cs="Times New Roman"/>
+          <w:sz w:val="28"/>
+          <w:szCs w:val="28"/>
+        </w:rPr>
+        <w:t xml:space="preserve"> (подразделение может отвечать за работу нескольких складов). </w:t>
+      </w:r>
+    </w:p>
+    <w:p>
+      <w:pPr>
+        <w:rPr>
+          <w:rFonts w:ascii="Times New Roman" w:hAnsi="Times New Roman" w:cs="Times New Roman"/>
+          <w:sz w:val="28"/>
+          <w:szCs w:val="28"/>
+        </w:rPr>
+      </w:pPr>
+      <w:r>
+        <w:rPr>
+          <w:rFonts w:ascii="Times New Roman" w:hAnsi="Times New Roman" w:cs="Times New Roman"/>
+          <w:sz w:val="28"/>
+          <w:szCs w:val="28"/>
+        </w:rPr>
+        <w:t xml:space="preserve">«Склады» </w:t>
+      </w:r>
+      <w:r>
+        <w:rPr>
+          <w:rFonts w:ascii="Times New Roman" w:hAnsi="Times New Roman" w:cs="Times New Roman"/>
+          <w:sz w:val="28"/>
+          <w:szCs w:val="28"/>
+        </w:rPr>
+        <w:t>–</w:t>
+      </w:r>
+      <w:r>
+        <w:rPr>
+          <w:rFonts w:ascii="Times New Roman" w:hAnsi="Times New Roman" w:cs="Times New Roman"/>
+          <w:sz w:val="28"/>
+          <w:szCs w:val="28"/>
+        </w:rPr>
+        <w:t xml:space="preserve"> «Складские ячейки»: Связь </w:t>
+      </w:r>
+      <w:proofErr w:type="gramStart"/>
+      <w:r>
+        <w:rPr>
+          <w:rFonts w:ascii="Times New Roman" w:hAnsi="Times New Roman" w:cs="Times New Roman"/>
+          <w:sz w:val="28"/>
+          <w:szCs w:val="28"/>
+        </w:rPr>
+        <w:t>1:N</w:t>
+      </w:r>
+      <w:proofErr w:type="gramEnd"/>
+      <w:r>
+        <w:rPr>
+          <w:rFonts w:ascii="Times New Roman" w:hAnsi="Times New Roman" w:cs="Times New Roman"/>
+          <w:sz w:val="28"/>
+          <w:szCs w:val="28"/>
+        </w:rPr>
+        <w:t xml:space="preserve"> (склад логически разбивается на множество ячеек адресного хранения). </w:t>
+      </w:r>
+    </w:p>
+    <w:p>
+      <w:pPr>
+        <w:rPr>
+          <w:rFonts w:ascii="Times New Roman" w:hAnsi="Times New Roman" w:cs="Times New Roman"/>
+          <w:sz w:val="28"/>
+          <w:szCs w:val="28"/>
+        </w:rPr>
+      </w:pPr>
+      <w:r>
+        <w:rPr>
+          <w:rFonts w:ascii="Times New Roman" w:hAnsi="Times New Roman" w:cs="Times New Roman"/>
+          <w:sz w:val="28"/>
+          <w:szCs w:val="28"/>
+        </w:rPr>
+        <w:t xml:space="preserve">«Складские ячейки» </w:t>
+      </w:r>
+      <w:r>
+        <w:rPr>
+          <w:rFonts w:ascii="Times New Roman" w:hAnsi="Times New Roman" w:cs="Times New Roman"/>
+          <w:sz w:val="28"/>
+          <w:szCs w:val="28"/>
+        </w:rPr>
+        <w:t>–</w:t>
+      </w:r>
+      <w:r>
+        <w:rPr>
+          <w:rFonts w:ascii="Times New Roman" w:hAnsi="Times New Roman" w:cs="Times New Roman"/>
+          <w:sz w:val="28"/>
+          <w:szCs w:val="28"/>
+        </w:rPr>
+        <w:t xml:space="preserve"> «Складские запасы»: Связь </w:t>
+      </w:r>
+      <w:proofErr w:type="gramStart"/>
+      <w:r>
+        <w:rPr>
+          <w:rFonts w:ascii="Times New Roman" w:hAnsi="Times New Roman" w:cs="Times New Roman"/>
+          <w:sz w:val="28"/>
+          <w:szCs w:val="28"/>
+        </w:rPr>
+        <w:t>1:N</w:t>
+      </w:r>
+      <w:proofErr w:type="gramEnd"/>
+      <w:r>
+        <w:rPr>
+          <w:rFonts w:ascii="Times New Roman" w:hAnsi="Times New Roman" w:cs="Times New Roman"/>
+          <w:sz w:val="28"/>
+          <w:szCs w:val="28"/>
+        </w:rPr>
+        <w:t xml:space="preserve"> (в одной ячейке могут храниться разные номенклатурные позиции). </w:t>
+      </w:r>
+    </w:p>
+    <w:p>
+      <w:pPr>
+        <w:rPr>
+          <w:rFonts w:ascii="Times New Roman" w:hAnsi="Times New Roman" w:cs="Times New Roman"/>
+          <w:sz w:val="28"/>
+          <w:szCs w:val="28"/>
+        </w:rPr>
+      </w:pPr>
+      <w:r>
+        <w:rPr>
+          <w:rFonts w:ascii="Times New Roman" w:hAnsi="Times New Roman" w:cs="Times New Roman"/>
+          <w:sz w:val="28"/>
+          <w:szCs w:val="28"/>
+        </w:rPr>
+        <w:t xml:space="preserve">«Номенклатура» </w:t>
+      </w:r>
+      <w:r>
+        <w:rPr>
+          <w:rFonts w:ascii="Times New Roman" w:hAnsi="Times New Roman" w:cs="Times New Roman"/>
+          <w:sz w:val="28"/>
+          <w:szCs w:val="28"/>
+        </w:rPr>
+        <w:t>–</w:t>
+      </w:r>
+      <w:r>
+        <w:rPr>
+          <w:rFonts w:ascii="Times New Roman" w:hAnsi="Times New Roman" w:cs="Times New Roman"/>
+          <w:sz w:val="28"/>
+          <w:szCs w:val="28"/>
+        </w:rPr>
+        <w:t xml:space="preserve"> «Складские запасы»: Связь </w:t>
+      </w:r>
+      <w:proofErr w:type="gramStart"/>
+      <w:r>
+        <w:rPr>
+          <w:rFonts w:ascii="Times New Roman" w:hAnsi="Times New Roman" w:cs="Times New Roman"/>
+          <w:sz w:val="28"/>
+          <w:szCs w:val="28"/>
+        </w:rPr>
+        <w:t>1:N</w:t>
+      </w:r>
+      <w:proofErr w:type="gramEnd"/>
+      <w:r>
+        <w:rPr>
+          <w:rFonts w:ascii="Times New Roman" w:hAnsi="Times New Roman" w:cs="Times New Roman"/>
+          <w:sz w:val="28"/>
+          <w:szCs w:val="28"/>
+        </w:rPr>
+        <w:t xml:space="preserve"> (одна позиция номенклатуры может размещаться в различных ячейках). </w:t>
+      </w:r>
+    </w:p>
+    <w:p>
+      <w:pPr>
+        <w:rPr>
+          <w:rFonts w:ascii="Times New Roman" w:hAnsi="Times New Roman" w:cs="Times New Roman"/>
+          <w:sz w:val="28"/>
+          <w:szCs w:val="28"/>
+        </w:rPr>
+      </w:pPr>
+      <w:r>
+        <w:rPr>
+          <w:rFonts w:ascii="Times New Roman" w:hAnsi="Times New Roman" w:cs="Times New Roman"/>
+          <w:sz w:val="28"/>
+          <w:szCs w:val="28"/>
+        </w:rPr>
+        <w:t xml:space="preserve">«Контрагенты» </w:t>
+      </w:r>
+      <w:r>
+        <w:rPr>
+          <w:rFonts w:ascii="Times New Roman" w:hAnsi="Times New Roman" w:cs="Times New Roman"/>
+          <w:sz w:val="28"/>
+          <w:szCs w:val="28"/>
+        </w:rPr>
+        <w:t>–</w:t>
+      </w:r>
+      <w:r>
+        <w:rPr>
+          <w:rFonts w:ascii="Times New Roman" w:hAnsi="Times New Roman" w:cs="Times New Roman"/>
+          <w:sz w:val="28"/>
+          <w:szCs w:val="28"/>
+        </w:rPr>
+        <w:t xml:space="preserve"> «Заказы покупателей»: Связь </w:t>
+      </w:r>
+      <w:proofErr w:type="gramStart"/>
+      <w:r>
+        <w:rPr>
+          <w:rFonts w:ascii="Times New Roman" w:hAnsi="Times New Roman" w:cs="Times New Roman"/>
+          <w:sz w:val="28"/>
+          <w:szCs w:val="28"/>
+        </w:rPr>
+        <w:t>1:N</w:t>
+      </w:r>
+      <w:proofErr w:type="gramEnd"/>
+      <w:r>
+        <w:rPr>
+          <w:rFonts w:ascii="Times New Roman" w:hAnsi="Times New Roman" w:cs="Times New Roman"/>
+          <w:sz w:val="28"/>
+          <w:szCs w:val="28"/>
+        </w:rPr>
+        <w:t xml:space="preserve"> (один контрагент может оформить несколько заказов). </w:t>
+      </w:r>
+    </w:p>
+    <w:p>
+      <w:pPr>
+        <w:rPr>
+          <w:rFonts w:ascii="Times New Roman" w:hAnsi="Times New Roman" w:cs="Times New Roman"/>
+          <w:sz w:val="28"/>
+          <w:szCs w:val="28"/>
+        </w:rPr>
+      </w:pPr>
+      <w:r>
+        <w:rPr>
+          <w:rFonts w:ascii="Times New Roman" w:hAnsi="Times New Roman" w:cs="Times New Roman"/>
+          <w:sz w:val="28"/>
+          <w:szCs w:val="28"/>
+        </w:rPr>
+        <w:t xml:space="preserve">«Сотрудники» </w:t>
+      </w:r>
+      <w:r>
+        <w:rPr>
+          <w:rFonts w:ascii="Times New Roman" w:hAnsi="Times New Roman" w:cs="Times New Roman"/>
+          <w:sz w:val="28"/>
+          <w:szCs w:val="28"/>
+        </w:rPr>
+        <w:t>–</w:t>
+      </w:r>
+      <w:r>
+        <w:rPr>
+          <w:rFonts w:ascii="Times New Roman" w:hAnsi="Times New Roman" w:cs="Times New Roman"/>
+          <w:sz w:val="28"/>
+          <w:szCs w:val="28"/>
+        </w:rPr>
+        <w:t xml:space="preserve"> «Заказы покупателей»: Связь </w:t>
+      </w:r>
+      <w:proofErr w:type="gramStart"/>
+      <w:r>
+        <w:rPr>
+          <w:rFonts w:ascii="Times New Roman" w:hAnsi="Times New Roman" w:cs="Times New Roman"/>
+          <w:sz w:val="28"/>
+          <w:szCs w:val="28"/>
+        </w:rPr>
+        <w:t>1:N</w:t>
+      </w:r>
+      <w:proofErr w:type="gramEnd"/>
+      <w:r>
+        <w:rPr>
+          <w:rFonts w:ascii="Times New Roman" w:hAnsi="Times New Roman" w:cs="Times New Roman"/>
+          <w:sz w:val="28"/>
+          <w:szCs w:val="28"/>
+        </w:rPr>
+        <w:t xml:space="preserve"> (один менеджер отдела сбыта ведет несколько заказов). </w:t>
+      </w:r>
+    </w:p>
+    <w:p>
+      <w:pPr>
+        <w:rPr>
+          <w:rFonts w:ascii="Times New Roman" w:hAnsi="Times New Roman" w:cs="Times New Roman"/>
+          <w:sz w:val="28"/>
+          <w:szCs w:val="28"/>
+        </w:rPr>
+      </w:pPr>
+      <w:r>
+        <w:rPr>
+          <w:rFonts w:ascii="Times New Roman" w:hAnsi="Times New Roman" w:cs="Times New Roman"/>
+          <w:sz w:val="28"/>
+          <w:szCs w:val="28"/>
+        </w:rPr>
+        <w:t xml:space="preserve">«Заказы покупателей» </w:t>
+      </w:r>
+      <w:r>
+        <w:rPr>
+          <w:rFonts w:ascii="Times New Roman" w:hAnsi="Times New Roman" w:cs="Times New Roman"/>
+          <w:sz w:val="28"/>
+          <w:szCs w:val="28"/>
+        </w:rPr>
+        <w:t>–</w:t>
+      </w:r>
+      <w:r>
+        <w:rPr>
+          <w:rFonts w:ascii="Times New Roman" w:hAnsi="Times New Roman" w:cs="Times New Roman"/>
+          <w:sz w:val="28"/>
+          <w:szCs w:val="28"/>
+        </w:rPr>
+        <w:t xml:space="preserve"> «Позиции заказа»: Связь </w:t>
+      </w:r>
+      <w:proofErr w:type="gramStart"/>
+      <w:r>
+        <w:rPr>
+          <w:rFonts w:ascii="Times New Roman" w:hAnsi="Times New Roman" w:cs="Times New Roman"/>
+          <w:sz w:val="28"/>
+          <w:szCs w:val="28"/>
+        </w:rPr>
+        <w:t>1:N</w:t>
+      </w:r>
+      <w:proofErr w:type="gramEnd"/>
+      <w:r>
+        <w:rPr>
+          <w:rFonts w:ascii="Times New Roman" w:hAnsi="Times New Roman" w:cs="Times New Roman"/>
+          <w:sz w:val="28"/>
+          <w:szCs w:val="28"/>
+        </w:rPr>
+        <w:t xml:space="preserve"> (один заказ содержит одну или несколько позиций). </w:t>
+      </w:r>
+    </w:p>
+    <w:p>
+      <w:pPr>
+        <w:rPr>
+          <w:rFonts w:ascii="Times New Roman" w:hAnsi="Times New Roman" w:cs="Times New Roman"/>
+          <w:sz w:val="28"/>
+          <w:szCs w:val="28"/>
+        </w:rPr>
+      </w:pPr>
+      <w:r>
+        <w:rPr>
+          <w:rFonts w:ascii="Times New Roman" w:hAnsi="Times New Roman" w:cs="Times New Roman"/>
+          <w:sz w:val="28"/>
+          <w:szCs w:val="28"/>
+        </w:rPr>
+        <w:t xml:space="preserve">«Номенклатура» </w:t>
+      </w:r>
+      <w:r>
+        <w:rPr>
+          <w:rFonts w:ascii="Times New Roman" w:hAnsi="Times New Roman" w:cs="Times New Roman"/>
+          <w:sz w:val="28"/>
+          <w:szCs w:val="28"/>
+        </w:rPr>
+        <w:t>–</w:t>
+      </w:r>
+      <w:r>
+        <w:rPr>
+          <w:rFonts w:ascii="Times New Roman" w:hAnsi="Times New Roman" w:cs="Times New Roman"/>
+          <w:sz w:val="28"/>
+          <w:szCs w:val="28"/>
+        </w:rPr>
+        <w:t xml:space="preserve"> «Позиции заказа»: Связь </w:t>
+      </w:r>
+      <w:proofErr w:type="gramStart"/>
+      <w:r>
+        <w:rPr>
+          <w:rFonts w:ascii="Times New Roman" w:hAnsi="Times New Roman" w:cs="Times New Roman"/>
+          <w:sz w:val="28"/>
+          <w:szCs w:val="28"/>
+        </w:rPr>
+        <w:t>1:N</w:t>
+      </w:r>
+      <w:proofErr w:type="gramEnd"/>
+      <w:r>
+        <w:rPr>
+          <w:rFonts w:ascii="Times New Roman" w:hAnsi="Times New Roman" w:cs="Times New Roman"/>
+          <w:sz w:val="28"/>
+          <w:szCs w:val="28"/>
+        </w:rPr>
+        <w:t xml:space="preserve"> (одна позиция номенклатуры может фигурировать в разных заказах). </w:t>
+      </w:r>
+    </w:p>
+    <w:p>
+      <w:pPr>
+        <w:rPr>
+          <w:rFonts w:ascii="Times New Roman" w:hAnsi="Times New Roman" w:cs="Times New Roman"/>
+          <w:sz w:val="28"/>
+          <w:szCs w:val="28"/>
+        </w:rPr>
+      </w:pPr>
+      <w:r>
+        <w:rPr>
+          <w:rFonts w:ascii="Times New Roman" w:hAnsi="Times New Roman" w:cs="Times New Roman"/>
+          <w:sz w:val="28"/>
+          <w:szCs w:val="28"/>
+        </w:rPr>
+        <w:t xml:space="preserve">«Пользователи» </w:t>
+      </w:r>
+      <w:r>
+        <w:rPr>
+          <w:rFonts w:ascii="Times New Roman" w:hAnsi="Times New Roman" w:cs="Times New Roman"/>
+          <w:sz w:val="28"/>
+          <w:szCs w:val="28"/>
+        </w:rPr>
+        <w:t>–</w:t>
+      </w:r>
+      <w:r>
+        <w:rPr>
+          <w:rFonts w:ascii="Times New Roman" w:hAnsi="Times New Roman" w:cs="Times New Roman"/>
+          <w:sz w:val="28"/>
+          <w:szCs w:val="28"/>
+        </w:rPr>
+        <w:t xml:space="preserve"> «Складские документы»: Связь </w:t>
+      </w:r>
+      <w:proofErr w:type="gramStart"/>
+      <w:r>
+        <w:rPr>
+          <w:rFonts w:ascii="Times New Roman" w:hAnsi="Times New Roman" w:cs="Times New Roman"/>
+          <w:sz w:val="28"/>
+          <w:szCs w:val="28"/>
+        </w:rPr>
+        <w:t>1:N</w:t>
+      </w:r>
+      <w:proofErr w:type="gramEnd"/>
+      <w:r>
+        <w:rPr>
+          <w:rFonts w:ascii="Times New Roman" w:hAnsi="Times New Roman" w:cs="Times New Roman"/>
+          <w:sz w:val="28"/>
+          <w:szCs w:val="28"/>
+        </w:rPr>
+        <w:t xml:space="preserve"> (пользователь формирует и проводит складские документы). </w:t>
+      </w:r>
+    </w:p>
+    <w:p>
+      <w:pPr>
+        <w:rPr>
+          <w:rFonts w:ascii="Times New Roman" w:hAnsi="Times New Roman" w:cs="Times New Roman"/>
+          <w:sz w:val="28"/>
+          <w:szCs w:val="28"/>
+        </w:rPr>
+      </w:pPr>
+      <w:r>
+        <w:rPr>
+          <w:rFonts w:ascii="Times New Roman" w:hAnsi="Times New Roman" w:cs="Times New Roman"/>
+          <w:sz w:val="28"/>
+          <w:szCs w:val="28"/>
+        </w:rPr>
+        <w:t xml:space="preserve">«Контрагенты» </w:t>
+      </w:r>
+      <w:r>
+        <w:rPr>
+          <w:rFonts w:ascii="Times New Roman" w:hAnsi="Times New Roman" w:cs="Times New Roman"/>
+          <w:sz w:val="28"/>
+          <w:szCs w:val="28"/>
+        </w:rPr>
+        <w:t>–</w:t>
+      </w:r>
+      <w:r>
+        <w:rPr>
+          <w:rFonts w:ascii="Times New Roman" w:hAnsi="Times New Roman" w:cs="Times New Roman"/>
+          <w:sz w:val="28"/>
+          <w:szCs w:val="28"/>
+        </w:rPr>
+        <w:t xml:space="preserve"> «Складские документы»: Связь </w:t>
+      </w:r>
+      <w:proofErr w:type="gramStart"/>
+      <w:r>
+        <w:rPr>
+          <w:rFonts w:ascii="Times New Roman" w:hAnsi="Times New Roman" w:cs="Times New Roman"/>
+          <w:sz w:val="28"/>
+          <w:szCs w:val="28"/>
+        </w:rPr>
+        <w:t>1:N</w:t>
+      </w:r>
+      <w:proofErr w:type="gramEnd"/>
+      <w:r>
+        <w:rPr>
+          <w:rFonts w:ascii="Times New Roman" w:hAnsi="Times New Roman" w:cs="Times New Roman"/>
+          <w:sz w:val="28"/>
+          <w:szCs w:val="28"/>
+        </w:rPr>
+        <w:t xml:space="preserve"> (контрагент выступает получателем или поставщиком в документе). </w:t>
+      </w:r>
+    </w:p>
+    <w:p>
+      <w:pPr>
+        <w:rPr>
+          <w:rFonts w:ascii="Times New Roman" w:hAnsi="Times New Roman" w:cs="Times New Roman"/>
+          <w:sz w:val="28"/>
+          <w:szCs w:val="28"/>
+        </w:rPr>
+      </w:pPr>
+      <w:r>
+        <w:rPr>
+          <w:rFonts w:ascii="Times New Roman" w:hAnsi="Times New Roman" w:cs="Times New Roman"/>
+          <w:sz w:val="28"/>
+          <w:szCs w:val="28"/>
+        </w:rPr>
+        <w:t xml:space="preserve">«Складские документы» </w:t>
+      </w:r>
+      <w:r>
+        <w:rPr>
+          <w:rFonts w:ascii="Times New Roman" w:hAnsi="Times New Roman" w:cs="Times New Roman"/>
+          <w:sz w:val="28"/>
+          <w:szCs w:val="28"/>
+        </w:rPr>
+        <w:t>–</w:t>
+      </w:r>
+      <w:r>
+        <w:rPr>
+          <w:rFonts w:ascii="Times New Roman" w:hAnsi="Times New Roman" w:cs="Times New Roman"/>
+          <w:sz w:val="28"/>
+          <w:szCs w:val="28"/>
+        </w:rPr>
+        <w:t xml:space="preserve"> «Строки складского документа»: Связь </w:t>
+      </w:r>
+      <w:proofErr w:type="gramStart"/>
+      <w:r>
+        <w:rPr>
+          <w:rFonts w:ascii="Times New Roman" w:hAnsi="Times New Roman" w:cs="Times New Roman"/>
+          <w:sz w:val="28"/>
+          <w:szCs w:val="28"/>
+        </w:rPr>
+        <w:t>1:N</w:t>
+      </w:r>
+      <w:proofErr w:type="gramEnd"/>
+      <w:r>
+        <w:rPr>
+          <w:rFonts w:ascii="Times New Roman" w:hAnsi="Times New Roman" w:cs="Times New Roman"/>
+          <w:sz w:val="28"/>
+          <w:szCs w:val="28"/>
+        </w:rPr>
+        <w:t xml:space="preserve"> (одна шапка документа объединяет множество товарных строк). </w:t>
+      </w:r>
+    </w:p>
+    <w:p>
+      <w:pPr>
+        <w:rPr>
+          <w:rFonts w:ascii="Times New Roman" w:hAnsi="Times New Roman" w:cs="Times New Roman"/>
+          <w:sz w:val="28"/>
+          <w:szCs w:val="28"/>
+        </w:rPr>
+      </w:pPr>
+      <w:r>
+        <w:rPr>
+          <w:rFonts w:ascii="Times New Roman" w:hAnsi="Times New Roman" w:cs="Times New Roman"/>
+          <w:sz w:val="28"/>
+          <w:szCs w:val="28"/>
+        </w:rPr>
+        <w:t xml:space="preserve">«Номенклатура» </w:t>
+      </w:r>
+      <w:r>
+        <w:rPr>
+          <w:rFonts w:ascii="Times New Roman" w:hAnsi="Times New Roman" w:cs="Times New Roman"/>
+          <w:sz w:val="28"/>
+          <w:szCs w:val="28"/>
+        </w:rPr>
+        <w:t>–</w:t>
+      </w:r>
+      <w:r>
+        <w:rPr>
+          <w:rFonts w:ascii="Times New Roman" w:hAnsi="Times New Roman" w:cs="Times New Roman"/>
+          <w:sz w:val="28"/>
+          <w:szCs w:val="28"/>
+        </w:rPr>
+        <w:t xml:space="preserve"> «Строки складского документа»: Связь </w:t>
+      </w:r>
+      <w:proofErr w:type="gramStart"/>
+      <w:r>
+        <w:rPr>
+          <w:rFonts w:ascii="Times New Roman" w:hAnsi="Times New Roman" w:cs="Times New Roman"/>
+          <w:sz w:val="28"/>
+          <w:szCs w:val="28"/>
+        </w:rPr>
+        <w:t>1:N</w:t>
+      </w:r>
+      <w:proofErr w:type="gramEnd"/>
+      <w:r>
+        <w:rPr>
+          <w:rFonts w:ascii="Times New Roman" w:hAnsi="Times New Roman" w:cs="Times New Roman"/>
+          <w:sz w:val="28"/>
+          <w:szCs w:val="28"/>
+        </w:rPr>
+        <w:t xml:space="preserve"> (движение номенклатуры по складским накладным). </w:t>
+      </w:r>
+    </w:p>
+    <w:p>
+      <w:pPr>
+        <w:rPr>
+          <w:rFonts w:ascii="Times New Roman" w:hAnsi="Times New Roman" w:cs="Times New Roman"/>
+          <w:sz w:val="28"/>
+          <w:szCs w:val="28"/>
+        </w:rPr>
+      </w:pPr>
+      <w:r>
+        <w:rPr>
+          <w:rFonts w:ascii="Times New Roman" w:hAnsi="Times New Roman" w:cs="Times New Roman"/>
+          <w:sz w:val="28"/>
+          <w:szCs w:val="28"/>
+        </w:rPr>
+        <w:t>6. Построение концептуальной модели</w:t>
+      </w:r>
+    </w:p>
+    <w:p>
+      <w:pPr>
+        <w:rPr>
+          <w:rFonts w:ascii="Times New Roman" w:hAnsi="Times New Roman" w:cs="Times New Roman"/>
+          <w:sz w:val="28"/>
+          <w:szCs w:val="28"/>
+        </w:rPr>
+      </w:pPr>
+      <w:r>
+        <w:rPr>
+          <w:rFonts w:ascii="Times New Roman" w:hAnsi="Times New Roman" w:cs="Times New Roman"/>
+          <w:sz w:val="28"/>
+          <w:szCs w:val="28"/>
+        </w:rPr>
+        <w:t xml:space="preserve">Концептуальная ER-диаграмма представлена </w:t>
+      </w:r>
+      <w:r>
+        <w:rPr>
+          <w:rFonts w:ascii="Times New Roman" w:hAnsi="Times New Roman" w:cs="Times New Roman"/>
+          <w:sz w:val="28"/>
+          <w:szCs w:val="28"/>
+        </w:rPr>
+        <w:t xml:space="preserve">в </w:t>
+      </w:r>
+      <w:r>
+        <w:rPr>
+          <w:rFonts w:ascii="Times New Roman" w:hAnsi="Times New Roman" w:cs="Times New Roman"/>
+          <w:sz w:val="28"/>
+          <w:szCs w:val="28"/>
+        </w:rPr>
+        <w:t>Приложени</w:t>
+      </w:r>
+      <w:r>
+        <w:rPr>
+          <w:rFonts w:ascii="Times New Roman" w:hAnsi="Times New Roman" w:cs="Times New Roman"/>
+          <w:sz w:val="28"/>
+          <w:szCs w:val="28"/>
+        </w:rPr>
+        <w:t>и</w:t>
+      </w:r>
+      <w:r>
+        <w:rPr>
+          <w:rFonts w:ascii="Times New Roman" w:hAnsi="Times New Roman" w:cs="Times New Roman"/>
+          <w:sz w:val="28"/>
+          <w:szCs w:val="28"/>
+        </w:rPr>
+        <w:t xml:space="preserve"> А.</w:t>
+      </w:r>
+    </w:p>
+    <w:p>
+      <w:pPr>
+        <w:rPr>
+          <w:rFonts w:ascii="Times New Roman" w:hAnsi="Times New Roman" w:cs="Times New Roman"/>
+          <w:sz w:val="28"/>
+          <w:szCs w:val="28"/>
+        </w:rPr>
+      </w:pPr>
+      <w:r>
+        <w:rPr>
+          <w:rFonts w:ascii="Times New Roman" w:hAnsi="Times New Roman" w:cs="Times New Roman"/>
+          <w:sz w:val="28"/>
+          <w:szCs w:val="28"/>
+        </w:rPr>
+        <w:lastRenderedPageBreak/>
+        <w:t>7. Логика и порядок проведения документов товара по складу</w:t>
+      </w:r>
+    </w:p>
+    <w:p>
+      <w:pPr>
+        <w:rPr>
+          <w:rFonts w:ascii="Times New Roman" w:hAnsi="Times New Roman" w:cs="Times New Roman"/>
+          <w:sz w:val="28"/>
+          <w:szCs w:val="28"/>
+        </w:rPr>
+      </w:pPr>
+      <w:r>
+        <w:rPr>
+          <w:rFonts w:ascii="Times New Roman" w:hAnsi="Times New Roman" w:cs="Times New Roman"/>
+          <w:sz w:val="28"/>
+          <w:szCs w:val="28"/>
+        </w:rPr>
+        <w:t xml:space="preserve">Все складские операции проводятся в едином транзакционном контексте (BEGIN ... COMMIT). Связь «Шапка </w:t>
+      </w:r>
+      <w:r>
+        <w:rPr>
+          <w:rFonts w:ascii="Times New Roman" w:hAnsi="Times New Roman" w:cs="Times New Roman"/>
+          <w:sz w:val="28"/>
+          <w:szCs w:val="28"/>
+        </w:rPr>
+        <w:t>–</w:t>
+      </w:r>
+      <w:r>
+        <w:rPr>
+          <w:rFonts w:ascii="Times New Roman" w:hAnsi="Times New Roman" w:cs="Times New Roman"/>
+          <w:sz w:val="28"/>
+          <w:szCs w:val="28"/>
+        </w:rPr>
+        <w:t xml:space="preserve"> Строки» гарантирует атомарность операции: документ считается проведенным только при успешной обработке всех его строк. </w:t>
+      </w:r>
+    </w:p>
+    <w:p>
+      <w:pPr>
+        <w:rPr>
+          <w:rFonts w:ascii="Times New Roman" w:hAnsi="Times New Roman" w:cs="Times New Roman"/>
+          <w:sz w:val="28"/>
+          <w:szCs w:val="28"/>
+        </w:rPr>
+      </w:pPr>
+      <w:r>
+        <w:rPr>
+          <w:rFonts w:ascii="Times New Roman" w:hAnsi="Times New Roman" w:cs="Times New Roman"/>
+          <w:sz w:val="28"/>
+          <w:szCs w:val="28"/>
+        </w:rPr>
+        <w:t>Транзакционный порядок проведения:</w:t>
+      </w:r>
+    </w:p>
+    <w:p>
+      <w:pPr>
+        <w:rPr>
+          <w:rFonts w:ascii="Times New Roman" w:hAnsi="Times New Roman" w:cs="Times New Roman"/>
+          <w:sz w:val="28"/>
+          <w:szCs w:val="28"/>
+        </w:rPr>
+      </w:pPr>
+      <w:r>
+        <w:rPr>
+          <w:rFonts w:ascii="Times New Roman" w:hAnsi="Times New Roman" w:cs="Times New Roman"/>
+          <w:sz w:val="28"/>
+          <w:szCs w:val="28"/>
+        </w:rPr>
+        <w:t xml:space="preserve">Приход / Возврат: система считывает </w:t>
       </w:r>
       <w:proofErr w:type="spellStart"/>
       <w:r>
@@ -923,7 +4585,7 @@
           <w:sz w:val="28"/>
           <w:szCs w:val="28"/>
         </w:rPr>
-        <w:t>Заказы_Покупателей</w:t>
+        <w:t>ID_Ячейки_Приемника</w:t>
       </w:r>
       <w:proofErr w:type="spellEnd"/>
       <w:r>
@@ -932,7 +4594,140 @@
           <w:sz w:val="28"/>
           <w:szCs w:val="28"/>
         </w:rPr>
-        <w:t>», «</w:t>
+        <w:t xml:space="preserve"> и Количество из каждой строки. Проверяется наличие записи в «Складские запасы» по целевой ячейке. При наличии записи значение увеличивается, при отсутствии </w:t>
+      </w:r>
+      <w:r>
+        <w:rPr>
+          <w:rFonts w:ascii="Times New Roman" w:hAnsi="Times New Roman" w:cs="Times New Roman"/>
+          <w:sz w:val="28"/>
+          <w:szCs w:val="28"/>
+        </w:rPr>
+        <w:t>–</w:t>
+      </w:r>
+      <w:r>
+        <w:rPr>
+          <w:rFonts w:ascii="Times New Roman" w:hAnsi="Times New Roman" w:cs="Times New Roman"/>
+          <w:sz w:val="28"/>
+          <w:szCs w:val="28"/>
+        </w:rPr>
+        <w:t xml:space="preserve"> создается новая строка в 3NF-таблице запасов. </w:t>
+      </w:r>
+    </w:p>
+    <w:p>
+      <w:pPr>
+        <w:rPr>
+          <w:rFonts w:ascii="Times New Roman" w:hAnsi="Times New Roman" w:cs="Times New Roman"/>
+          <w:sz w:val="28"/>
+          <w:szCs w:val="28"/>
+        </w:rPr>
+      </w:pPr>
+      <w:r>
+        <w:rPr>
+          <w:rFonts w:ascii="Times New Roman" w:hAnsi="Times New Roman" w:cs="Times New Roman"/>
+          <w:sz w:val="28"/>
+          <w:szCs w:val="28"/>
+        </w:rPr>
+        <w:t xml:space="preserve">Расход / Списание: предварительная проверка наличия достаточного количества товара в ячейке-источнике. При нехватке остатка транзакция отменяется с ошибкой, при наличии </w:t>
+      </w:r>
+      <w:r>
+        <w:rPr>
+          <w:rFonts w:ascii="Times New Roman" w:hAnsi="Times New Roman" w:cs="Times New Roman"/>
+          <w:sz w:val="28"/>
+          <w:szCs w:val="28"/>
+        </w:rPr>
+        <w:t>–</w:t>
+      </w:r>
+      <w:r>
+        <w:rPr>
+          <w:rFonts w:ascii="Times New Roman" w:hAnsi="Times New Roman" w:cs="Times New Roman"/>
+          <w:sz w:val="28"/>
+          <w:szCs w:val="28"/>
+        </w:rPr>
+        <w:t xml:space="preserve"> происходит уменьшение значения. При достижении нулевого остатка запись может быть удалена для поддержания требований 3NF. </w:t>
+      </w:r>
+    </w:p>
+    <w:p>
+      <w:pPr>
+        <w:rPr>
+          <w:rFonts w:ascii="Times New Roman" w:hAnsi="Times New Roman" w:cs="Times New Roman"/>
+          <w:sz w:val="28"/>
+          <w:szCs w:val="28"/>
+        </w:rPr>
+      </w:pPr>
+      <w:r>
+        <w:rPr>
+          <w:rFonts w:ascii="Times New Roman" w:hAnsi="Times New Roman" w:cs="Times New Roman"/>
+          <w:sz w:val="28"/>
+          <w:szCs w:val="28"/>
+        </w:rPr>
+        <w:t xml:space="preserve">Перемещение: двухэтапная операция в рамках одной транзакции </w:t>
+      </w:r>
+      <w:r>
+        <w:rPr>
+          <w:rFonts w:ascii="Times New Roman" w:hAnsi="Times New Roman" w:cs="Times New Roman"/>
+          <w:sz w:val="28"/>
+          <w:szCs w:val="28"/>
+        </w:rPr>
+        <w:t>–</w:t>
+      </w:r>
+      <w:r>
+        <w:rPr>
+          <w:rFonts w:ascii="Times New Roman" w:hAnsi="Times New Roman" w:cs="Times New Roman"/>
+          <w:sz w:val="28"/>
+          <w:szCs w:val="28"/>
+        </w:rPr>
+        <w:t xml:space="preserve"> списание из ячейки-источника и зачисление в ячейку-приемник. </w:t>
+      </w:r>
+    </w:p>
+    <w:p>
+      <w:pPr>
+        <w:rPr>
+          <w:rFonts w:ascii="Times New Roman" w:hAnsi="Times New Roman" w:cs="Times New Roman"/>
+          <w:sz w:val="28"/>
+          <w:szCs w:val="28"/>
+        </w:rPr>
+      </w:pPr>
+      <w:r>
+        <w:rPr>
+          <w:rFonts w:ascii="Times New Roman" w:hAnsi="Times New Roman" w:cs="Times New Roman"/>
+          <w:sz w:val="28"/>
+          <w:szCs w:val="28"/>
+        </w:rPr>
+        <w:t xml:space="preserve">Блокировка изменения: проведенный документ переводится в статус APPROVED и блокируется для прямого редактирования строк без предварительной отмены проведения. </w:t>
+      </w:r>
+    </w:p>
+    <w:p>
+      <w:pPr>
+        <w:rPr>
+          <w:rFonts w:ascii="Times New Roman" w:hAnsi="Times New Roman" w:cs="Times New Roman"/>
+          <w:sz w:val="28"/>
+          <w:szCs w:val="28"/>
+        </w:rPr>
+      </w:pPr>
+      <w:r>
+        <w:rPr>
+          <w:rFonts w:ascii="Times New Roman" w:hAnsi="Times New Roman" w:cs="Times New Roman"/>
+          <w:sz w:val="28"/>
+          <w:szCs w:val="28"/>
+        </w:rPr>
+        <w:t>8. Проектирование базы данных в СУБД</w:t>
+      </w:r>
+    </w:p>
+    <w:p>
+      <w:pPr>
+        <w:rPr>
+          <w:rFonts w:ascii="Times New Roman" w:hAnsi="Times New Roman" w:cs="Times New Roman"/>
+          <w:sz w:val="28"/>
+          <w:szCs w:val="28"/>
+        </w:rPr>
+      </w:pPr>
+      <w:r>
+        <w:rPr>
+          <w:rFonts w:ascii="Times New Roman" w:hAnsi="Times New Roman" w:cs="Times New Roman"/>
+          <w:sz w:val="28"/>
+          <w:szCs w:val="28"/>
+        </w:rPr>
+        <w:t xml:space="preserve">Для реализации базы данных выбрана реляционная СУБД </w:t>
       </w:r>
       <w:proofErr w:type="spellStart"/>
       <w:r>
@@ -941,7 +4736,7 @@
           <w:sz w:val="28"/>
           <w:szCs w:val="28"/>
         </w:rPr>
-        <w:t>Позиции_Заказа</w:t>
+        <w:t>PostgreSQL</w:t>
       </w:r>
       <w:proofErr w:type="spellEnd"/>
       <w:r>
@@ -950,7 +4745,193 @@
           <w:sz w:val="28"/>
           <w:szCs w:val="28"/>
         </w:rPr>
-        <w:t>», «</w:t>
+        <w:t xml:space="preserve">. Процесс проектирования включает: </w:t>
+      </w:r>
+    </w:p>
+    <w:p>
+      <w:pPr>
+        <w:numPr>
+          <w:ilvl w:val="0"/>
+          <w:numId w:val="17"/>
+        </w:numPr>
+        <w:ind w:left="0" w:firstLine="709"/>
+        <w:rPr>
+          <w:rFonts w:ascii="Times New Roman" w:hAnsi="Times New Roman" w:cs="Times New Roman"/>
+          <w:sz w:val="28"/>
+          <w:szCs w:val="28"/>
+        </w:rPr>
+      </w:pPr>
+      <w:r>
+        <w:rPr>
+          <w:rFonts w:ascii="Times New Roman" w:hAnsi="Times New Roman" w:cs="Times New Roman"/>
+          <w:sz w:val="28"/>
+          <w:szCs w:val="28"/>
+        </w:rPr>
+        <w:t>п</w:t>
+      </w:r>
+      <w:r>
+        <w:rPr>
+          <w:rFonts w:ascii="Times New Roman" w:hAnsi="Times New Roman" w:cs="Times New Roman"/>
+          <w:sz w:val="28"/>
+          <w:szCs w:val="28"/>
+        </w:rPr>
+        <w:t xml:space="preserve">ереход от концептуальной к физической модели: приведение таблиц к третьей нормальной форме (3NF) для исключения избыточности и дублирования данных. </w:t>
+      </w:r>
+    </w:p>
+    <w:p>
+      <w:pPr>
+        <w:numPr>
+          <w:ilvl w:val="0"/>
+          <w:numId w:val="17"/>
+        </w:numPr>
+        <w:ind w:left="0" w:firstLine="709"/>
+        <w:rPr>
+          <w:rFonts w:ascii="Times New Roman" w:hAnsi="Times New Roman" w:cs="Times New Roman"/>
+          <w:sz w:val="28"/>
+          <w:szCs w:val="28"/>
+          <w:lang w:val="en-US"/>
+        </w:rPr>
+      </w:pPr>
+      <w:r>
+        <w:rPr>
+          <w:rFonts w:ascii="Times New Roman" w:hAnsi="Times New Roman" w:cs="Times New Roman"/>
+          <w:sz w:val="28"/>
+          <w:szCs w:val="28"/>
+        </w:rPr>
+        <w:t>н</w:t>
+      </w:r>
+      <w:r>
+        <w:rPr>
+          <w:rFonts w:ascii="Times New Roman" w:hAnsi="Times New Roman" w:cs="Times New Roman"/>
+          <w:sz w:val="28"/>
+          <w:szCs w:val="28"/>
+        </w:rPr>
+        <w:t xml:space="preserve">аписание DDL-скриптов (Data Definition Language): создание таблиц с помощью команд CREATE TABLE, настройка перечислений CREATE TYPE ... </w:t>
+      </w:r>
+      <w:r>
+        <w:rPr>
+          <w:rFonts w:ascii="Times New Roman" w:hAnsi="Times New Roman" w:cs="Times New Roman"/>
+          <w:sz w:val="28"/>
+          <w:szCs w:val="28"/>
+          <w:lang w:val="en-US"/>
+        </w:rPr>
+        <w:t xml:space="preserve">AS ENUM, </w:t>
+      </w:r>
+      <w:r>
+        <w:rPr>
+          <w:rFonts w:ascii="Times New Roman" w:hAnsi="Times New Roman" w:cs="Times New Roman"/>
+          <w:sz w:val="28"/>
+          <w:szCs w:val="28"/>
+        </w:rPr>
+        <w:t>задание</w:t>
+      </w:r>
+      <w:r>
+        <w:rPr>
+          <w:rFonts w:ascii="Times New Roman" w:hAnsi="Times New Roman" w:cs="Times New Roman"/>
+          <w:sz w:val="28"/>
+          <w:szCs w:val="28"/>
+          <w:lang w:val="en-US"/>
+        </w:rPr>
+        <w:t xml:space="preserve"> </w:t>
+      </w:r>
+      <w:r>
+        <w:rPr>
+          <w:rFonts w:ascii="Times New Roman" w:hAnsi="Times New Roman" w:cs="Times New Roman"/>
+          <w:sz w:val="28"/>
+          <w:szCs w:val="28"/>
+        </w:rPr>
+        <w:t>внешних</w:t>
+      </w:r>
+      <w:r>
+        <w:rPr>
+          <w:rFonts w:ascii="Times New Roman" w:hAnsi="Times New Roman" w:cs="Times New Roman"/>
+          <w:sz w:val="28"/>
+          <w:szCs w:val="28"/>
+          <w:lang w:val="en-US"/>
+        </w:rPr>
+        <w:t xml:space="preserve"> </w:t>
+      </w:r>
+      <w:r>
+        <w:rPr>
+          <w:rFonts w:ascii="Times New Roman" w:hAnsi="Times New Roman" w:cs="Times New Roman"/>
+          <w:sz w:val="28"/>
+          <w:szCs w:val="28"/>
+        </w:rPr>
+        <w:t>ключей</w:t>
+      </w:r>
+      <w:r>
+        <w:rPr>
+          <w:rFonts w:ascii="Times New Roman" w:hAnsi="Times New Roman" w:cs="Times New Roman"/>
+          <w:sz w:val="28"/>
+          <w:szCs w:val="28"/>
+          <w:lang w:val="en-US"/>
+        </w:rPr>
+        <w:t xml:space="preserve"> (FOREIGN KEY ... REFERENCES), </w:t>
+      </w:r>
+      <w:r>
+        <w:rPr>
+          <w:rFonts w:ascii="Times New Roman" w:hAnsi="Times New Roman" w:cs="Times New Roman"/>
+          <w:sz w:val="28"/>
+          <w:szCs w:val="28"/>
+        </w:rPr>
+        <w:t>ограничений</w:t>
+      </w:r>
+      <w:r>
+        <w:rPr>
+          <w:rFonts w:ascii="Times New Roman" w:hAnsi="Times New Roman" w:cs="Times New Roman"/>
+          <w:sz w:val="28"/>
+          <w:szCs w:val="28"/>
+          <w:lang w:val="en-US"/>
+        </w:rPr>
+        <w:t xml:space="preserve"> NOT NULL, UNIQUE </w:t>
+      </w:r>
+      <w:r>
+        <w:rPr>
+          <w:rFonts w:ascii="Times New Roman" w:hAnsi="Times New Roman" w:cs="Times New Roman"/>
+          <w:sz w:val="28"/>
+          <w:szCs w:val="28"/>
+        </w:rPr>
+        <w:t>и</w:t>
+      </w:r>
+      <w:r>
+        <w:rPr>
+          <w:rFonts w:ascii="Times New Roman" w:hAnsi="Times New Roman" w:cs="Times New Roman"/>
+          <w:sz w:val="28"/>
+          <w:szCs w:val="28"/>
+          <w:lang w:val="en-US"/>
+        </w:rPr>
+        <w:t xml:space="preserve"> CHECK. </w:t>
+      </w:r>
+    </w:p>
+    <w:p>
+      <w:pPr>
+        <w:numPr>
+          <w:ilvl w:val="0"/>
+          <w:numId w:val="17"/>
+        </w:numPr>
+        <w:ind w:left="0" w:firstLine="709"/>
+        <w:rPr>
+          <w:rFonts w:ascii="Times New Roman" w:hAnsi="Times New Roman" w:cs="Times New Roman"/>
+          <w:sz w:val="28"/>
+          <w:szCs w:val="28"/>
+        </w:rPr>
+      </w:pPr>
+      <w:r>
+        <w:rPr>
+          <w:rFonts w:ascii="Times New Roman" w:hAnsi="Times New Roman" w:cs="Times New Roman"/>
+          <w:sz w:val="28"/>
+          <w:szCs w:val="28"/>
+        </w:rPr>
+        <w:lastRenderedPageBreak/>
+        <w:t>н</w:t>
+      </w:r>
+      <w:r>
+        <w:rPr>
+          <w:rFonts w:ascii="Times New Roman" w:hAnsi="Times New Roman" w:cs="Times New Roman"/>
+          <w:sz w:val="28"/>
+          <w:szCs w:val="28"/>
+        </w:rPr>
+        <w:t xml:space="preserve">астройка типов данных: использование оптимальных типов данных </w:t>
       </w:r>
       <w:proofErr w:type="spellStart"/>
       <w:r>
@@ -959,7 +4940,7 @@
           <w:sz w:val="28"/>
           <w:szCs w:val="28"/>
         </w:rPr>
-        <w:t>Производственные_Планы</w:t>
+        <w:t>PostgreSQL</w:t>
       </w:r>
       <w:proofErr w:type="spellEnd"/>
       <w:r>
@@ -968,332 +4949,24 @@
           <w:sz w:val="28"/>
           <w:szCs w:val="28"/>
         </w:rPr>
-        <w:t>», «</w:t>
-      </w:r>
-      <w:proofErr w:type="spellStart"/>
-      <w:r>
-        <w:rPr>
-          <w:rFonts w:ascii="Times New Roman" w:hAnsi="Times New Roman" w:cs="Times New Roman"/>
-          <w:sz w:val="28"/>
-          <w:szCs w:val="28"/>
-        </w:rPr>
-        <w:t>Складские_Запасы</w:t>
-      </w:r>
-      <w:proofErr w:type="spellEnd"/>
-      <w:r>
-        <w:rPr>
-          <w:rFonts w:ascii="Times New Roman" w:hAnsi="Times New Roman" w:cs="Times New Roman"/>
-          <w:sz w:val="28"/>
-          <w:szCs w:val="28"/>
-        </w:rPr>
-        <w:t>» и «</w:t>
-      </w:r>
-      <w:proofErr w:type="spellStart"/>
-      <w:r>
-        <w:rPr>
-          <w:rFonts w:ascii="Times New Roman" w:hAnsi="Times New Roman" w:cs="Times New Roman"/>
-          <w:sz w:val="28"/>
-          <w:szCs w:val="28"/>
-        </w:rPr>
-        <w:t>Складские_Документы</w:t>
-      </w:r>
-      <w:proofErr w:type="spellEnd"/>
-      <w:r>
-        <w:rPr>
-          <w:rFonts w:ascii="Times New Roman" w:hAnsi="Times New Roman" w:cs="Times New Roman"/>
-          <w:sz w:val="28"/>
-          <w:szCs w:val="28"/>
-        </w:rPr>
-        <w:t xml:space="preserve">» в качестве первичных ключей сформированы соответствующие идентификаторы с автоинкрементными или суррогатными типами данных. </w:t>
-      </w:r>
-    </w:p>
-    <w:p>
-      <w:pPr>
-        <w:rPr>
-          <w:rFonts w:ascii="Times New Roman" w:hAnsi="Times New Roman" w:cs="Times New Roman"/>
-          <w:sz w:val="28"/>
-          <w:szCs w:val="28"/>
-        </w:rPr>
-      </w:pPr>
-      <w:r>
-        <w:rPr>
-          <w:rFonts w:ascii="Times New Roman" w:hAnsi="Times New Roman" w:cs="Times New Roman"/>
-          <w:sz w:val="28"/>
-          <w:szCs w:val="28"/>
-        </w:rPr>
-        <w:t>Логическая связность сущностей отражает реальную цепочку бизнес-процессов предприятия. Между сущностями «Подразделения» и «Сотрудники» установлена связь «один-ко-многим» (</w:t>
-      </w:r>
-      <w:proofErr w:type="gramStart"/>
-      <w:r>
-        <w:rPr>
-          <w:rFonts w:ascii="Times New Roman" w:hAnsi="Times New Roman" w:cs="Times New Roman"/>
-          <w:sz w:val="28"/>
-          <w:szCs w:val="28"/>
-        </w:rPr>
-        <w:t>1:N</w:t>
-      </w:r>
-      <w:proofErr w:type="gramEnd"/>
-      <w:r>
-        <w:rPr>
-          <w:rFonts w:ascii="Times New Roman" w:hAnsi="Times New Roman" w:cs="Times New Roman"/>
-          <w:sz w:val="28"/>
-          <w:szCs w:val="28"/>
-        </w:rPr>
-        <w:t xml:space="preserve">), так как одно подразделение объединяет штат работников, но каждый сотрудник относится к конкретной отдельной структуре. Связи типа </w:t>
-      </w:r>
-      <w:proofErr w:type="gramStart"/>
-      <w:r>
-        <w:rPr>
-          <w:rFonts w:ascii="Times New Roman" w:hAnsi="Times New Roman" w:cs="Times New Roman"/>
-          <w:sz w:val="28"/>
-          <w:szCs w:val="28"/>
-        </w:rPr>
-        <w:t>1:N</w:t>
-      </w:r>
-      <w:proofErr w:type="gramEnd"/>
-      <w:r>
-        <w:rPr>
-          <w:rFonts w:ascii="Times New Roman" w:hAnsi="Times New Roman" w:cs="Times New Roman"/>
-          <w:sz w:val="28"/>
-          <w:szCs w:val="28"/>
-        </w:rPr>
-        <w:t xml:space="preserve"> также объединяют «Контрагентов» и «Заказы покупателей» (один контрагент может заключить ряд договоров), «Сотрудников» и «Заказы покупателей» (менеджер ведет группу заказов), «Заказы покупателей» и «Позиции заказа» (договор состоит из нескольких товарных позиций), а также «Номенклатуру» и «Позиции заказа» (один вид изделия входит в разные заказы). Связь </w:t>
-      </w:r>
-      <w:proofErr w:type="gramStart"/>
-      <w:r>
-        <w:rPr>
-          <w:rFonts w:ascii="Times New Roman" w:hAnsi="Times New Roman" w:cs="Times New Roman"/>
-          <w:sz w:val="28"/>
-          <w:szCs w:val="28"/>
-        </w:rPr>
-        <w:t>1:N</w:t>
-      </w:r>
-      <w:proofErr w:type="gramEnd"/>
-      <w:r>
-        <w:rPr>
-          <w:rFonts w:ascii="Times New Roman" w:hAnsi="Times New Roman" w:cs="Times New Roman"/>
-          <w:sz w:val="28"/>
-          <w:szCs w:val="28"/>
-        </w:rPr>
-        <w:t xml:space="preserve"> между «Заказами покупателей» и «Производственными планами» обеспечивает формирование на основе договора конкретных цеховых заданий, а связь между «Подразделениями» и «Производственными планами» определяет цех-исполнитель. Связи сущности «Номенклатура» со «Складскими запасами» и «Складскими документами» фиксируют остатки и движение материальных ценностей на складе. </w:t>
-      </w:r>
-    </w:p>
-    <w:p>
-      <w:pPr>
-        <w:rPr>
-          <w:rFonts w:ascii="Times New Roman" w:hAnsi="Times New Roman" w:cs="Times New Roman"/>
-          <w:sz w:val="28"/>
-          <w:szCs w:val="28"/>
-        </w:rPr>
-      </w:pPr>
-      <w:r>
-        <w:rPr>
-          <w:rFonts w:ascii="Times New Roman" w:hAnsi="Times New Roman" w:cs="Times New Roman"/>
-          <w:sz w:val="28"/>
-          <w:szCs w:val="28"/>
-        </w:rPr>
-        <w:t>На основе установленных требований построена концептуальная ER-модель (</w:t>
-      </w:r>
-      <w:proofErr w:type="spellStart"/>
-      <w:r>
-        <w:rPr>
-          <w:rFonts w:ascii="Times New Roman" w:hAnsi="Times New Roman" w:cs="Times New Roman"/>
-          <w:sz w:val="28"/>
-          <w:szCs w:val="28"/>
-        </w:rPr>
-        <w:t>Entity-Relationship</w:t>
-      </w:r>
-      <w:proofErr w:type="spellEnd"/>
-      <w:r>
-        <w:rPr>
-          <w:rFonts w:ascii="Times New Roman" w:hAnsi="Times New Roman" w:cs="Times New Roman"/>
-          <w:sz w:val="28"/>
-          <w:szCs w:val="28"/>
-        </w:rPr>
-        <w:t xml:space="preserve">), наглядно визуализирующая высокоуровневую структуру базы данных, сущности, их атрибутивный состав и типы связи (1:1, </w:t>
-      </w:r>
-      <w:proofErr w:type="gramStart"/>
-      <w:r>
-        <w:rPr>
-          <w:rFonts w:ascii="Times New Roman" w:hAnsi="Times New Roman" w:cs="Times New Roman"/>
-          <w:sz w:val="28"/>
-          <w:szCs w:val="28"/>
-        </w:rPr>
-        <w:t>1:N</w:t>
-      </w:r>
-      <w:proofErr w:type="gramEnd"/>
-      <w:r>
-        <w:rPr>
-          <w:rFonts w:ascii="Times New Roman" w:hAnsi="Times New Roman" w:cs="Times New Roman"/>
-          <w:sz w:val="28"/>
-          <w:szCs w:val="28"/>
-        </w:rPr>
-        <w:t xml:space="preserve">, N:M) независимо от конкретной программной среды. Концептуальная схема </w:t>
-      </w:r>
-      <w:proofErr w:type="gramStart"/>
-      <w:r>
-        <w:rPr>
-          <w:rFonts w:ascii="Times New Roman" w:hAnsi="Times New Roman" w:cs="Times New Roman"/>
-          <w:sz w:val="28"/>
-          <w:szCs w:val="28"/>
-        </w:rPr>
-        <w:t>наглядно демонстрирует</w:t>
-      </w:r>
-      <w:proofErr w:type="gramEnd"/>
-      <w:r>
-        <w:rPr>
-          <w:rFonts w:ascii="Times New Roman" w:hAnsi="Times New Roman" w:cs="Times New Roman"/>
-          <w:sz w:val="28"/>
-          <w:szCs w:val="28"/>
-        </w:rPr>
-        <w:t xml:space="preserve">, каким образом сквозной контроль заказов объединяет в единую информационную систему ранее изолированные контуры сбыта, производства и склада. </w:t>
-      </w:r>
-    </w:p>
-    <w:p>
-      <w:pPr>
-        <w:rPr>
-          <w:rFonts w:ascii="Times New Roman" w:hAnsi="Times New Roman" w:cs="Times New Roman"/>
-          <w:sz w:val="28"/>
-          <w:szCs w:val="28"/>
-        </w:rPr>
-      </w:pPr>
-      <w:r>
-        <w:rPr>
-          <w:rFonts w:ascii="Times New Roman" w:hAnsi="Times New Roman" w:cs="Times New Roman"/>
-          <w:sz w:val="28"/>
-          <w:szCs w:val="28"/>
-        </w:rPr>
-        <w:t xml:space="preserve">Физическая реализация базы данных выполнена в современной реляционной СУБД PostgreSQL. Переход к физической модели сопровождался </w:t>
-      </w:r>
-      <w:r>
-        <w:rPr>
-          <w:rFonts w:ascii="Times New Roman" w:hAnsi="Times New Roman" w:cs="Times New Roman"/>
-          <w:sz w:val="28"/>
-          <w:szCs w:val="28"/>
-        </w:rPr>
-        <w:lastRenderedPageBreak/>
-        <w:t>приведением структуры таблиц к третьей нормальной форме (3NF), что позволило полностью устранить избыточность и дублирование информации. База данных развернута путем выполнения DDL-скриптов (Data Definition Language), содержащих инструкции CREATE TABLE, параметры внешних ключей FOREIGN KEY ... REFERENCES и правила ограничений NOT NULL, UNIQUE и CHECK. Для всех атрибутов подобраны оптимальные типы данных PostgreSQL: целые числа INT и SERIAL для первичных и внешних ключей, переменные строки VARCHAR и TEXT для наименований и адресов, точные числовые типы NUMERIC для цен и количественных показателей, а также типы DATE и TIMESTAMP для фиксации временных меток операций.</w:t>
-      </w:r>
-    </w:p>
-    <w:p>
-      <w:pPr>
-        <w:rPr>
-          <w:rFonts w:ascii="Times New Roman" w:hAnsi="Times New Roman" w:cs="Times New Roman"/>
-          <w:sz w:val="28"/>
-          <w:szCs w:val="28"/>
-        </w:rPr>
-      </w:pPr>
-      <w:r>
-        <w:rPr>
-          <w:rFonts w:ascii="Times New Roman" w:hAnsi="Times New Roman" w:cs="Times New Roman"/>
-          <w:sz w:val="28"/>
-          <w:szCs w:val="28"/>
-        </w:rPr>
-        <w:t xml:space="preserve">На рисунке 2 представлена </w:t>
-      </w:r>
-      <w:r>
-        <w:rPr>
-          <w:rFonts w:ascii="Times New Roman" w:hAnsi="Times New Roman" w:cs="Times New Roman"/>
-          <w:sz w:val="28"/>
-          <w:szCs w:val="28"/>
-          <w:lang w:val="en-US"/>
-        </w:rPr>
-        <w:t>ERD</w:t>
-      </w:r>
-      <w:r>
-        <w:rPr>
-          <w:rFonts w:ascii="Times New Roman" w:hAnsi="Times New Roman" w:cs="Times New Roman"/>
-          <w:sz w:val="28"/>
-          <w:szCs w:val="28"/>
-        </w:rPr>
-        <w:t xml:space="preserve"> диаграмма, разрабатываемой базы данных.</w:t>
-      </w:r>
-    </w:p>
-    <w:p>
-      <w:pPr>
-        <w:ind w:firstLine="0"/>
-        <w:rPr>
-          <w:rFonts w:ascii="Times New Roman" w:hAnsi="Times New Roman" w:cs="Times New Roman"/>
-          <w:sz w:val="28"/>
-          <w:szCs w:val="28"/>
-        </w:rPr>
-      </w:pPr>
-      <w:r>
-        <w:rPr>
-          <w:rFonts w:ascii="Times New Roman" w:hAnsi="Times New Roman" w:cs="Times New Roman"/>
-          <w:noProof/>
-          <w:sz w:val="28"/>
-          <w:szCs w:val="28"/>
-        </w:rPr>
-        <w:drawing>
-          <wp:inline distT="0" distB="0" distL="0" distR="0" wp14:anchorId="26B62744" wp14:editId="209CEA6D">
-            <wp:extent cx="4775893" cy="4813160"/>
-            <wp:effectExtent l="0" t="0" r="5715" b="6985"/>
-            <wp:docPr id="1742963468" name="Рисунок 1742963468"/>
-            <wp:cNvGraphicFramePr>
-              <a:graphicFrameLocks xmlns:a="http://schemas.openxmlformats.org/drawingml/2006/main" noChangeAspect="1"/>
-            </wp:cNvGraphicFramePr>
-            <a:graphic xmlns:a="http://schemas.openxmlformats.org/drawingml/2006/main">
-              <a:graphicData uri="http://schemas.openxmlformats.org/drawingml/2006/picture">
-                <pic:pic xmlns:pic="http://schemas.openxmlformats.org/drawingml/2006/picture">
-                  <pic:nvPicPr>
-                    <pic:cNvPr id="1" name=""/>
-                    <pic:cNvPicPr/>
-                  </pic:nvPicPr>
-                  <pic:blipFill>
-                    <a:blip r:embed="rId8"/>
-                    <a:stretch>
-                      <a:fillRect/>
-                    </a:stretch>
-                  </pic:blipFill>
-                  <pic:spPr>
-                    <a:xfrm>
-                      <a:off x="0" y="0"/>
-                      <a:ext cx="4786267" cy="4823615"/>
-                    </a:xfrm>
-                    <a:prstGeom prst="rect">
-                      <a:avLst/>
-                    </a:prstGeom>
-                  </pic:spPr>
-                </pic:pic>
-              </a:graphicData>
-            </a:graphic>
-          </wp:inline>
-        </w:drawing>
-      </w:r>
-    </w:p>
-    <w:p>
-      <w:pPr>
-        <w:rPr>
-          <w:rFonts w:ascii="Times New Roman" w:hAnsi="Times New Roman" w:cs="Times New Roman"/>
-          <w:sz w:val="28"/>
-          <w:szCs w:val="28"/>
-        </w:rPr>
-      </w:pPr>
-      <w:r>
-        <w:rPr>
-          <w:rFonts w:ascii="Times New Roman" w:hAnsi="Times New Roman" w:cs="Times New Roman"/>
-          <w:sz w:val="28"/>
-          <w:szCs w:val="28"/>
-        </w:rPr>
-        <w:t xml:space="preserve">Рисунок 2 - </w:t>
-      </w:r>
-      <w:r>
-        <w:rPr>
-          <w:rFonts w:ascii="Times New Roman" w:hAnsi="Times New Roman" w:cs="Times New Roman"/>
-          <w:sz w:val="28"/>
-          <w:szCs w:val="28"/>
-          <w:lang w:val="en-US"/>
-        </w:rPr>
-        <w:t>ERD</w:t>
-      </w:r>
-      <w:r>
-        <w:rPr>
-          <w:rFonts w:ascii="Times New Roman" w:hAnsi="Times New Roman" w:cs="Times New Roman"/>
-          <w:sz w:val="28"/>
-          <w:szCs w:val="28"/>
-        </w:rPr>
-        <w:t xml:space="preserve"> диаграмма, разрабатываемой базы данных</w:t>
+        <w:t xml:space="preserve"> (например, INT / BIGSERIAL для идентификаторов, VARCHAR для текстовых полей, NUMERIC для цен и количества, TIMESTAMP для фиксации времени операций). </w:t>
+      </w:r>
+    </w:p>
+    <w:p>
+      <w:pPr>
+        <w:rPr>
+          <w:rFonts w:ascii="Times New Roman" w:hAnsi="Times New Roman" w:cs="Times New Roman"/>
+          <w:sz w:val="28"/>
+          <w:szCs w:val="28"/>
+        </w:rPr>
+      </w:pPr>
+      <w:r>
+        <w:rPr>
+          <w:rFonts w:ascii="Times New Roman" w:hAnsi="Times New Roman" w:cs="Times New Roman"/>
+          <w:sz w:val="28"/>
+          <w:szCs w:val="28"/>
+        </w:rPr>
+        <w:br w:type="page"/>
       </w:r>
     </w:p>
     <w:p>
@@ -1314,27 +4987,6 @@
           <w:sz w:val="28"/>
           <w:szCs w:val="28"/>
         </w:rPr>
-        <w:br w:type="page"/>
-      </w:r>
-    </w:p>
-    <w:p>
-      <w:pPr>
-        <w:rPr>
-          <w:rFonts w:ascii="Times New Roman" w:hAnsi="Times New Roman" w:cs="Times New Roman"/>
-          <w:b/>
-          <w:bCs/>
-          <w:sz w:val="28"/>
-          <w:szCs w:val="28"/>
-        </w:rPr>
-      </w:pPr>
-      <w:r>
-        <w:rPr>
-          <w:rFonts w:ascii="Times New Roman" w:hAnsi="Times New Roman" w:cs="Times New Roman"/>
-          <w:b/>
-          <w:bCs/>
-          <w:sz w:val="28"/>
-          <w:szCs w:val="28"/>
-        </w:rPr>
         <w:lastRenderedPageBreak/>
         <w:t>Тестирование базы данных</w:t>
       </w:r>
@@ -1353,7 +5005,7 @@
           <w:sz w:val="28"/>
           <w:szCs w:val="28"/>
         </w:rPr>
-        <w:t xml:space="preserve">После завершения этапа проектирования и создания физической структуры базы данных проведено ее комплексное тестирование с целью подтверждения работоспособности, проверки целостности данных и соответствия разработанной системы исходным функциональным требованиям. На первом этапе в среде графического клиента </w:t>
+        <w:t xml:space="preserve">1. Внесение тестовых данных в </w:t>
       </w:r>
       <w:proofErr w:type="spellStart"/>
       <w:r>
@@ -1371,42 +5023,236 @@
           <w:sz w:val="28"/>
           <w:szCs w:val="28"/>
         </w:rPr>
-        <w:t xml:space="preserve"> 4 с применением SQL-скриптов INSERT INTO осуществлен ввод контрольного набора тестовых данных, моделирующего реальные производственные и управленческие ситуаций на АО «Завод «МАРС». В систему внесена информация базовых справочников (подразделения завода, включая отдел сбыта и цех СВЧ-электроники, персонал, номенклатура коммутационных изделий и микросхем), сформированы записи о сторонних контрагентах, оформлены тестовые заказы покупателей, а также созданы соответствующие им строки в таблицах позиций заказа, цеховых производственных планов и складских документов. </w:t>
-      </w:r>
-    </w:p>
-    <w:p>
-      <w:pPr>
-        <w:rPr>
-          <w:rFonts w:ascii="Times New Roman" w:hAnsi="Times New Roman" w:cs="Times New Roman"/>
-          <w:sz w:val="28"/>
-          <w:szCs w:val="28"/>
-        </w:rPr>
-      </w:pPr>
-      <w:r>
-        <w:rPr>
-          <w:rFonts w:ascii="Times New Roman" w:hAnsi="Times New Roman" w:cs="Times New Roman"/>
-          <w:sz w:val="28"/>
-          <w:szCs w:val="28"/>
-        </w:rPr>
-        <w:t xml:space="preserve">Второй этап тестирования был посвящен проверке корректности выполнения SQL-запросов разной степени сложности. Путем выполнения базовых запросов выборки (SELECT) проверена правильность извлечения данных из отдельных таблиц, в частности, получены актуальные списки открытых заказов и остатков номенклатуры на складе. С помощью функций агрегирования и группировки (GROUP BY, SUM, COUNT) успешно проведен расчет суммарных стоимостей договоров и общего объема запланированных к выпуску изделий. Отдельное внимание уделено многотабличным запросам с использованием операторов связывания JOIN. Системой успешно сформированы сквозные отчеты, сопоставляющие каждую позицию заказа клиента с текущим статусом выполнения соответствующего производственного плана и фактическим наличием готовой продукции на складе. </w:t>
-      </w:r>
-    </w:p>
-    <w:p>
-      <w:pPr>
-        <w:rPr>
-          <w:rFonts w:ascii="Times New Roman" w:hAnsi="Times New Roman" w:cs="Times New Roman"/>
-          <w:sz w:val="28"/>
-          <w:szCs w:val="28"/>
-        </w:rPr>
-      </w:pPr>
-      <w:r>
-        <w:rPr>
-          <w:rFonts w:ascii="Times New Roman" w:hAnsi="Times New Roman" w:cs="Times New Roman"/>
-          <w:sz w:val="28"/>
-          <w:szCs w:val="28"/>
-        </w:rPr>
-        <w:t xml:space="preserve">Заключительный этап тестирования включал комплексную верификацию построенной базы данных. В ходе проверки ссылочной </w:t>
-      </w:r>
+        <w:t xml:space="preserve"> 4</w:t>
+      </w:r>
+    </w:p>
+    <w:p>
+      <w:pPr>
+        <w:rPr>
+          <w:rFonts w:ascii="Times New Roman" w:hAnsi="Times New Roman" w:cs="Times New Roman"/>
+          <w:sz w:val="28"/>
+          <w:szCs w:val="28"/>
+        </w:rPr>
+      </w:pPr>
+      <w:r>
+        <w:rPr>
+          <w:rFonts w:ascii="Times New Roman" w:hAnsi="Times New Roman" w:cs="Times New Roman"/>
+          <w:sz w:val="28"/>
+          <w:szCs w:val="28"/>
+        </w:rPr>
+        <w:t xml:space="preserve">С использованием графического клиента </w:t>
+      </w:r>
+      <w:proofErr w:type="spellStart"/>
+      <w:r>
+        <w:rPr>
+          <w:rFonts w:ascii="Times New Roman" w:hAnsi="Times New Roman" w:cs="Times New Roman"/>
+          <w:sz w:val="28"/>
+          <w:szCs w:val="28"/>
+        </w:rPr>
+        <w:t>pgAdmin</w:t>
+      </w:r>
+      <w:proofErr w:type="spellEnd"/>
+      <w:r>
+        <w:rPr>
+          <w:rFonts w:ascii="Times New Roman" w:hAnsi="Times New Roman" w:cs="Times New Roman"/>
+          <w:sz w:val="28"/>
+          <w:szCs w:val="28"/>
+        </w:rPr>
+        <w:t xml:space="preserve"> 4 и SQL-скриптов INSERT INTO в сформированную базу данных вносится контрольный набор тестовых данных, имитирующий реальную работу АО «Завод «МАРС»</w:t>
+      </w:r>
+    </w:p>
+    <w:p>
+      <w:pPr>
+        <w:rPr>
+          <w:rFonts w:ascii="Times New Roman" w:hAnsi="Times New Roman" w:cs="Times New Roman"/>
+          <w:sz w:val="28"/>
+          <w:szCs w:val="28"/>
+        </w:rPr>
+      </w:pPr>
+      <w:r>
+        <w:rPr>
+          <w:rFonts w:ascii="Times New Roman" w:hAnsi="Times New Roman" w:cs="Times New Roman"/>
+          <w:sz w:val="28"/>
+          <w:szCs w:val="28"/>
+        </w:rPr>
+        <w:t xml:space="preserve">Заполнение базовых справочников: подразделения (отдел сбыта, склад готовой продукции), сотрудники, их учетные записи пользователей, номенклатура (коммутационные изделия, микросхемы, сырье). </w:t>
+      </w:r>
+    </w:p>
+    <w:p>
+      <w:pPr>
+        <w:rPr>
+          <w:rFonts w:ascii="Times New Roman" w:hAnsi="Times New Roman" w:cs="Times New Roman"/>
+          <w:sz w:val="28"/>
+          <w:szCs w:val="28"/>
+        </w:rPr>
+      </w:pPr>
+      <w:r>
+        <w:rPr>
+          <w:rFonts w:ascii="Times New Roman" w:hAnsi="Times New Roman" w:cs="Times New Roman"/>
+          <w:sz w:val="28"/>
+          <w:szCs w:val="28"/>
+        </w:rPr>
+        <w:t xml:space="preserve">Внесение записей о контрагентах с указанием типов (ENUM) и оформленных заказах покупателей. </w:t>
+      </w:r>
+    </w:p>
+    <w:p>
+      <w:pPr>
+        <w:rPr>
+          <w:rFonts w:ascii="Times New Roman" w:hAnsi="Times New Roman" w:cs="Times New Roman"/>
+          <w:sz w:val="28"/>
+          <w:szCs w:val="28"/>
+        </w:rPr>
+      </w:pPr>
+      <w:r>
+        <w:rPr>
+          <w:rFonts w:ascii="Times New Roman" w:hAnsi="Times New Roman" w:cs="Times New Roman"/>
+          <w:sz w:val="28"/>
+          <w:szCs w:val="28"/>
+        </w:rPr>
+        <w:t xml:space="preserve">Формирование структуры складов, ячеек адресного хранения и связанных строк в таблицах складских документов. </w:t>
+      </w:r>
+    </w:p>
+    <w:p>
+      <w:pPr>
+        <w:rPr>
+          <w:rFonts w:ascii="Times New Roman" w:hAnsi="Times New Roman" w:cs="Times New Roman"/>
+          <w:sz w:val="28"/>
+          <w:szCs w:val="28"/>
+        </w:rPr>
+      </w:pPr>
+      <w:r>
+        <w:rPr>
+          <w:rFonts w:ascii="Times New Roman" w:hAnsi="Times New Roman" w:cs="Times New Roman"/>
+          <w:sz w:val="28"/>
+          <w:szCs w:val="28"/>
+        </w:rPr>
+        <w:t>2. Проверка корректности работы</w:t>
+      </w:r>
+    </w:p>
+    <w:p>
+      <w:pPr>
+        <w:rPr>
+          <w:rFonts w:ascii="Times New Roman" w:hAnsi="Times New Roman" w:cs="Times New Roman"/>
+          <w:sz w:val="28"/>
+          <w:szCs w:val="28"/>
+        </w:rPr>
+      </w:pPr>
+      <w:r>
+        <w:rPr>
+          <w:rFonts w:ascii="Times New Roman" w:hAnsi="Times New Roman" w:cs="Times New Roman"/>
+          <w:sz w:val="28"/>
+          <w:szCs w:val="28"/>
+        </w:rPr>
+        <w:t>Проверка функционирования базы данных осуществляется путем выполнения тестовых SQL-запросов различной сложности</w:t>
+      </w:r>
+    </w:p>
+    <w:p>
+      <w:pPr>
+        <w:rPr>
+          <w:rFonts w:ascii="Times New Roman" w:hAnsi="Times New Roman" w:cs="Times New Roman"/>
+          <w:sz w:val="28"/>
+          <w:szCs w:val="28"/>
+        </w:rPr>
+      </w:pPr>
+      <w:r>
+        <w:rPr>
+          <w:rFonts w:ascii="Times New Roman" w:hAnsi="Times New Roman" w:cs="Times New Roman"/>
+          <w:sz w:val="28"/>
+          <w:szCs w:val="28"/>
+        </w:rPr>
+        <w:t xml:space="preserve">Выборка данных (SELECT): проверка корректности получения сведений по отдельным таблицам (список активных заказов, остатки на складе). </w:t>
+      </w:r>
+    </w:p>
+    <w:p>
+      <w:pPr>
+        <w:rPr>
+          <w:rFonts w:ascii="Times New Roman" w:hAnsi="Times New Roman" w:cs="Times New Roman"/>
+          <w:sz w:val="28"/>
+          <w:szCs w:val="28"/>
+        </w:rPr>
+      </w:pPr>
+      <w:r>
+        <w:rPr>
+          <w:rFonts w:ascii="Times New Roman" w:hAnsi="Times New Roman" w:cs="Times New Roman"/>
+          <w:sz w:val="28"/>
+          <w:szCs w:val="28"/>
+        </w:rPr>
+        <w:t>Агрегирование и группировка (GROUP BY, SUM, COUNT): расчет общей стоимости заказов, суммарного объема остатков номенклатуры по складам.</w:t>
+      </w:r>
+    </w:p>
+    <w:p>
+      <w:pPr>
+        <w:rPr>
+          <w:rFonts w:ascii="Times New Roman" w:hAnsi="Times New Roman" w:cs="Times New Roman"/>
+          <w:sz w:val="28"/>
+          <w:szCs w:val="28"/>
+        </w:rPr>
+      </w:pPr>
+      <w:r>
+        <w:rPr>
+          <w:rFonts w:ascii="Times New Roman" w:hAnsi="Times New Roman" w:cs="Times New Roman"/>
+          <w:sz w:val="28"/>
+          <w:szCs w:val="28"/>
+        </w:rPr>
+        <w:t xml:space="preserve">Объединение таблиц (JOIN): выполнение многотабличных запросов для получения сквозных отчетов (например, сопоставление позиции заказа покупателя со строками складских документов и текущими остатками в ячейках). </w:t>
+      </w:r>
+    </w:p>
+    <w:p>
+      <w:pPr>
+        <w:rPr>
+          <w:rFonts w:ascii="Times New Roman" w:hAnsi="Times New Roman" w:cs="Times New Roman"/>
+          <w:sz w:val="28"/>
+          <w:szCs w:val="28"/>
+        </w:rPr>
+      </w:pPr>
+      <w:r>
+        <w:rPr>
+          <w:rFonts w:ascii="Times New Roman" w:hAnsi="Times New Roman" w:cs="Times New Roman"/>
+          <w:sz w:val="28"/>
+          <w:szCs w:val="28"/>
+        </w:rPr>
+        <w:t>3. Проверка целостности данных, работы связей и соответствия требованиям</w:t>
+      </w:r>
+    </w:p>
+    <w:p>
+      <w:pPr>
+        <w:rPr>
+          <w:rFonts w:ascii="Times New Roman" w:hAnsi="Times New Roman" w:cs="Times New Roman"/>
+          <w:sz w:val="28"/>
+          <w:szCs w:val="28"/>
+        </w:rPr>
+      </w:pPr>
+      <w:r>
+        <w:rPr>
+          <w:rFonts w:ascii="Times New Roman" w:hAnsi="Times New Roman" w:cs="Times New Roman"/>
+          <w:sz w:val="28"/>
+          <w:szCs w:val="28"/>
+        </w:rPr>
+        <w:t xml:space="preserve">Заключительный этап тестирования включает в себя комплексную верификацию построенной системы: </w:t>
+      </w:r>
+    </w:p>
+    <w:p>
+      <w:pPr>
+        <w:numPr>
+          <w:ilvl w:val="0"/>
+          <w:numId w:val="20"/>
+        </w:numPr>
+        <w:ind w:left="0" w:firstLine="709"/>
+        <w:rPr>
+          <w:rFonts w:ascii="Times New Roman" w:hAnsi="Times New Roman" w:cs="Times New Roman"/>
+          <w:sz w:val="28"/>
+          <w:szCs w:val="28"/>
+        </w:rPr>
+      </w:pPr>
+      <w:r>
+        <w:rPr>
+          <w:rFonts w:ascii="Times New Roman" w:hAnsi="Times New Roman" w:cs="Times New Roman"/>
+          <w:sz w:val="28"/>
+          <w:szCs w:val="28"/>
+        </w:rPr>
+        <w:t xml:space="preserve">Тестирование ограничений ссылочной целостности: проверка невозможности добавления позиции заказа с несуществующим </w:t>
+      </w:r>
+      <w:proofErr w:type="spellStart"/>
       <w:r>
         <w:rPr>
           <w:rFonts w:ascii="Times New Roman" w:hAnsi="Times New Roman" w:cs="Times New Roman"/>
@@ -1414,7 +5260,132 @@
           <w:szCs w:val="28"/>
         </w:rPr>
         <w:lastRenderedPageBreak/>
-        <w:t>целостности подтверждена невозможность добавления позиции заказа с несуществующим идентификатором номенклатуры, а также блокировка попыток удаления контрагента, за которым числятся активные договоры. Тестирование доменной целостности подтвердило корректную работу правил CHECK и NOT NULL: при попытках внесения отрицательных цен или пустых обязательных полей СУБД возвращала системную ошибку и отклоняла транзакцию. В результате проведенных испытаний подтверждено полное соответствие базы данных функциональным требованиям: созданная структура PostgreSQL обеспечивает сквозной прозрачный учет по цепочке «Заказ покупателя → Производственное задание → Складской учет и отгрузка», полностью устраняя выявленные ранее проблемы изолированности и рассинхронизации данных.</w:t>
+        <w:t>ID_Номенклатуры</w:t>
+      </w:r>
+      <w:proofErr w:type="spellEnd"/>
+      <w:r>
+        <w:rPr>
+          <w:rFonts w:ascii="Times New Roman" w:hAnsi="Times New Roman" w:cs="Times New Roman"/>
+          <w:sz w:val="28"/>
+          <w:szCs w:val="28"/>
+        </w:rPr>
+        <w:t xml:space="preserve"> или удаления записи о контрагенте, имеющем активные заказы. </w:t>
+      </w:r>
+    </w:p>
+    <w:p>
+      <w:pPr>
+        <w:numPr>
+          <w:ilvl w:val="0"/>
+          <w:numId w:val="20"/>
+        </w:numPr>
+        <w:ind w:left="0" w:firstLine="709"/>
+        <w:rPr>
+          <w:rFonts w:ascii="Times New Roman" w:hAnsi="Times New Roman" w:cs="Times New Roman"/>
+          <w:sz w:val="28"/>
+          <w:szCs w:val="28"/>
+        </w:rPr>
+      </w:pPr>
+      <w:r>
+        <w:rPr>
+          <w:rFonts w:ascii="Times New Roman" w:hAnsi="Times New Roman" w:cs="Times New Roman"/>
+          <w:sz w:val="28"/>
+          <w:szCs w:val="28"/>
+        </w:rPr>
+        <w:t xml:space="preserve">Проверка ограничений доменной целостности: попытка внесения заведомо некорректных данных (отрицательные цены, пустые обязательные поля) с целью подтверждения срабатывания правил CHECK и NOT NULL. </w:t>
+      </w:r>
+    </w:p>
+    <w:p>
+      <w:pPr>
+        <w:numPr>
+          <w:ilvl w:val="0"/>
+          <w:numId w:val="20"/>
+        </w:numPr>
+        <w:ind w:left="0" w:firstLine="709"/>
+        <w:rPr>
+          <w:rFonts w:ascii="Times New Roman" w:hAnsi="Times New Roman" w:cs="Times New Roman"/>
+          <w:sz w:val="28"/>
+          <w:szCs w:val="28"/>
+        </w:rPr>
+      </w:pPr>
+      <w:r>
+        <w:rPr>
+          <w:rFonts w:ascii="Times New Roman" w:hAnsi="Times New Roman" w:cs="Times New Roman"/>
+          <w:sz w:val="28"/>
+          <w:szCs w:val="28"/>
+        </w:rPr>
+        <w:t xml:space="preserve">Соответствие функциональным требованиям: подтверждение того, что спроектированная структура БД позволяет в полном объеме отслеживать цепочку «Заказ покупателя </w:t>
+      </w:r>
+      <m:oMath>
+        <m:r>
+          <w:rPr>
+            <w:rFonts w:ascii="Cambria Math" w:hAnsi="Cambria Math" w:cs="Times New Roman"/>
+            <w:sz w:val="28"/>
+            <w:szCs w:val="28"/>
+          </w:rPr>
+          <m:t>→</m:t>
+        </m:r>
+      </m:oMath>
+      <w:r>
+        <w:rPr>
+          <w:rFonts w:ascii="Times New Roman" w:hAnsi="Times New Roman" w:cs="Times New Roman"/>
+          <w:sz w:val="28"/>
+          <w:szCs w:val="28"/>
+        </w:rPr>
+        <w:t xml:space="preserve"> Складской документ </w:t>
+      </w:r>
+      <m:oMath>
+        <m:r>
+          <w:rPr>
+            <w:rFonts w:ascii="Cambria Math" w:hAnsi="Cambria Math" w:cs="Times New Roman"/>
+            <w:sz w:val="28"/>
+            <w:szCs w:val="28"/>
+          </w:rPr>
+          <m:t>→</m:t>
+        </m:r>
+      </m:oMath>
+      <w:r>
+        <w:rPr>
+          <w:rFonts w:ascii="Times New Roman" w:hAnsi="Times New Roman" w:cs="Times New Roman"/>
+          <w:sz w:val="28"/>
+          <w:szCs w:val="28"/>
+        </w:rPr>
+        <w:t xml:space="preserve"> Адресный учет в ячейках </w:t>
+      </w:r>
+      <m:oMath>
+        <m:r>
+          <w:rPr>
+            <w:rFonts w:ascii="Cambria Math" w:hAnsi="Cambria Math" w:cs="Times New Roman"/>
+            <w:sz w:val="28"/>
+            <w:szCs w:val="28"/>
+          </w:rPr>
+          <m:t>→</m:t>
+        </m:r>
+      </m:oMath>
+      <w:r>
+        <w:rPr>
+          <w:rFonts w:ascii="Times New Roman" w:hAnsi="Times New Roman" w:cs="Times New Roman"/>
+          <w:sz w:val="28"/>
+          <w:szCs w:val="28"/>
+        </w:rPr>
+        <w:t xml:space="preserve"> Отгрузка», устраняя выявленные проблемы рассинхр</w:t>
+      </w:r>
+      <w:proofErr w:type="spellStart"/>
+      <w:r>
+        <w:rPr>
+          <w:rFonts w:ascii="Times New Roman" w:hAnsi="Times New Roman" w:cs="Times New Roman"/>
+          <w:sz w:val="28"/>
+          <w:szCs w:val="28"/>
+        </w:rPr>
+        <w:t>онизации</w:t>
+      </w:r>
+      <w:proofErr w:type="spellEnd"/>
+      <w:r>
+        <w:rPr>
+          <w:rFonts w:ascii="Times New Roman" w:hAnsi="Times New Roman" w:cs="Times New Roman"/>
+          <w:sz w:val="28"/>
+          <w:szCs w:val="28"/>
+        </w:rPr>
+        <w:t xml:space="preserve"> данных.</w:t>
       </w:r>
     </w:p>
     <w:p>
@@ -1527,100 +5498,6 @@
             <wp:extent cx="5990962" cy="1446028"/>
             <wp:effectExtent l="0" t="0" r="0" b="1905"/>
             <wp:docPr id="1" name="Рисунок 1"/>
-            <wp:cNvGraphicFramePr>
-              <a:graphicFrameLocks xmlns:a="http://schemas.openxmlformats.org/drawingml/2006/main" noChangeAspect="1"/>
-            </wp:cNvGraphicFramePr>
-            <a:graphic xmlns:a="http://schemas.openxmlformats.org/drawingml/2006/main">
-              <a:graphicData uri="http://schemas.openxmlformats.org/drawingml/2006/picture">
-                <pic:pic xmlns:pic="http://schemas.openxmlformats.org/drawingml/2006/picture">
-                  <pic:nvPicPr>
-                    <pic:cNvPr id="1" name=""/>
-                    <pic:cNvPicPr/>
-                  </pic:nvPicPr>
-                  <pic:blipFill>
-                    <a:blip r:embed="rId9"/>
-                    <a:stretch>
-                      <a:fillRect/>
-                    </a:stretch>
-                  </pic:blipFill>
-                  <pic:spPr>
-                    <a:xfrm>
-                      <a:off x="0" y="0"/>
-                      <a:ext cx="6029521" cy="1455335"/>
-                    </a:xfrm>
-                    <a:prstGeom prst="rect">
-                      <a:avLst/>
-                    </a:prstGeom>
-                  </pic:spPr>
-                </pic:pic>
-              </a:graphicData>
-            </a:graphic>
-          </wp:inline>
-        </w:drawing>
-      </w:r>
-    </w:p>
-    <w:p>
-      <w:pPr>
-        <w:rPr>
-          <w:rFonts w:ascii="Times New Roman" w:hAnsi="Times New Roman" w:cs="Times New Roman"/>
-          <w:sz w:val="28"/>
-          <w:szCs w:val="28"/>
-        </w:rPr>
-      </w:pPr>
-      <w:r>
-        <w:rPr>
-          <w:rFonts w:ascii="Times New Roman" w:hAnsi="Times New Roman" w:cs="Times New Roman"/>
-          <w:sz w:val="28"/>
-          <w:szCs w:val="28"/>
-        </w:rPr>
-        <w:t xml:space="preserve">Рисунок 3 </w:t>
-      </w:r>
-      <w:r>
-        <w:rPr>
-          <w:rFonts w:ascii="Times New Roman" w:hAnsi="Times New Roman" w:cs="Times New Roman"/>
-          <w:sz w:val="28"/>
-          <w:szCs w:val="28"/>
-        </w:rPr>
-        <w:t>–</w:t>
-      </w:r>
-      <w:r>
-        <w:rPr>
-          <w:rFonts w:ascii="Times New Roman" w:hAnsi="Times New Roman" w:cs="Times New Roman"/>
-          <w:sz w:val="28"/>
-          <w:szCs w:val="28"/>
-        </w:rPr>
-        <w:t xml:space="preserve"> </w:t>
-      </w:r>
-      <w:r>
-        <w:rPr>
-          <w:rFonts w:ascii="Times New Roman" w:hAnsi="Times New Roman" w:cs="Times New Roman"/>
-          <w:sz w:val="28"/>
-          <w:szCs w:val="28"/>
-        </w:rPr>
-        <w:t>Тестовый запрос на проверку работоспособности базы данных</w:t>
-      </w:r>
-    </w:p>
-    <w:p>
-      <w:pPr>
-        <w:ind w:firstLine="0"/>
-        <w:rPr>
-          <w:rFonts w:ascii="Times New Roman" w:hAnsi="Times New Roman" w:cs="Times New Roman"/>
-          <w:sz w:val="28"/>
-          <w:szCs w:val="28"/>
-        </w:rPr>
-      </w:pPr>
-      <w:r>
-        <w:rPr>
-          <w:rFonts w:ascii="Times New Roman" w:hAnsi="Times New Roman" w:cs="Times New Roman"/>
-          <w:noProof/>
-          <w:sz w:val="28"/>
-          <w:szCs w:val="28"/>
-        </w:rPr>
-        <w:drawing>
-          <wp:inline distT="0" distB="0" distL="0" distR="0" wp14:anchorId="442026AD" wp14:editId="1B31C450">
-            <wp:extent cx="5940425" cy="1867535"/>
-            <wp:effectExtent l="0" t="0" r="3175" b="0"/>
-            <wp:docPr id="2" name="Рисунок 2"/>
             <wp:cNvGraphicFramePr>
               <a:graphicFrameLocks xmlns:a="http://schemas.openxmlformats.org/drawingml/2006/main" noChangeAspect="1"/>
             </wp:cNvGraphicFramePr>
@@ -1640,6 +5517,100 @@
                   <pic:spPr>
                     <a:xfrm>
                       <a:off x="0" y="0"/>
+                      <a:ext cx="6029521" cy="1455335"/>
+                    </a:xfrm>
+                    <a:prstGeom prst="rect">
+                      <a:avLst/>
+                    </a:prstGeom>
+                  </pic:spPr>
+                </pic:pic>
+              </a:graphicData>
+            </a:graphic>
+          </wp:inline>
+        </w:drawing>
+      </w:r>
+    </w:p>
+    <w:p>
+      <w:pPr>
+        <w:rPr>
+          <w:rFonts w:ascii="Times New Roman" w:hAnsi="Times New Roman" w:cs="Times New Roman"/>
+          <w:sz w:val="28"/>
+          <w:szCs w:val="28"/>
+        </w:rPr>
+      </w:pPr>
+      <w:r>
+        <w:rPr>
+          <w:rFonts w:ascii="Times New Roman" w:hAnsi="Times New Roman" w:cs="Times New Roman"/>
+          <w:sz w:val="28"/>
+          <w:szCs w:val="28"/>
+        </w:rPr>
+        <w:t xml:space="preserve">Рисунок 3 </w:t>
+      </w:r>
+      <w:r>
+        <w:rPr>
+          <w:rFonts w:ascii="Times New Roman" w:hAnsi="Times New Roman" w:cs="Times New Roman"/>
+          <w:sz w:val="28"/>
+          <w:szCs w:val="28"/>
+        </w:rPr>
+        <w:t>–</w:t>
+      </w:r>
+      <w:r>
+        <w:rPr>
+          <w:rFonts w:ascii="Times New Roman" w:hAnsi="Times New Roman" w:cs="Times New Roman"/>
+          <w:sz w:val="28"/>
+          <w:szCs w:val="28"/>
+        </w:rPr>
+        <w:t xml:space="preserve"> </w:t>
+      </w:r>
+      <w:r>
+        <w:rPr>
+          <w:rFonts w:ascii="Times New Roman" w:hAnsi="Times New Roman" w:cs="Times New Roman"/>
+          <w:sz w:val="28"/>
+          <w:szCs w:val="28"/>
+        </w:rPr>
+        <w:t>Тестовый запрос на проверку работоспособности базы данных</w:t>
+      </w:r>
+    </w:p>
+    <w:p>
+      <w:pPr>
+        <w:ind w:firstLine="0"/>
+        <w:rPr>
+          <w:rFonts w:ascii="Times New Roman" w:hAnsi="Times New Roman" w:cs="Times New Roman"/>
+          <w:sz w:val="28"/>
+          <w:szCs w:val="28"/>
+        </w:rPr>
+      </w:pPr>
+      <w:r>
+        <w:rPr>
+          <w:rFonts w:ascii="Times New Roman" w:hAnsi="Times New Roman" w:cs="Times New Roman"/>
+          <w:noProof/>
+          <w:sz w:val="28"/>
+          <w:szCs w:val="28"/>
+        </w:rPr>
+        <w:drawing>
+          <wp:inline distT="0" distB="0" distL="0" distR="0" wp14:anchorId="442026AD" wp14:editId="1B31C450">
+            <wp:extent cx="5940425" cy="1867535"/>
+            <wp:effectExtent l="0" t="0" r="3175" b="0"/>
+            <wp:docPr id="2" name="Рисунок 2"/>
+            <wp:cNvGraphicFramePr>
+              <a:graphicFrameLocks xmlns:a="http://schemas.openxmlformats.org/drawingml/2006/main" noChangeAspect="1"/>
+            </wp:cNvGraphicFramePr>
+            <a:graphic xmlns:a="http://schemas.openxmlformats.org/drawingml/2006/main">
+              <a:graphicData uri="http://schemas.openxmlformats.org/drawingml/2006/picture">
+                <pic:pic xmlns:pic="http://schemas.openxmlformats.org/drawingml/2006/picture">
+                  <pic:nvPicPr>
+                    <pic:cNvPr id="1" name=""/>
+                    <pic:cNvPicPr/>
+                  </pic:nvPicPr>
+                  <pic:blipFill>
+                    <a:blip r:embed="rId11"/>
+                    <a:stretch>
+                      <a:fillRect/>
+                    </a:stretch>
+                  </pic:blipFill>
+                  <pic:spPr>
+                    <a:xfrm>
+                      <a:off x="0" y="0"/>
                       <a:ext cx="5940425" cy="1867535"/>
                     </a:xfrm>
                     <a:prstGeom prst="rect">
@@ -1670,9 +5641,137 @@
         <w:t>Рисунок 4 – Тестовый запрос на проверку работоспособности базы данных</w:t>
       </w:r>
     </w:p>
+    <w:p>
+      <w:pPr>
+        <w:ind w:firstLine="0"/>
+        <w:rPr>
+          <w:rFonts w:ascii="Times New Roman" w:hAnsi="Times New Roman" w:cs="Times New Roman"/>
+          <w:sz w:val="28"/>
+          <w:szCs w:val="28"/>
+        </w:rPr>
+        <w:sectPr>
+          <w:pgSz w:w="11906" w:h="16838"/>
+          <w:pgMar w:top="1134" w:right="850" w:bottom="1134" w:left="1701" w:header="708" w:footer="708" w:gutter="0"/>
+          <w:cols w:space="708"/>
+          <w:docGrid w:linePitch="360"/>
+        </w:sectPr>
+      </w:pPr>
+    </w:p>
+    <w:p>
+      <w:pPr>
+        <w:rPr>
+          <w:rFonts w:ascii="Times New Roman" w:hAnsi="Times New Roman" w:cs="Times New Roman"/>
+          <w:sz w:val="28"/>
+          <w:szCs w:val="28"/>
+        </w:rPr>
+      </w:pPr>
+      <w:r>
+        <w:rPr>
+          <w:rFonts w:ascii="Times New Roman" w:hAnsi="Times New Roman" w:cs="Times New Roman"/>
+          <w:sz w:val="28"/>
+          <w:szCs w:val="28"/>
+        </w:rPr>
+        <w:lastRenderedPageBreak/>
+        <w:t>Приложение А – к</w:t>
+      </w:r>
+      <w:r>
+        <w:rPr>
+          <w:rFonts w:ascii="Times New Roman" w:hAnsi="Times New Roman" w:cs="Times New Roman"/>
+          <w:sz w:val="28"/>
+          <w:szCs w:val="28"/>
+        </w:rPr>
+        <w:t>онцептуальная</w:t>
+      </w:r>
+      <w:r>
+        <w:rPr>
+          <w:rFonts w:ascii="Times New Roman" w:hAnsi="Times New Roman" w:cs="Times New Roman"/>
+          <w:sz w:val="28"/>
+          <w:szCs w:val="28"/>
+        </w:rPr>
+        <w:t xml:space="preserve"> </w:t>
+      </w:r>
+      <w:r>
+        <w:rPr>
+          <w:rFonts w:ascii="Times New Roman" w:hAnsi="Times New Roman" w:cs="Times New Roman"/>
+          <w:sz w:val="28"/>
+          <w:szCs w:val="28"/>
+          <w:lang w:val="en-US"/>
+        </w:rPr>
+        <w:t>ER</w:t>
+      </w:r>
+      <w:r>
+        <w:rPr>
+          <w:rFonts w:ascii="Times New Roman" w:hAnsi="Times New Roman" w:cs="Times New Roman"/>
+          <w:sz w:val="28"/>
+          <w:szCs w:val="28"/>
+        </w:rPr>
+        <w:t>-диаграмма, разрабатываемой базы данных</w:t>
+      </w:r>
+    </w:p>
+    <w:p>
+      <w:pPr>
+        <w:rPr>
+          <w:rFonts w:ascii="Times New Roman" w:hAnsi="Times New Roman" w:cs="Times New Roman"/>
+          <w:sz w:val="28"/>
+          <w:szCs w:val="28"/>
+        </w:rPr>
+      </w:pPr>
+      <w:r>
+        <w:rPr>
+          <w:rFonts w:ascii="Times New Roman" w:hAnsi="Times New Roman" w:cs="Times New Roman"/>
+          <w:sz w:val="28"/>
+          <w:szCs w:val="28"/>
+        </w:rPr>
+        <w:drawing>
+          <wp:inline distT="0" distB="0" distL="0" distR="0" wp14:anchorId="6AF795BF" wp14:editId="1C133155">
+            <wp:extent cx="9477060" cy="5284519"/>
+            <wp:effectExtent l="0" t="0" r="0" b="0"/>
+            <wp:docPr id="3" name="Рисунок 3"/>
+            <wp:cNvGraphicFramePr>
+              <a:graphicFrameLocks xmlns:a="http://schemas.openxmlformats.org/drawingml/2006/main" noChangeAspect="1"/>
+            </wp:cNvGraphicFramePr>
+            <a:graphic xmlns:a="http://schemas.openxmlformats.org/drawingml/2006/main">
+              <a:graphicData uri="http://schemas.openxmlformats.org/drawingml/2006/picture">
+                <pic:pic xmlns:pic="http://schemas.openxmlformats.org/drawingml/2006/picture">
+                  <pic:nvPicPr>
+                    <pic:cNvPr id="1" name=""/>
+                    <pic:cNvPicPr/>
+                  </pic:nvPicPr>
+                  <pic:blipFill>
+                    <a:blip r:embed="rId12"/>
+                    <a:stretch>
+                      <a:fillRect/>
+                    </a:stretch>
+                  </pic:blipFill>
+                  <pic:spPr>
+                    <a:xfrm>
+                      <a:off x="0" y="0"/>
+                      <a:ext cx="9514469" cy="5305379"/>
+                    </a:xfrm>
+                    <a:prstGeom prst="rect">
+                      <a:avLst/>
+                    </a:prstGeom>
+                  </pic:spPr>
+                </pic:pic>
+              </a:graphicData>
+            </a:graphic>
+          </wp:inline>
+        </w:drawing>
+      </w:r>
+    </w:p>
+    <w:p>
+      <w:pPr>
+        <w:ind w:firstLine="0"/>
+        <w:rPr>
+          <w:rFonts w:ascii="Times New Roman" w:hAnsi="Times New Roman" w:cs="Times New Roman"/>
+          <w:sz w:val="28"/>
+          <w:szCs w:val="28"/>
+        </w:rPr>
+      </w:pPr>
+    </w:p>
     <w:sectPr>
-      <w:pgSz w:w="11906" w:h="16838"/>
-      <w:pgMar w:top="1134" w:right="850" w:bottom="1134" w:left="1701" w:header="708" w:footer="708" w:gutter="0"/>
+      <w:pgSz w:w="16838" w:h="11906" w:orient="landscape"/>
+      <w:pgMar w:top="1701" w:right="1134" w:bottom="850" w:left="1134" w:header="708" w:footer="708" w:gutter="0"/>
       <w:cols w:space="708"/>
       <w:docGrid w:linePitch="360"/>
     </w:sectPr>
@@ -1680,9 +5779,321 @@
 </w:document>
 </file>
 
+<file path=word/endnotes.xml><?xml version="1.0" encoding="utf-8"?>
+<w:endnotes xmlns:wpc="http://schemas.microsoft.com/office/word/2010/wordprocessingCanvas" xmlns:cx="http://schemas.microsoft.com/office/drawing/2014/chartex" xmlns:cx1="http://schemas.microsoft.com/office/drawing/2015/9/8/chartex" xmlns:cx2="http://schemas.microsoft.com/office/drawing/2015/10/21/chartex" xmlns:cx3="http://schemas.microsoft.com/office/drawing/2016/5/9/chartex" xmlns:cx4="http://schemas.microsoft.com/office/drawing/2016/5/10/chartex" xmlns:cx5="http://schemas.microsoft.com/office/drawing/2016/5/11/chartex" xmlns:cx6="http://schemas.microsoft.com/office/drawing/2016/5/12/chartex" xmlns:cx7="http://schemas.microsoft.com/office/drawing/2016/5/13/chartex" xmlns:cx8="http://schemas.microsoft.com/office/drawing/2016/5/14/chartex" xmlns:mc="http://schemas.openxmlformats.org/markup-compatibility/2006" xmlns:aink="http://schemas.microsoft.com/office/drawing/2016/ink" xmlns:am3d="http://schemas.microsoft.com/office/drawing/2017/model3d" xmlns:o="urn:schemas-microsoft-com:office:office" xmlns:r="http://schemas.openxmlformats.org/officeDocument/2006/relationships" xmlns:m="http://schemas.openxmlformats.org/officeDocument/2006/math" xmlns:v="urn:schemas-microsoft-com:vml" xmlns:wp14="http://schemas.microsoft.com/office/word/2010/wordprocessingDrawing" xmlns:wp="http://schemas.openxmlformats.org/drawingml/2006/wordprocessingDrawing" xmlns:w10="urn:schemas-microsoft-com:office:word" xmlns:w="http://schemas.openxmlformats.org/wordprocessingml/2006/main" xmlns:w14="http://schemas.microsoft.com/office/word/2010/wordml" xmlns:w15="http://schemas.microsoft.com/office/word/2012/wordml" xmlns:w16cex="http://schemas.microsoft.com/office/word/2018/wordml/cex" xmlns:w16cid="http://schemas.microsoft.com/office/word/2016/wordml/cid" xmlns:w16="http://schemas.microsoft.com/office/word/2018/wordml" xmlns:w16sdtdh="http://schemas.microsoft.com/office/word/2020/wordml/sdtdatahash" xmlns:w16se="http://schemas.microsoft.com/office/word/2015/wordml/symex" xmlns:wpg="http://schemas.microsoft.com/office/word/2010/wordprocessingGroup" xmlns:wpi="http://schemas.microsoft.com/office/word/2010/wordprocessingInk" xmlns:wne="http://schemas.microsoft.com/office/word/2006/wordml" xmlns:wps="http://schemas.microsoft.com/office/word/2010/wordprocessingShape" mc:Ignorable="w14 w15 w16se w16cid w16 w16cex w16sdtdh wp14">
+  <w:endnote w:type="separator" w:id="-1">
+    <w:p>
+      <w:pPr>
+        <w:spacing w:line="240" w:lineRule="auto"/>
+      </w:pPr>
+      <w:r>
+        <w:separator/>
+      </w:r>
+    </w:p>
+  </w:endnote>
+  <w:endnote w:type="continuationSeparator" w:id="0">
+    <w:p>
+      <w:pPr>
+        <w:spacing w:line="240" w:lineRule="auto"/>
+      </w:pPr>
+      <w:r>
+        <w:continuationSeparator/>
+      </w:r>
+    </w:p>
+  </w:endnote>
+</w:endnotes>
+</file>
+
+<file path=word/footnotes.xml><?xml version="1.0" encoding="utf-8"?>
+<w:footnotes xmlns:wpc="http://schemas.microsoft.com/office/word/2010/wordprocessingCanvas" xmlns:cx="http://schemas.microsoft.com/office/drawing/2014/chartex" xmlns:cx1="http://schemas.microsoft.com/office/drawing/2015/9/8/chartex" xmlns:cx2="http://schemas.microsoft.com/office/drawing/2015/10/21/chartex" xmlns:cx3="http://schemas.microsoft.com/office/drawing/2016/5/9/chartex" xmlns:cx4="http://schemas.microsoft.com/office/drawing/2016/5/10/chartex" xmlns:cx5="http://schemas.microsoft.com/office/drawing/2016/5/11/chartex" xmlns:cx6="http://schemas.microsoft.com/office/drawing/2016/5/12/chartex" xmlns:cx7="http://schemas.microsoft.com/office/drawing/2016/5/13/chartex" xmlns:cx8="http://schemas.microsoft.com/office/drawing/2016/5/14/chartex" xmlns:mc="http://schemas.openxmlformats.org/markup-compatibility/2006" xmlns:aink="http://schemas.microsoft.com/office/drawing/2016/ink" xmlns:am3d="http://schemas.microsoft.com/office/drawing/2017/model3d" xmlns:o="urn:schemas-microsoft-com:office:office" xmlns:r="http://schemas.openxmlformats.org/officeDocument/2006/relationships" xmlns:m="http://schemas.openxmlformats.org/officeDocument/2006/math" xmlns:v="urn:schemas-microsoft-com:vml" xmlns:wp14="http://schemas.microsoft.com/office/word/2010/wordprocessingDrawing" xmlns:wp="http://schemas.openxmlformats.org/drawingml/2006/wordprocessingDrawing" xmlns:w10="urn:schemas-microsoft-com:office:word" xmlns:w="http://schemas.openxmlformats.org/wordprocessingml/2006/main" xmlns:w14="http://schemas.microsoft.com/office/word/2010/wordml" xmlns:w15="http://schemas.microsoft.com/office/word/2012/wordml" xmlns:w16cex="http://schemas.microsoft.com/office/word/2018/wordml/cex" xmlns:w16cid="http://schemas.microsoft.com/office/word/2016/wordml/cid" xmlns:w16="http://schemas.microsoft.com/office/word/2018/wordml" xmlns:w16sdtdh="http://schemas.microsoft.com/office/word/2020/wordml/sdtdatahash" xmlns:w16se="http://schemas.microsoft.com/office/word/2015/wordml/symex" xmlns:wpg="http://schemas.microsoft.com/office/word/2010/wordprocessingGroup" xmlns:wpi="http://schemas.microsoft.com/office/word/2010/wordprocessingInk" xmlns:wne="http://schemas.microsoft.com/office/word/2006/wordml" xmlns:wps="http://schemas.microsoft.com/office/word/2010/wordprocessingShape" mc:Ignorable="w14 w15 w16se w16cid w16 w16cex w16sdtdh wp14">
+  <w:footnote w:type="separator" w:id="-1">
+    <w:p>
+      <w:pPr>
+        <w:spacing w:line="240" w:lineRule="auto"/>
+      </w:pPr>
+      <w:r>
+        <w:separator/>
+      </w:r>
+    </w:p>
+  </w:footnote>
+  <w:footnote w:type="continuationSeparator" w:id="0">
+    <w:p>
+      <w:pPr>
+        <w:spacing w:line="240" w:lineRule="auto"/>
+      </w:pPr>
+      <w:r>
+        <w:continuationSeparator/>
+      </w:r>
+    </w:p>
+  </w:footnote>
+</w:footnotes>
+</file>
+
 <file path=word/numbering.xml><?xml version="1.0" encoding="utf-8"?>
-<w:numbering xmlns:wpc="http://schemas.microsoft.com/office/word/2010/wordprocessingCanvas" xmlns:cx="http://schemas.microsoft.com/office/drawing/2014/chartex" xmlns:cx1="http://schemas.microsoft.com/office/drawing/2015/9/8/chartex" xmlns:cx2="http://schemas.microsoft.com/office/drawing/2015/10/21/chartex" xmlns:cx3="http://schemas.microsoft.com/office/drawing/2016/5/9/chartex" xmlns:cx4="http://schemas.microsoft.com/office/drawing/2016/5/10/chartex" xmlns:cx5="http://schemas.microsoft.com/office/drawing/2016/5/11/chartex" xmlns:cx6="http://schemas.microsoft.com/office/drawing/2016/5/12/chartex" xmlns:cx7="http://schemas.microsoft.com/office/drawing/2016/5/13/chartex" xmlns:cx8="http://schemas.microsoft.com/office/drawing/2016/5/14/chartex" xmlns:mc="http://schemas.openxmlformats.org/markup-compatibility/2006" xmlns:aink="http://schemas.microsoft.com/office/drawing/2016/ink" xmlns:am3d="http://schemas.microsoft.com/office/drawing/2017/model3d" xmlns:o="urn:schemas-microsoft-com:office:office" xmlns:oel="http://schemas.microsoft.com/office/2019/extlst" xmlns:r="http://schemas.openxmlformats.org/officeDocument/2006/relationships" xmlns:m="http://schemas.openxmlformats.org/officeDocument/2006/math" xmlns:v="urn:schemas-microsoft-com:vml" xmlns:wp14="http://schemas.microsoft.com/office/word/2010/wordprocessingDrawing" xmlns:wp="http://schemas.openxmlformats.org/drawingml/2006/wordprocessingDrawing" xmlns:w10="urn:schemas-microsoft-com:office:word" xmlns:w="http://schemas.openxmlformats.org/wordprocessingml/2006/main" xmlns:w14="http://schemas.microsoft.com/office/word/2010/wordml" xmlns:w15="http://schemas.microsoft.com/office/word/2012/wordml" xmlns:w16cex="http://schemas.microsoft.com/office/word/2018/wordml/cex" xmlns:w16cid="http://schemas.microsoft.com/office/word/2016/wordml/cid" xmlns:w16="http://schemas.microsoft.com/office/word/2018/wordml" xmlns:w16du="http://schemas.microsoft.com/office/word/2023/wordml/word16du" xmlns:w16sdtdh="http://schemas.microsoft.com/office/word/2020/wordml/sdtdatahash" xmlns:w16sdtfl="http://schemas.microsoft.com/office/word/2024/wordml/sdtformatlock" xmlns:w16se="http://schemas.microsoft.com/office/word/2015/wordml/symex" xmlns:wpg="http://schemas.microsoft.com/office/word/2010/wordprocessingGroup" xmlns:wpi="http://schemas.microsoft.com/office/word/2010/wordprocessingInk" xmlns:wne="http://schemas.microsoft.com/office/word/2006/wordml" xmlns:wps="http://schemas.microsoft.com/office/word/2010/wordprocessingShape" mc:Ignorable="w14 w15 w16se w16cid w16 w16cex w16sdtdh w16sdtfl w16du wp14">
+<w:numbering xmlns:wpc="http://schemas.microsoft.com/office/word/2010/wordprocessingCanvas" xmlns:cx="http://schemas.microsoft.com/office/drawing/2014/chartex" xmlns:cx1="http://schemas.microsoft.com/office/drawing/2015/9/8/chartex" xmlns:cx2="http://schemas.microsoft.com/office/drawing/2015/10/21/chartex" xmlns:cx3="http://schemas.microsoft.com/office/drawing/2016/5/9/chartex" xmlns:cx4="http://schemas.microsoft.com/office/drawing/2016/5/10/chartex" xmlns:cx5="http://schemas.microsoft.com/office/drawing/2016/5/11/chartex" xmlns:cx6="http://schemas.microsoft.com/office/drawing/2016/5/12/chartex" xmlns:cx7="http://schemas.microsoft.com/office/drawing/2016/5/13/chartex" xmlns:cx8="http://schemas.microsoft.com/office/drawing/2016/5/14/chartex" xmlns:mc="http://schemas.openxmlformats.org/markup-compatibility/2006" xmlns:aink="http://schemas.microsoft.com/office/drawing/2016/ink" xmlns:am3d="http://schemas.microsoft.com/office/drawing/2017/model3d" xmlns:o="urn:schemas-microsoft-com:office:office" xmlns:r="http://schemas.openxmlformats.org/officeDocument/2006/relationships" xmlns:m="http://schemas.openxmlformats.org/officeDocument/2006/math" xmlns:v="urn:schemas-microsoft-com:vml" xmlns:wp14="http://schemas.microsoft.com/office/word/2010/wordprocessingDrawing" xmlns:wp="http://schemas.openxmlformats.org/drawingml/2006/wordprocessingDrawing" xmlns:w10="urn:schemas-microsoft-com:office:word" xmlns:w="http://schemas.openxmlformats.org/wordprocessingml/2006/main" xmlns:w14="http://schemas.microsoft.com/office/word/2010/wordml" xmlns:w15="http://schemas.microsoft.com/office/word/2012/wordml" xmlns:w16cex="http://schemas.microsoft.com/office/word/2018/wordml/cex" xmlns:w16cid="http://schemas.microsoft.com/office/word/2016/wordml/cid" xmlns:w16="http://schemas.microsoft.com/office/word/2018/wordml" xmlns:w16sdtdh="http://schemas.microsoft.com/office/word/2020/wordml/sdtdatahash" xmlns:w16se="http://schemas.microsoft.com/office/word/2015/wordml/symex" xmlns:wpg="http://schemas.microsoft.com/office/word/2010/wordprocessingGroup" xmlns:wpi="http://schemas.microsoft.com/office/word/2010/wordprocessingInk" xmlns:wne="http://schemas.microsoft.com/office/word/2006/wordml" xmlns:wps="http://schemas.microsoft.com/office/word/2010/wordprocessingShape" mc:Ignorable="w14 w15 w16se w16cid w16 w16cex w16sdtdh wp14">
   <w:abstractNum w:abstractNumId="0" w15:restartNumberingAfterBreak="0">
+    <w:nsid w:val="0338333D"/>
+    <w:multiLevelType w:val="multilevel"/>
+    <w:tmpl w:val="E306E314"/>
+    <w:lvl w:ilvl="0">
+      <w:start w:val="1"/>
+      <w:numFmt w:val="decimal"/>
+      <w:lvlText w:val="%1."/>
+      <w:lvlJc w:val="left"/>
+      <w:pPr>
+        <w:tabs>
+          <w:tab w:val="num" w:pos="720"/>
+        </w:tabs>
+        <w:ind w:left="720" w:hanging="360"/>
+      </w:pPr>
+    </w:lvl>
+    <w:lvl w:ilvl="1" w:tentative="1">
+      <w:start w:val="1"/>
+      <w:numFmt w:val="decimal"/>
+      <w:lvlText w:val="%2."/>
+      <w:lvlJc w:val="left"/>
+      <w:pPr>
+        <w:tabs>
+          <w:tab w:val="num" w:pos="1440"/>
+        </w:tabs>
+        <w:ind w:left="1440" w:hanging="360"/>
+      </w:pPr>
+    </w:lvl>
+    <w:lvl w:ilvl="2" w:tentative="1">
+      <w:start w:val="1"/>
+      <w:numFmt w:val="decimal"/>
+      <w:lvlText w:val="%3."/>
+      <w:lvlJc w:val="left"/>
+      <w:pPr>
+        <w:tabs>
+          <w:tab w:val="num" w:pos="2160"/>
+        </w:tabs>
+        <w:ind w:left="2160" w:hanging="360"/>
+      </w:pPr>
+    </w:lvl>
+    <w:lvl w:ilvl="3" w:tentative="1">
+      <w:start w:val="1"/>
+      <w:numFmt w:val="decimal"/>
+      <w:lvlText w:val="%4."/>
+      <w:lvlJc w:val="left"/>
+      <w:pPr>
+        <w:tabs>
+          <w:tab w:val="num" w:pos="2880"/>
+        </w:tabs>
+        <w:ind w:left="2880" w:hanging="360"/>
+      </w:pPr>
+    </w:lvl>
+    <w:lvl w:ilvl="4" w:tentative="1">
+      <w:start w:val="1"/>
+      <w:numFmt w:val="decimal"/>
+      <w:lvlText w:val="%5."/>
+      <w:lvlJc w:val="left"/>
+      <w:pPr>
+        <w:tabs>
+          <w:tab w:val="num" w:pos="3600"/>
+        </w:tabs>
+        <w:ind w:left="3600" w:hanging="360"/>
+      </w:pPr>
+    </w:lvl>
+    <w:lvl w:ilvl="5" w:tentative="1">
+      <w:start w:val="1"/>
+      <w:numFmt w:val="decimal"/>
+      <w:lvlText w:val="%6."/>
+      <w:lvlJc w:val="left"/>
+      <w:pPr>
+        <w:tabs>
+          <w:tab w:val="num" w:pos="4320"/>
+        </w:tabs>
+        <w:ind w:left="4320" w:hanging="360"/>
+      </w:pPr>
+    </w:lvl>
+    <w:lvl w:ilvl="6" w:tentative="1">
+      <w:start w:val="1"/>
+      <w:numFmt w:val="decimal"/>
+      <w:lvlText w:val="%7."/>
+      <w:lvlJc w:val="left"/>
+      <w:pPr>
+        <w:tabs>
+          <w:tab w:val="num" w:pos="5040"/>
+        </w:tabs>
+        <w:ind w:left="5040" w:hanging="360"/>
+      </w:pPr>
+    </w:lvl>
+    <w:lvl w:ilvl="7" w:tentative="1">
+      <w:start w:val="1"/>
+      <w:numFmt w:val="decimal"/>
+      <w:lvlText w:val="%8."/>
+      <w:lvlJc w:val="left"/>
+      <w:pPr>
+        <w:tabs>
+          <w:tab w:val="num" w:pos="5760"/>
+        </w:tabs>
+        <w:ind w:left="5760" w:hanging="360"/>
+      </w:pPr>
+    </w:lvl>
+    <w:lvl w:ilvl="8" w:tentative="1">
+      <w:start w:val="1"/>
+      <w:numFmt w:val="decimal"/>
+      <w:lvlText w:val="%9."/>
+      <w:lvlJc w:val="left"/>
+      <w:pPr>
+        <w:tabs>
+          <w:tab w:val="num" w:pos="6480"/>
+        </w:tabs>
+        <w:ind w:left="6480" w:hanging="360"/>
+      </w:pPr>
+    </w:lvl>
+  </w:abstractNum>
+  <w:abstractNum w:abstractNumId="1" w15:restartNumberingAfterBreak="0">
+    <w:nsid w:val="14953F6B"/>
+    <w:multiLevelType w:val="multilevel"/>
+    <w:tmpl w:val="4DAE6952"/>
+    <w:lvl w:ilvl="0">
+      <w:start w:val="1"/>
+      <w:numFmt w:val="bullet"/>
+      <w:lvlText w:val=""/>
+      <w:lvlJc w:val="left"/>
+      <w:pPr>
+        <w:tabs>
+          <w:tab w:val="num" w:pos="720"/>
+        </w:tabs>
+        <w:ind w:left="720" w:hanging="360"/>
+      </w:pPr>
+      <w:rPr>
+        <w:rFonts w:ascii="Symbol" w:hAnsi="Symbol" w:hint="default"/>
+        <w:sz w:val="20"/>
+      </w:rPr>
+    </w:lvl>
+    <w:lvl w:ilvl="1" w:tentative="1">
+      <w:start w:val="1"/>
+      <w:numFmt w:val="bullet"/>
+      <w:lvlText w:val="o"/>
+      <w:lvlJc w:val="left"/>
+      <w:pPr>
+        <w:tabs>
+          <w:tab w:val="num" w:pos="1440"/>
+        </w:tabs>
+        <w:ind w:left="1440" w:hanging="360"/>
+      </w:pPr>
+      <w:rPr>
+        <w:rFonts w:ascii="Courier New" w:hAnsi="Courier New" w:hint="default"/>
+        <w:sz w:val="20"/>
+      </w:rPr>
+    </w:lvl>
+    <w:lvl w:ilvl="2" w:tentative="1">
+      <w:start w:val="1"/>
+      <w:numFmt w:val="bullet"/>
+      <w:lvlText w:val=""/>
+      <w:lvlJc w:val="left"/>
+      <w:pPr>
+        <w:tabs>
+          <w:tab w:val="num" w:pos="2160"/>
+        </w:tabs>
+        <w:ind w:left="2160" w:hanging="360"/>
+      </w:pPr>
+      <w:rPr>
+        <w:rFonts w:ascii="Wingdings" w:hAnsi="Wingdings" w:hint="default"/>
+        <w:sz w:val="20"/>
+      </w:rPr>
+    </w:lvl>
+    <w:lvl w:ilvl="3" w:tentative="1">
+      <w:start w:val="1"/>
+      <w:numFmt w:val="bullet"/>
+      <w:lvlText w:val=""/>
+      <w:lvlJc w:val="left"/>
+      <w:pPr>
+        <w:tabs>
+          <w:tab w:val="num" w:pos="2880"/>
+        </w:tabs>
+        <w:ind w:left="2880" w:hanging="360"/>
+      </w:pPr>
+      <w:rPr>
+        <w:rFonts w:ascii="Wingdings" w:hAnsi="Wingdings" w:hint="default"/>
+        <w:sz w:val="20"/>
+      </w:rPr>
+    </w:lvl>
+    <w:lvl w:ilvl="4" w:tentative="1">
+      <w:start w:val="1"/>
+      <w:numFmt w:val="bullet"/>
+      <w:lvlText w:val=""/>
+      <w:lvlJc w:val="left"/>
+      <w:pPr>
+        <w:tabs>
+          <w:tab w:val="num" w:pos="3600"/>
+        </w:tabs>
+        <w:ind w:left="3600" w:hanging="360"/>
+      </w:pPr>
+      <w:rPr>
+        <w:rFonts w:ascii="Wingdings" w:hAnsi="Wingdings" w:hint="default"/>
+        <w:sz w:val="20"/>
+      </w:rPr>
+    </w:lvl>
+    <w:lvl w:ilvl="5" w:tentative="1">
+      <w:start w:val="1"/>
+      <w:numFmt w:val="bullet"/>
+      <w:lvlText w:val=""/>
+      <w:lvlJc w:val="left"/>
+      <w:pPr>
+        <w:tabs>
+          <w:tab w:val="num" w:pos="4320"/>
+        </w:tabs>
+        <w:ind w:left="4320" w:hanging="360"/>
+      </w:pPr>
+      <w:rPr>
+        <w:rFonts w:ascii="Wingdings" w:hAnsi="Wingdings" w:hint="default"/>
+        <w:sz w:val="20"/>
+      </w:rPr>
+    </w:lvl>
+    <w:lvl w:ilvl="6" w:tentative="1">
+      <w:start w:val="1"/>
+      <w:numFmt w:val="bullet"/>
+      <w:lvlText w:val=""/>
+      <w:lvlJc w:val="left"/>
+      <w:pPr>
+        <w:tabs>
+          <w:tab w:val="num" w:pos="5040"/>
+        </w:tabs>
+        <w:ind w:left="5040" w:hanging="360"/>
+      </w:pPr>
+      <w:rPr>
+        <w:rFonts w:ascii="Wingdings" w:hAnsi="Wingdings" w:hint="default"/>
+        <w:sz w:val="20"/>
+      </w:rPr>
+    </w:lvl>
+    <w:lvl w:ilvl="7" w:tentative="1">
+      <w:start w:val="1"/>
+      <w:numFmt w:val="bullet"/>
+      <w:lvlText w:val=""/>
+      <w:lvlJc w:val="left"/>
+      <w:pPr>
+        <w:tabs>
+          <w:tab w:val="num" w:pos="5760"/>
+        </w:tabs>
+        <w:ind w:left="5760" w:hanging="360"/>
+      </w:pPr>
+      <w:rPr>
+        <w:rFonts w:ascii="Wingdings" w:hAnsi="Wingdings" w:hint="default"/>
+        <w:sz w:val="20"/>
+      </w:rPr>
+    </w:lvl>
+    <w:lvl w:ilvl="8" w:tentative="1">
+      <w:start w:val="1"/>
+      <w:numFmt w:val="bullet"/>
+      <w:lvlText w:val=""/>
+      <w:lvlJc w:val="left"/>
+      <w:pPr>
+        <w:tabs>
+          <w:tab w:val="num" w:pos="6480"/>
+        </w:tabs>
+        <w:ind w:left="6480" w:hanging="360"/>
+      </w:pPr>
+      <w:rPr>
+        <w:rFonts w:ascii="Wingdings" w:hAnsi="Wingdings" w:hint="default"/>
+        <w:sz w:val="20"/>
+      </w:rPr>
+    </w:lvl>
+  </w:abstractNum>
+  <w:abstractNum w:abstractNumId="2" w15:restartNumberingAfterBreak="0">
     <w:nsid w:val="14AF2223"/>
     <w:multiLevelType w:val="multilevel"/>
     <w:tmpl w:val="C472D3D4"/>
@@ -1831,7 +6242,418 @@
       </w:rPr>
     </w:lvl>
   </w:abstractNum>
-  <w:abstractNum w:abstractNumId="1" w15:restartNumberingAfterBreak="0">
+  <w:abstractNum w:abstractNumId="3" w15:restartNumberingAfterBreak="0">
+    <w:nsid w:val="153E2DDA"/>
+    <w:multiLevelType w:val="multilevel"/>
+    <w:tmpl w:val="82EAD2DC"/>
+    <w:lvl w:ilvl="0">
+      <w:start w:val="1"/>
+      <w:numFmt w:val="bullet"/>
+      <w:lvlText w:val=""/>
+      <w:lvlJc w:val="left"/>
+      <w:pPr>
+        <w:tabs>
+          <w:tab w:val="num" w:pos="720"/>
+        </w:tabs>
+        <w:ind w:left="720" w:hanging="360"/>
+      </w:pPr>
+      <w:rPr>
+        <w:rFonts w:ascii="Symbol" w:hAnsi="Symbol" w:hint="default"/>
+        <w:sz w:val="20"/>
+      </w:rPr>
+    </w:lvl>
+    <w:lvl w:ilvl="1" w:tentative="1">
+      <w:start w:val="1"/>
+      <w:numFmt w:val="bullet"/>
+      <w:lvlText w:val="o"/>
+      <w:lvlJc w:val="left"/>
+      <w:pPr>
+        <w:tabs>
+          <w:tab w:val="num" w:pos="1440"/>
+        </w:tabs>
+        <w:ind w:left="1440" w:hanging="360"/>
+      </w:pPr>
+      <w:rPr>
+        <w:rFonts w:ascii="Courier New" w:hAnsi="Courier New" w:hint="default"/>
+        <w:sz w:val="20"/>
+      </w:rPr>
+    </w:lvl>
+    <w:lvl w:ilvl="2" w:tentative="1">
+      <w:start w:val="1"/>
+      <w:numFmt w:val="bullet"/>
+      <w:lvlText w:val=""/>
+      <w:lvlJc w:val="left"/>
+      <w:pPr>
+        <w:tabs>
+          <w:tab w:val="num" w:pos="2160"/>
+        </w:tabs>
+        <w:ind w:left="2160" w:hanging="360"/>
+      </w:pPr>
+      <w:rPr>
+        <w:rFonts w:ascii="Wingdings" w:hAnsi="Wingdings" w:hint="default"/>
+        <w:sz w:val="20"/>
+      </w:rPr>
+    </w:lvl>
+    <w:lvl w:ilvl="3" w:tentative="1">
+      <w:start w:val="1"/>
+      <w:numFmt w:val="bullet"/>
+      <w:lvlText w:val=""/>
+      <w:lvlJc w:val="left"/>
+      <w:pPr>
+        <w:tabs>
+          <w:tab w:val="num" w:pos="2880"/>
+        </w:tabs>
+        <w:ind w:left="2880" w:hanging="360"/>
+      </w:pPr>
+      <w:rPr>
+        <w:rFonts w:ascii="Wingdings" w:hAnsi="Wingdings" w:hint="default"/>
+        <w:sz w:val="20"/>
+      </w:rPr>
+    </w:lvl>
+    <w:lvl w:ilvl="4" w:tentative="1">
+      <w:start w:val="1"/>
+      <w:numFmt w:val="bullet"/>
+      <w:lvlText w:val=""/>
+      <w:lvlJc w:val="left"/>
+      <w:pPr>
+        <w:tabs>
+          <w:tab w:val="num" w:pos="3600"/>
+        </w:tabs>
+        <w:ind w:left="3600" w:hanging="360"/>
+      </w:pPr>
+      <w:rPr>
+        <w:rFonts w:ascii="Wingdings" w:hAnsi="Wingdings" w:hint="default"/>
+        <w:sz w:val="20"/>
+      </w:rPr>
+    </w:lvl>
+    <w:lvl w:ilvl="5" w:tentative="1">
+      <w:start w:val="1"/>
+      <w:numFmt w:val="bullet"/>
+      <w:lvlText w:val=""/>
+      <w:lvlJc w:val="left"/>
+      <w:pPr>
+        <w:tabs>
+          <w:tab w:val="num" w:pos="4320"/>
+        </w:tabs>
+        <w:ind w:left="4320" w:hanging="360"/>
+      </w:pPr>
+      <w:rPr>
+        <w:rFonts w:ascii="Wingdings" w:hAnsi="Wingdings" w:hint="default"/>
+        <w:sz w:val="20"/>
+      </w:rPr>
+    </w:lvl>
+    <w:lvl w:ilvl="6" w:tentative="1">
+      <w:start w:val="1"/>
+      <w:numFmt w:val="bullet"/>
+      <w:lvlText w:val=""/>
+      <w:lvlJc w:val="left"/>
+      <w:pPr>
+        <w:tabs>
+          <w:tab w:val="num" w:pos="5040"/>
+        </w:tabs>
+        <w:ind w:left="5040" w:hanging="360"/>
+      </w:pPr>
+      <w:rPr>
+        <w:rFonts w:ascii="Wingdings" w:hAnsi="Wingdings" w:hint="default"/>
+        <w:sz w:val="20"/>
+      </w:rPr>
+    </w:lvl>
+    <w:lvl w:ilvl="7" w:tentative="1">
+      <w:start w:val="1"/>
+      <w:numFmt w:val="bullet"/>
+      <w:lvlText w:val=""/>
+      <w:lvlJc w:val="left"/>
+      <w:pPr>
+        <w:tabs>
+          <w:tab w:val="num" w:pos="5760"/>
+        </w:tabs>
+        <w:ind w:left="5760" w:hanging="360"/>
+      </w:pPr>
+      <w:rPr>
+        <w:rFonts w:ascii="Wingdings" w:hAnsi="Wingdings" w:hint="default"/>
+        <w:sz w:val="20"/>
+      </w:rPr>
+    </w:lvl>
+    <w:lvl w:ilvl="8" w:tentative="1">
+      <w:start w:val="1"/>
+      <w:numFmt w:val="bullet"/>
+      <w:lvlText w:val=""/>
+      <w:lvlJc w:val="left"/>
+      <w:pPr>
+        <w:tabs>
+          <w:tab w:val="num" w:pos="6480"/>
+        </w:tabs>
+        <w:ind w:left="6480" w:hanging="360"/>
+      </w:pPr>
+      <w:rPr>
+        <w:rFonts w:ascii="Wingdings" w:hAnsi="Wingdings" w:hint="default"/>
+        <w:sz w:val="20"/>
+      </w:rPr>
+    </w:lvl>
+  </w:abstractNum>
+  <w:abstractNum w:abstractNumId="4" w15:restartNumberingAfterBreak="0">
+    <w:nsid w:val="17FF5011"/>
+    <w:multiLevelType w:val="multilevel"/>
+    <w:tmpl w:val="5AC0F1A8"/>
+    <w:lvl w:ilvl="0">
+      <w:start w:val="1"/>
+      <w:numFmt w:val="decimal"/>
+      <w:lvlText w:val="%1)"/>
+      <w:lvlJc w:val="left"/>
+      <w:pPr>
+        <w:tabs>
+          <w:tab w:val="num" w:pos="720"/>
+        </w:tabs>
+        <w:ind w:left="720" w:hanging="360"/>
+      </w:pPr>
+    </w:lvl>
+    <w:lvl w:ilvl="1" w:tentative="1">
+      <w:start w:val="1"/>
+      <w:numFmt w:val="decimal"/>
+      <w:lvlText w:val="%2."/>
+      <w:lvlJc w:val="left"/>
+      <w:pPr>
+        <w:tabs>
+          <w:tab w:val="num" w:pos="1440"/>
+        </w:tabs>
+        <w:ind w:left="1440" w:hanging="360"/>
+      </w:pPr>
+    </w:lvl>
+    <w:lvl w:ilvl="2" w:tentative="1">
+      <w:start w:val="1"/>
+      <w:numFmt w:val="decimal"/>
+      <w:lvlText w:val="%3."/>
+      <w:lvlJc w:val="left"/>
+      <w:pPr>
+        <w:tabs>
+          <w:tab w:val="num" w:pos="2160"/>
+        </w:tabs>
+        <w:ind w:left="2160" w:hanging="360"/>
+      </w:pPr>
+    </w:lvl>
+    <w:lvl w:ilvl="3" w:tentative="1">
+      <w:start w:val="1"/>
+      <w:numFmt w:val="decimal"/>
+      <w:lvlText w:val="%4."/>
+      <w:lvlJc w:val="left"/>
+      <w:pPr>
+        <w:tabs>
+          <w:tab w:val="num" w:pos="2880"/>
+        </w:tabs>
+        <w:ind w:left="2880" w:hanging="360"/>
+      </w:pPr>
+    </w:lvl>
+    <w:lvl w:ilvl="4" w:tentative="1">
+      <w:start w:val="1"/>
+      <w:numFmt w:val="decimal"/>
+      <w:lvlText w:val="%5."/>
+      <w:lvlJc w:val="left"/>
+      <w:pPr>
+        <w:tabs>
+          <w:tab w:val="num" w:pos="3600"/>
+        </w:tabs>
+        <w:ind w:left="3600" w:hanging="360"/>
+      </w:pPr>
+    </w:lvl>
+    <w:lvl w:ilvl="5" w:tentative="1">
+      <w:start w:val="1"/>
+      <w:numFmt w:val="decimal"/>
+      <w:lvlText w:val="%6."/>
+      <w:lvlJc w:val="left"/>
+      <w:pPr>
+        <w:tabs>
+          <w:tab w:val="num" w:pos="4320"/>
+        </w:tabs>
+        <w:ind w:left="4320" w:hanging="360"/>
+      </w:pPr>
+    </w:lvl>
+    <w:lvl w:ilvl="6" w:tentative="1">
+      <w:start w:val="1"/>
+      <w:numFmt w:val="decimal"/>
+      <w:lvlText w:val="%7."/>
+      <w:lvlJc w:val="left"/>
+      <w:pPr>
+        <w:tabs>
+          <w:tab w:val="num" w:pos="5040"/>
+        </w:tabs>
+        <w:ind w:left="5040" w:hanging="360"/>
+      </w:pPr>
+    </w:lvl>
+    <w:lvl w:ilvl="7" w:tentative="1">
+      <w:start w:val="1"/>
+      <w:numFmt w:val="decimal"/>
+      <w:lvlText w:val="%8."/>
+      <w:lvlJc w:val="left"/>
+      <w:pPr>
+        <w:tabs>
+          <w:tab w:val="num" w:pos="5760"/>
+        </w:tabs>
+        <w:ind w:left="5760" w:hanging="360"/>
+      </w:pPr>
+    </w:lvl>
+    <w:lvl w:ilvl="8" w:tentative="1">
+      <w:start w:val="1"/>
+      <w:numFmt w:val="decimal"/>
+      <w:lvlText w:val="%9."/>
+      <w:lvlJc w:val="left"/>
+      <w:pPr>
+        <w:tabs>
+          <w:tab w:val="num" w:pos="6480"/>
+        </w:tabs>
+        <w:ind w:left="6480" w:hanging="360"/>
+      </w:pPr>
+    </w:lvl>
+  </w:abstractNum>
+  <w:abstractNum w:abstractNumId="5" w15:restartNumberingAfterBreak="0">
+    <w:nsid w:val="26FA0799"/>
+    <w:multiLevelType w:val="multilevel"/>
+    <w:tmpl w:val="5BAE79CA"/>
+    <w:lvl w:ilvl="0">
+      <w:start w:val="1"/>
+      <w:numFmt w:val="bullet"/>
+      <w:lvlText w:val=""/>
+      <w:lvlJc w:val="left"/>
+      <w:pPr>
+        <w:tabs>
+          <w:tab w:val="num" w:pos="720"/>
+        </w:tabs>
+        <w:ind w:left="720" w:hanging="360"/>
+      </w:pPr>
+      <w:rPr>
+        <w:rFonts w:ascii="Symbol" w:hAnsi="Symbol" w:hint="default"/>
+        <w:sz w:val="20"/>
+      </w:rPr>
+    </w:lvl>
+    <w:lvl w:ilvl="1">
+      <w:start w:val="1"/>
+      <w:numFmt w:val="bullet"/>
+      <w:lvlText w:val="o"/>
+      <w:lvlJc w:val="left"/>
+      <w:pPr>
+        <w:tabs>
+          <w:tab w:val="num" w:pos="1440"/>
+        </w:tabs>
+        <w:ind w:left="1440" w:hanging="360"/>
+      </w:pPr>
+      <w:rPr>
+        <w:rFonts w:ascii="Courier New" w:hAnsi="Courier New" w:hint="default"/>
+        <w:sz w:val="20"/>
+      </w:rPr>
+    </w:lvl>
+    <w:lvl w:ilvl="2" w:tentative="1">
+      <w:start w:val="1"/>
+      <w:numFmt w:val="bullet"/>
+      <w:lvlText w:val=""/>
+      <w:lvlJc w:val="left"/>
+      <w:pPr>
+        <w:tabs>
+          <w:tab w:val="num" w:pos="2160"/>
+        </w:tabs>
+        <w:ind w:left="2160" w:hanging="360"/>
+      </w:pPr>
+      <w:rPr>
+        <w:rFonts w:ascii="Wingdings" w:hAnsi="Wingdings" w:hint="default"/>
+        <w:sz w:val="20"/>
+      </w:rPr>
+    </w:lvl>
+    <w:lvl w:ilvl="3" w:tentative="1">
+      <w:start w:val="1"/>
+      <w:numFmt w:val="bullet"/>
+      <w:lvlText w:val=""/>
+      <w:lvlJc w:val="left"/>
+      <w:pPr>
+        <w:tabs>
+          <w:tab w:val="num" w:pos="2880"/>
+        </w:tabs>
+        <w:ind w:left="2880" w:hanging="360"/>
+      </w:pPr>
+      <w:rPr>
+        <w:rFonts w:ascii="Wingdings" w:hAnsi="Wingdings" w:hint="default"/>
+        <w:sz w:val="20"/>
+      </w:rPr>
+    </w:lvl>
+    <w:lvl w:ilvl="4" w:tentative="1">
+      <w:start w:val="1"/>
+      <w:numFmt w:val="bullet"/>
+      <w:lvlText w:val=""/>
+      <w:lvlJc w:val="left"/>
+      <w:pPr>
+        <w:tabs>
+          <w:tab w:val="num" w:pos="3600"/>
+        </w:tabs>
+        <w:ind w:left="3600" w:hanging="360"/>
+      </w:pPr>
+      <w:rPr>
+        <w:rFonts w:ascii="Wingdings" w:hAnsi="Wingdings" w:hint="default"/>
+        <w:sz w:val="20"/>
+      </w:rPr>
+    </w:lvl>
+    <w:lvl w:ilvl="5" w:tentative="1">
+      <w:start w:val="1"/>
+      <w:numFmt w:val="bullet"/>
+      <w:lvlText w:val=""/>
+      <w:lvlJc w:val="left"/>
+      <w:pPr>
+        <w:tabs>
+          <w:tab w:val="num" w:pos="4320"/>
+        </w:tabs>
+        <w:ind w:left="4320" w:hanging="360"/>
+      </w:pPr>
+      <w:rPr>
+        <w:rFonts w:ascii="Wingdings" w:hAnsi="Wingdings" w:hint="default"/>
+        <w:sz w:val="20"/>
+      </w:rPr>
+    </w:lvl>
+    <w:lvl w:ilvl="6" w:tentative="1">
+      <w:start w:val="1"/>
+      <w:numFmt w:val="bullet"/>
+      <w:lvlText w:val=""/>
+      <w:lvlJc w:val="left"/>
+      <w:pPr>
+        <w:tabs>
+          <w:tab w:val="num" w:pos="5040"/>
+        </w:tabs>
+        <w:ind w:left="5040" w:hanging="360"/>
+      </w:pPr>
+      <w:rPr>
+        <w:rFonts w:ascii="Wingdings" w:hAnsi="Wingdings" w:hint="default"/>
+        <w:sz w:val="20"/>
+      </w:rPr>
+    </w:lvl>
+    <w:lvl w:ilvl="7" w:tentative="1">
+      <w:start w:val="1"/>
+      <w:numFmt w:val="bullet"/>
+      <w:lvlText w:val=""/>
+      <w:lvlJc w:val="left"/>
+      <w:pPr>
+        <w:tabs>
+          <w:tab w:val="num" w:pos="5760"/>
+        </w:tabs>
+        <w:ind w:left="5760" w:hanging="360"/>
+      </w:pPr>
+      <w:rPr>
+        <w:rFonts w:ascii="Wingdings" w:hAnsi="Wingdings" w:hint="default"/>
+        <w:sz w:val="20"/>
+      </w:rPr>
+    </w:lvl>
+    <w:lvl w:ilvl="8" w:tentative="1">
+      <w:start w:val="1"/>
+      <w:numFmt w:val="bullet"/>
+      <w:lvlText w:val=""/>
+      <w:lvlJc w:val="left"/>
+      <w:pPr>
+        <w:tabs>
+          <w:tab w:val="num" w:pos="6480"/>
+        </w:tabs>
+        <w:ind w:left="6480" w:hanging="360"/>
+      </w:pPr>
+      <w:rPr>
+        <w:rFonts w:ascii="Wingdings" w:hAnsi="Wingdings" w:hint="default"/>
+        <w:sz w:val="20"/>
+      </w:rPr>
+    </w:lvl>
+  </w:abstractNum>
+  <w:abstractNum w:abstractNumId="6" w15:restartNumberingAfterBreak="0">
     <w:nsid w:val="272F6412"/>
     <w:multiLevelType w:val="multilevel"/>
     <w:tmpl w:val="540819C2"/>
@@ -1981,7 +6803,7 @@
       </w:rPr>
     </w:lvl>
   </w:abstractNum>
-  <w:abstractNum w:abstractNumId="2" w15:restartNumberingAfterBreak="0">
+  <w:abstractNum w:abstractNumId="7" w15:restartNumberingAfterBreak="0">
     <w:nsid w:val="29514887"/>
     <w:multiLevelType w:val="multilevel"/>
     <w:tmpl w:val="4CD022C2"/>
@@ -2094,7 +6916,306 @@
       </w:pPr>
     </w:lvl>
   </w:abstractNum>
-  <w:abstractNum w:abstractNumId="3" w15:restartNumberingAfterBreak="0">
+  <w:abstractNum w:abstractNumId="8" w15:restartNumberingAfterBreak="0">
+    <w:nsid w:val="2D5962BD"/>
+    <w:multiLevelType w:val="multilevel"/>
+    <w:tmpl w:val="5378AF18"/>
+    <w:lvl w:ilvl="0">
+      <w:start w:val="1"/>
+      <w:numFmt w:val="bullet"/>
+      <w:lvlText w:val=""/>
+      <w:lvlJc w:val="left"/>
+      <w:pPr>
+        <w:tabs>
+          <w:tab w:val="num" w:pos="720"/>
+        </w:tabs>
+        <w:ind w:left="720" w:hanging="360"/>
+      </w:pPr>
+      <w:rPr>
+        <w:rFonts w:ascii="Symbol" w:hAnsi="Symbol" w:hint="default"/>
+        <w:sz w:val="20"/>
+      </w:rPr>
+    </w:lvl>
+    <w:lvl w:ilvl="1" w:tentative="1">
+      <w:start w:val="1"/>
+      <w:numFmt w:val="bullet"/>
+      <w:lvlText w:val="o"/>
+      <w:lvlJc w:val="left"/>
+      <w:pPr>
+        <w:tabs>
+          <w:tab w:val="num" w:pos="1440"/>
+        </w:tabs>
+        <w:ind w:left="1440" w:hanging="360"/>
+      </w:pPr>
+      <w:rPr>
+        <w:rFonts w:ascii="Courier New" w:hAnsi="Courier New" w:hint="default"/>
+        <w:sz w:val="20"/>
+      </w:rPr>
+    </w:lvl>
+    <w:lvl w:ilvl="2" w:tentative="1">
+      <w:start w:val="1"/>
+      <w:numFmt w:val="bullet"/>
+      <w:lvlText w:val=""/>
+      <w:lvlJc w:val="left"/>
+      <w:pPr>
+        <w:tabs>
+          <w:tab w:val="num" w:pos="2160"/>
+        </w:tabs>
+        <w:ind w:left="2160" w:hanging="360"/>
+      </w:pPr>
+      <w:rPr>
+        <w:rFonts w:ascii="Wingdings" w:hAnsi="Wingdings" w:hint="default"/>
+        <w:sz w:val="20"/>
+      </w:rPr>
+    </w:lvl>
+    <w:lvl w:ilvl="3" w:tentative="1">
+      <w:start w:val="1"/>
+      <w:numFmt w:val="bullet"/>
+      <w:lvlText w:val=""/>
+      <w:lvlJc w:val="left"/>
+      <w:pPr>
+        <w:tabs>
+          <w:tab w:val="num" w:pos="2880"/>
+        </w:tabs>
+        <w:ind w:left="2880" w:hanging="360"/>
+      </w:pPr>
+      <w:rPr>
+        <w:rFonts w:ascii="Wingdings" w:hAnsi="Wingdings" w:hint="default"/>
+        <w:sz w:val="20"/>
+      </w:rPr>
+    </w:lvl>
+    <w:lvl w:ilvl="4" w:tentative="1">
+      <w:start w:val="1"/>
+      <w:numFmt w:val="bullet"/>
+      <w:lvlText w:val=""/>
+      <w:lvlJc w:val="left"/>
+      <w:pPr>
+        <w:tabs>
+          <w:tab w:val="num" w:pos="3600"/>
+        </w:tabs>
+        <w:ind w:left="3600" w:hanging="360"/>
+      </w:pPr>
+      <w:rPr>
+        <w:rFonts w:ascii="Wingdings" w:hAnsi="Wingdings" w:hint="default"/>
+        <w:sz w:val="20"/>
+      </w:rPr>
+    </w:lvl>
+    <w:lvl w:ilvl="5" w:tentative="1">
+      <w:start w:val="1"/>
+      <w:numFmt w:val="bullet"/>
+      <w:lvlText w:val=""/>
+      <w:lvlJc w:val="left"/>
+      <w:pPr>
+        <w:tabs>
+          <w:tab w:val="num" w:pos="4320"/>
+        </w:tabs>
+        <w:ind w:left="4320" w:hanging="360"/>
+      </w:pPr>
+      <w:rPr>
+        <w:rFonts w:ascii="Wingdings" w:hAnsi="Wingdings" w:hint="default"/>
+        <w:sz w:val="20"/>
+      </w:rPr>
+    </w:lvl>
+    <w:lvl w:ilvl="6" w:tentative="1">
+      <w:start w:val="1"/>
+      <w:numFmt w:val="bullet"/>
+      <w:lvlText w:val=""/>
+      <w:lvlJc w:val="left"/>
+      <w:pPr>
+        <w:tabs>
+          <w:tab w:val="num" w:pos="5040"/>
+        </w:tabs>
+        <w:ind w:left="5040" w:hanging="360"/>
+      </w:pPr>
+      <w:rPr>
+        <w:rFonts w:ascii="Wingdings" w:hAnsi="Wingdings" w:hint="default"/>
+        <w:sz w:val="20"/>
+      </w:rPr>
+    </w:lvl>
+    <w:lvl w:ilvl="7" w:tentative="1">
+      <w:start w:val="1"/>
+      <w:numFmt w:val="bullet"/>
+      <w:lvlText w:val=""/>
+      <w:lvlJc w:val="left"/>
+      <w:pPr>
+        <w:tabs>
+          <w:tab w:val="num" w:pos="5760"/>
+        </w:tabs>
+        <w:ind w:left="5760" w:hanging="360"/>
+      </w:pPr>
+      <w:rPr>
+        <w:rFonts w:ascii="Wingdings" w:hAnsi="Wingdings" w:hint="default"/>
+        <w:sz w:val="20"/>
+      </w:rPr>
+    </w:lvl>
+    <w:lvl w:ilvl="8" w:tentative="1">
+      <w:start w:val="1"/>
+      <w:numFmt w:val="bullet"/>
+      <w:lvlText w:val=""/>
+      <w:lvlJc w:val="left"/>
+      <w:pPr>
+        <w:tabs>
+          <w:tab w:val="num" w:pos="6480"/>
+        </w:tabs>
+        <w:ind w:left="6480" w:hanging="360"/>
+      </w:pPr>
+      <w:rPr>
+        <w:rFonts w:ascii="Wingdings" w:hAnsi="Wingdings" w:hint="default"/>
+        <w:sz w:val="20"/>
+      </w:rPr>
+    </w:lvl>
+  </w:abstractNum>
+  <w:abstractNum w:abstractNumId="9" w15:restartNumberingAfterBreak="0">
+    <w:nsid w:val="323C6426"/>
+    <w:multiLevelType w:val="multilevel"/>
+    <w:tmpl w:val="5F00FA0E"/>
+    <w:lvl w:ilvl="0">
+      <w:start w:val="1"/>
+      <w:numFmt w:val="decimal"/>
+      <w:lvlText w:val="%1)"/>
+      <w:lvlJc w:val="left"/>
+      <w:pPr>
+        <w:tabs>
+          <w:tab w:val="num" w:pos="720"/>
+        </w:tabs>
+        <w:ind w:left="720" w:hanging="360"/>
+      </w:pPr>
+      <w:rPr>
+        <w:rFonts w:hint="default"/>
+        <w:sz w:val="28"/>
+        <w:szCs w:val="28"/>
+      </w:rPr>
+    </w:lvl>
+    <w:lvl w:ilvl="1" w:tentative="1">
+      <w:start w:val="1"/>
+      <w:numFmt w:val="bullet"/>
+      <w:lvlText w:val="o"/>
+      <w:lvlJc w:val="left"/>
+      <w:pPr>
+        <w:tabs>
+          <w:tab w:val="num" w:pos="1440"/>
+        </w:tabs>
+        <w:ind w:left="1440" w:hanging="360"/>
+      </w:pPr>
+      <w:rPr>
+        <w:rFonts w:ascii="Courier New" w:hAnsi="Courier New" w:hint="default"/>
+        <w:sz w:val="20"/>
+      </w:rPr>
+    </w:lvl>
+    <w:lvl w:ilvl="2" w:tentative="1">
+      <w:start w:val="1"/>
+      <w:numFmt w:val="bullet"/>
+      <w:lvlText w:val=""/>
+      <w:lvlJc w:val="left"/>
+      <w:pPr>
+        <w:tabs>
+          <w:tab w:val="num" w:pos="2160"/>
+        </w:tabs>
+        <w:ind w:left="2160" w:hanging="360"/>
+      </w:pPr>
+      <w:rPr>
+        <w:rFonts w:ascii="Wingdings" w:hAnsi="Wingdings" w:hint="default"/>
+        <w:sz w:val="20"/>
+      </w:rPr>
+    </w:lvl>
+    <w:lvl w:ilvl="3" w:tentative="1">
+      <w:start w:val="1"/>
+      <w:numFmt w:val="bullet"/>
+      <w:lvlText w:val=""/>
+      <w:lvlJc w:val="left"/>
+      <w:pPr>
+        <w:tabs>
+          <w:tab w:val="num" w:pos="2880"/>
+        </w:tabs>
+        <w:ind w:left="2880" w:hanging="360"/>
+      </w:pPr>
+      <w:rPr>
+        <w:rFonts w:ascii="Wingdings" w:hAnsi="Wingdings" w:hint="default"/>
+        <w:sz w:val="20"/>
+      </w:rPr>
+    </w:lvl>
+    <w:lvl w:ilvl="4" w:tentative="1">
+      <w:start w:val="1"/>
+      <w:numFmt w:val="bullet"/>
+      <w:lvlText w:val=""/>
+      <w:lvlJc w:val="left"/>
+      <w:pPr>
+        <w:tabs>
+          <w:tab w:val="num" w:pos="3600"/>
+        </w:tabs>
+        <w:ind w:left="3600" w:hanging="360"/>
+      </w:pPr>
+      <w:rPr>
+        <w:rFonts w:ascii="Wingdings" w:hAnsi="Wingdings" w:hint="default"/>
+        <w:sz w:val="20"/>
+      </w:rPr>
+    </w:lvl>
+    <w:lvl w:ilvl="5" w:tentative="1">
+      <w:start w:val="1"/>
+      <w:numFmt w:val="bullet"/>
+      <w:lvlText w:val=""/>
+      <w:lvlJc w:val="left"/>
+      <w:pPr>
+        <w:tabs>
+          <w:tab w:val="num" w:pos="4320"/>
+        </w:tabs>
+        <w:ind w:left="4320" w:hanging="360"/>
+      </w:pPr>
+      <w:rPr>
+        <w:rFonts w:ascii="Wingdings" w:hAnsi="Wingdings" w:hint="default"/>
+        <w:sz w:val="20"/>
+      </w:rPr>
+    </w:lvl>
+    <w:lvl w:ilvl="6" w:tentative="1">
+      <w:start w:val="1"/>
+      <w:numFmt w:val="bullet"/>
+      <w:lvlText w:val=""/>
+      <w:lvlJc w:val="left"/>
+      <w:pPr>
+        <w:tabs>
+          <w:tab w:val="num" w:pos="5040"/>
+        </w:tabs>
+        <w:ind w:left="5040" w:hanging="360"/>
+      </w:pPr>
+      <w:rPr>
+        <w:rFonts w:ascii="Wingdings" w:hAnsi="Wingdings" w:hint="default"/>
+        <w:sz w:val="20"/>
+      </w:rPr>
+    </w:lvl>
+    <w:lvl w:ilvl="7" w:tentative="1">
+      <w:start w:val="1"/>
+      <w:numFmt w:val="bullet"/>
+      <w:lvlText w:val=""/>
+      <w:lvlJc w:val="left"/>
+      <w:pPr>
+        <w:tabs>
+          <w:tab w:val="num" w:pos="5760"/>
+        </w:tabs>
+        <w:ind w:left="5760" w:hanging="360"/>
+      </w:pPr>
+      <w:rPr>
+        <w:rFonts w:ascii="Wingdings" w:hAnsi="Wingdings" w:hint="default"/>
+        <w:sz w:val="20"/>
+      </w:rPr>
+    </w:lvl>
+    <w:lvl w:ilvl="8" w:tentative="1">
+      <w:start w:val="1"/>
+      <w:numFmt w:val="bullet"/>
+      <w:lvlText w:val=""/>
+      <w:lvlJc w:val="left"/>
+      <w:pPr>
+        <w:tabs>
+          <w:tab w:val="num" w:pos="6480"/>
+        </w:tabs>
+        <w:ind w:left="6480" w:hanging="360"/>
+      </w:pPr>
+      <w:rPr>
+        <w:rFonts w:ascii="Wingdings" w:hAnsi="Wingdings" w:hint="default"/>
+        <w:sz w:val="20"/>
+      </w:rPr>
+    </w:lvl>
+  </w:abstractNum>
+  <w:abstractNum w:abstractNumId="10" w15:restartNumberingAfterBreak="0">
     <w:nsid w:val="34B66398"/>
     <w:multiLevelType w:val="multilevel"/>
     <w:tmpl w:val="291EE068"/>
@@ -2243,7 +7364,306 @@
       </w:rPr>
     </w:lvl>
   </w:abstractNum>
-  <w:abstractNum w:abstractNumId="4" w15:restartNumberingAfterBreak="0">
+  <w:abstractNum w:abstractNumId="11" w15:restartNumberingAfterBreak="0">
+    <w:nsid w:val="38F42566"/>
+    <w:multiLevelType w:val="multilevel"/>
+    <w:tmpl w:val="AB30C06A"/>
+    <w:lvl w:ilvl="0">
+      <w:start w:val="1"/>
+      <w:numFmt w:val="decimal"/>
+      <w:lvlText w:val="%1)"/>
+      <w:lvlJc w:val="left"/>
+      <w:pPr>
+        <w:tabs>
+          <w:tab w:val="num" w:pos="720"/>
+        </w:tabs>
+        <w:ind w:left="720" w:hanging="360"/>
+      </w:pPr>
+      <w:rPr>
+        <w:rFonts w:hint="default"/>
+        <w:sz w:val="28"/>
+        <w:szCs w:val="28"/>
+      </w:rPr>
+    </w:lvl>
+    <w:lvl w:ilvl="1" w:tentative="1">
+      <w:start w:val="1"/>
+      <w:numFmt w:val="bullet"/>
+      <w:lvlText w:val="o"/>
+      <w:lvlJc w:val="left"/>
+      <w:pPr>
+        <w:tabs>
+          <w:tab w:val="num" w:pos="1440"/>
+        </w:tabs>
+        <w:ind w:left="1440" w:hanging="360"/>
+      </w:pPr>
+      <w:rPr>
+        <w:rFonts w:ascii="Courier New" w:hAnsi="Courier New" w:hint="default"/>
+        <w:sz w:val="20"/>
+      </w:rPr>
+    </w:lvl>
+    <w:lvl w:ilvl="2" w:tentative="1">
+      <w:start w:val="1"/>
+      <w:numFmt w:val="bullet"/>
+      <w:lvlText w:val=""/>
+      <w:lvlJc w:val="left"/>
+      <w:pPr>
+        <w:tabs>
+          <w:tab w:val="num" w:pos="2160"/>
+        </w:tabs>
+        <w:ind w:left="2160" w:hanging="360"/>
+      </w:pPr>
+      <w:rPr>
+        <w:rFonts w:ascii="Wingdings" w:hAnsi="Wingdings" w:hint="default"/>
+        <w:sz w:val="20"/>
+      </w:rPr>
+    </w:lvl>
+    <w:lvl w:ilvl="3" w:tentative="1">
+      <w:start w:val="1"/>
+      <w:numFmt w:val="bullet"/>
+      <w:lvlText w:val=""/>
+      <w:lvlJc w:val="left"/>
+      <w:pPr>
+        <w:tabs>
+          <w:tab w:val="num" w:pos="2880"/>
+        </w:tabs>
+        <w:ind w:left="2880" w:hanging="360"/>
+      </w:pPr>
+      <w:rPr>
+        <w:rFonts w:ascii="Wingdings" w:hAnsi="Wingdings" w:hint="default"/>
+        <w:sz w:val="20"/>
+      </w:rPr>
+    </w:lvl>
+    <w:lvl w:ilvl="4" w:tentative="1">
+      <w:start w:val="1"/>
+      <w:numFmt w:val="bullet"/>
+      <w:lvlText w:val=""/>
+      <w:lvlJc w:val="left"/>
+      <w:pPr>
+        <w:tabs>
+          <w:tab w:val="num" w:pos="3600"/>
+        </w:tabs>
+        <w:ind w:left="3600" w:hanging="360"/>
+      </w:pPr>
+      <w:rPr>
+        <w:rFonts w:ascii="Wingdings" w:hAnsi="Wingdings" w:hint="default"/>
+        <w:sz w:val="20"/>
+      </w:rPr>
+    </w:lvl>
+    <w:lvl w:ilvl="5" w:tentative="1">
+      <w:start w:val="1"/>
+      <w:numFmt w:val="bullet"/>
+      <w:lvlText w:val=""/>
+      <w:lvlJc w:val="left"/>
+      <w:pPr>
+        <w:tabs>
+          <w:tab w:val="num" w:pos="4320"/>
+        </w:tabs>
+        <w:ind w:left="4320" w:hanging="360"/>
+      </w:pPr>
+      <w:rPr>
+        <w:rFonts w:ascii="Wingdings" w:hAnsi="Wingdings" w:hint="default"/>
+        <w:sz w:val="20"/>
+      </w:rPr>
+    </w:lvl>
+    <w:lvl w:ilvl="6" w:tentative="1">
+      <w:start w:val="1"/>
+      <w:numFmt w:val="bullet"/>
+      <w:lvlText w:val=""/>
+      <w:lvlJc w:val="left"/>
+      <w:pPr>
+        <w:tabs>
+          <w:tab w:val="num" w:pos="5040"/>
+        </w:tabs>
+        <w:ind w:left="5040" w:hanging="360"/>
+      </w:pPr>
+      <w:rPr>
+        <w:rFonts w:ascii="Wingdings" w:hAnsi="Wingdings" w:hint="default"/>
+        <w:sz w:val="20"/>
+      </w:rPr>
+    </w:lvl>
+    <w:lvl w:ilvl="7" w:tentative="1">
+      <w:start w:val="1"/>
+      <w:numFmt w:val="bullet"/>
+      <w:lvlText w:val=""/>
+      <w:lvlJc w:val="left"/>
+      <w:pPr>
+        <w:tabs>
+          <w:tab w:val="num" w:pos="5760"/>
+        </w:tabs>
+        <w:ind w:left="5760" w:hanging="360"/>
+      </w:pPr>
+      <w:rPr>
+        <w:rFonts w:ascii="Wingdings" w:hAnsi="Wingdings" w:hint="default"/>
+        <w:sz w:val="20"/>
+      </w:rPr>
+    </w:lvl>
+    <w:lvl w:ilvl="8" w:tentative="1">
+      <w:start w:val="1"/>
+      <w:numFmt w:val="bullet"/>
+      <w:lvlText w:val=""/>
+      <w:lvlJc w:val="left"/>
+      <w:pPr>
+        <w:tabs>
+          <w:tab w:val="num" w:pos="6480"/>
+        </w:tabs>
+        <w:ind w:left="6480" w:hanging="360"/>
+      </w:pPr>
+      <w:rPr>
+        <w:rFonts w:ascii="Wingdings" w:hAnsi="Wingdings" w:hint="default"/>
+        <w:sz w:val="20"/>
+      </w:rPr>
+    </w:lvl>
+  </w:abstractNum>
+  <w:abstractNum w:abstractNumId="12" w15:restartNumberingAfterBreak="0">
+    <w:nsid w:val="420F0E2F"/>
+    <w:multiLevelType w:val="multilevel"/>
+    <w:tmpl w:val="8A042684"/>
+    <w:lvl w:ilvl="0">
+      <w:start w:val="1"/>
+      <w:numFmt w:val="bullet"/>
+      <w:lvlText w:val=""/>
+      <w:lvlJc w:val="left"/>
+      <w:pPr>
+        <w:tabs>
+          <w:tab w:val="num" w:pos="720"/>
+        </w:tabs>
+        <w:ind w:left="720" w:hanging="360"/>
+      </w:pPr>
+      <w:rPr>
+        <w:rFonts w:ascii="Symbol" w:hAnsi="Symbol" w:hint="default"/>
+        <w:sz w:val="20"/>
+      </w:rPr>
+    </w:lvl>
+    <w:lvl w:ilvl="1" w:tentative="1">
+      <w:start w:val="1"/>
+      <w:numFmt w:val="bullet"/>
+      <w:lvlText w:val="o"/>
+      <w:lvlJc w:val="left"/>
+      <w:pPr>
+        <w:tabs>
+          <w:tab w:val="num" w:pos="1440"/>
+        </w:tabs>
+        <w:ind w:left="1440" w:hanging="360"/>
+      </w:pPr>
+      <w:rPr>
+        <w:rFonts w:ascii="Courier New" w:hAnsi="Courier New" w:hint="default"/>
+        <w:sz w:val="20"/>
+      </w:rPr>
+    </w:lvl>
+    <w:lvl w:ilvl="2" w:tentative="1">
+      <w:start w:val="1"/>
+      <w:numFmt w:val="bullet"/>
+      <w:lvlText w:val=""/>
+      <w:lvlJc w:val="left"/>
+      <w:pPr>
+        <w:tabs>
+          <w:tab w:val="num" w:pos="2160"/>
+        </w:tabs>
+        <w:ind w:left="2160" w:hanging="360"/>
+      </w:pPr>
+      <w:rPr>
+        <w:rFonts w:ascii="Wingdings" w:hAnsi="Wingdings" w:hint="default"/>
+        <w:sz w:val="20"/>
+      </w:rPr>
+    </w:lvl>
+    <w:lvl w:ilvl="3" w:tentative="1">
+      <w:start w:val="1"/>
+      <w:numFmt w:val="bullet"/>
+      <w:lvlText w:val=""/>
+      <w:lvlJc w:val="left"/>
+      <w:pPr>
+        <w:tabs>
+          <w:tab w:val="num" w:pos="2880"/>
+        </w:tabs>
+        <w:ind w:left="2880" w:hanging="360"/>
+      </w:pPr>
+      <w:rPr>
+        <w:rFonts w:ascii="Wingdings" w:hAnsi="Wingdings" w:hint="default"/>
+        <w:sz w:val="20"/>
+      </w:rPr>
+    </w:lvl>
+    <w:lvl w:ilvl="4" w:tentative="1">
+      <w:start w:val="1"/>
+      <w:numFmt w:val="bullet"/>
+      <w:lvlText w:val=""/>
+      <w:lvlJc w:val="left"/>
+      <w:pPr>
+        <w:tabs>
+          <w:tab w:val="num" w:pos="3600"/>
+        </w:tabs>
+        <w:ind w:left="3600" w:hanging="360"/>
+      </w:pPr>
+      <w:rPr>
+        <w:rFonts w:ascii="Wingdings" w:hAnsi="Wingdings" w:hint="default"/>
+        <w:sz w:val="20"/>
+      </w:rPr>
+    </w:lvl>
+    <w:lvl w:ilvl="5" w:tentative="1">
+      <w:start w:val="1"/>
+      <w:numFmt w:val="bullet"/>
+      <w:lvlText w:val=""/>
+      <w:lvlJc w:val="left"/>
+      <w:pPr>
+        <w:tabs>
+          <w:tab w:val="num" w:pos="4320"/>
+        </w:tabs>
+        <w:ind w:left="4320" w:hanging="360"/>
+      </w:pPr>
+      <w:rPr>
+        <w:rFonts w:ascii="Wingdings" w:hAnsi="Wingdings" w:hint="default"/>
+        <w:sz w:val="20"/>
+      </w:rPr>
+    </w:lvl>
+    <w:lvl w:ilvl="6" w:tentative="1">
+      <w:start w:val="1"/>
+      <w:numFmt w:val="bullet"/>
+      <w:lvlText w:val=""/>
+      <w:lvlJc w:val="left"/>
+      <w:pPr>
+        <w:tabs>
+          <w:tab w:val="num" w:pos="5040"/>
+        </w:tabs>
+        <w:ind w:left="5040" w:hanging="360"/>
+      </w:pPr>
+      <w:rPr>
+        <w:rFonts w:ascii="Wingdings" w:hAnsi="Wingdings" w:hint="default"/>
+        <w:sz w:val="20"/>
+      </w:rPr>
+    </w:lvl>
+    <w:lvl w:ilvl="7" w:tentative="1">
+      <w:start w:val="1"/>
+      <w:numFmt w:val="bullet"/>
+      <w:lvlText w:val=""/>
+      <w:lvlJc w:val="left"/>
+      <w:pPr>
+        <w:tabs>
+          <w:tab w:val="num" w:pos="5760"/>
+        </w:tabs>
+        <w:ind w:left="5760" w:hanging="360"/>
+      </w:pPr>
+      <w:rPr>
+        <w:rFonts w:ascii="Wingdings" w:hAnsi="Wingdings" w:hint="default"/>
+        <w:sz w:val="20"/>
+      </w:rPr>
+    </w:lvl>
+    <w:lvl w:ilvl="8" w:tentative="1">
+      <w:start w:val="1"/>
+      <w:numFmt w:val="bullet"/>
+      <w:lvlText w:val=""/>
+      <w:lvlJc w:val="left"/>
+      <w:pPr>
+        <w:tabs>
+          <w:tab w:val="num" w:pos="6480"/>
+        </w:tabs>
+        <w:ind w:left="6480" w:hanging="360"/>
+      </w:pPr>
+      <w:rPr>
+        <w:rFonts w:ascii="Wingdings" w:hAnsi="Wingdings" w:hint="default"/>
+        <w:sz w:val="20"/>
+      </w:rPr>
+    </w:lvl>
+  </w:abstractNum>
+  <w:abstractNum w:abstractNumId="13" w15:restartNumberingAfterBreak="0">
     <w:nsid w:val="44BA4E47"/>
     <w:multiLevelType w:val="multilevel"/>
     <w:tmpl w:val="5B869C2E"/>
@@ -2356,7 +7776,7 @@
       </w:pPr>
     </w:lvl>
   </w:abstractNum>
-  <w:abstractNum w:abstractNumId="5" w15:restartNumberingAfterBreak="0">
+  <w:abstractNum w:abstractNumId="14" w15:restartNumberingAfterBreak="0">
     <w:nsid w:val="49354D32"/>
     <w:multiLevelType w:val="multilevel"/>
     <w:tmpl w:val="8C38DB8A"/>
@@ -2505,7 +7925,7 @@
       </w:rPr>
     </w:lvl>
   </w:abstractNum>
-  <w:abstractNum w:abstractNumId="6" w15:restartNumberingAfterBreak="0">
+  <w:abstractNum w:abstractNumId="15" w15:restartNumberingAfterBreak="0">
     <w:nsid w:val="53BE72DE"/>
     <w:multiLevelType w:val="multilevel"/>
     <w:tmpl w:val="035C5FA4"/>
@@ -2654,7 +8074,156 @@
       </w:rPr>
     </w:lvl>
   </w:abstractNum>
-  <w:abstractNum w:abstractNumId="7" w15:restartNumberingAfterBreak="0">
+  <w:abstractNum w:abstractNumId="16" w15:restartNumberingAfterBreak="0">
+    <w:nsid w:val="592C281C"/>
+    <w:multiLevelType w:val="multilevel"/>
+    <w:tmpl w:val="FC18BAFC"/>
+    <w:lvl w:ilvl="0">
+      <w:start w:val="1"/>
+      <w:numFmt w:val="bullet"/>
+      <w:lvlText w:val=""/>
+      <w:lvlJc w:val="left"/>
+      <w:pPr>
+        <w:tabs>
+          <w:tab w:val="num" w:pos="720"/>
+        </w:tabs>
+        <w:ind w:left="720" w:hanging="360"/>
+      </w:pPr>
+      <w:rPr>
+        <w:rFonts w:ascii="Symbol" w:hAnsi="Symbol" w:hint="default"/>
+        <w:sz w:val="20"/>
+      </w:rPr>
+    </w:lvl>
+    <w:lvl w:ilvl="1" w:tentative="1">
+      <w:start w:val="1"/>
+      <w:numFmt w:val="bullet"/>
+      <w:lvlText w:val="o"/>
+      <w:lvlJc w:val="left"/>
+      <w:pPr>
+        <w:tabs>
+          <w:tab w:val="num" w:pos="1440"/>
+        </w:tabs>
+        <w:ind w:left="1440" w:hanging="360"/>
+      </w:pPr>
+      <w:rPr>
+        <w:rFonts w:ascii="Courier New" w:hAnsi="Courier New" w:hint="default"/>
+        <w:sz w:val="20"/>
+      </w:rPr>
+    </w:lvl>
+    <w:lvl w:ilvl="2" w:tentative="1">
+      <w:start w:val="1"/>
+      <w:numFmt w:val="bullet"/>
+      <w:lvlText w:val=""/>
+      <w:lvlJc w:val="left"/>
+      <w:pPr>
+        <w:tabs>
+          <w:tab w:val="num" w:pos="2160"/>
+        </w:tabs>
+        <w:ind w:left="2160" w:hanging="360"/>
+      </w:pPr>
+      <w:rPr>
+        <w:rFonts w:ascii="Wingdings" w:hAnsi="Wingdings" w:hint="default"/>
+        <w:sz w:val="20"/>
+      </w:rPr>
+    </w:lvl>
+    <w:lvl w:ilvl="3" w:tentative="1">
+      <w:start w:val="1"/>
+      <w:numFmt w:val="bullet"/>
+      <w:lvlText w:val=""/>
+      <w:lvlJc w:val="left"/>
+      <w:pPr>
+        <w:tabs>
+          <w:tab w:val="num" w:pos="2880"/>
+        </w:tabs>
+        <w:ind w:left="2880" w:hanging="360"/>
+      </w:pPr>
+      <w:rPr>
+        <w:rFonts w:ascii="Wingdings" w:hAnsi="Wingdings" w:hint="default"/>
+        <w:sz w:val="20"/>
+      </w:rPr>
+    </w:lvl>
+    <w:lvl w:ilvl="4" w:tentative="1">
+      <w:start w:val="1"/>
+      <w:numFmt w:val="bullet"/>
+      <w:lvlText w:val=""/>
+      <w:lvlJc w:val="left"/>
+      <w:pPr>
+        <w:tabs>
+          <w:tab w:val="num" w:pos="3600"/>
+        </w:tabs>
+        <w:ind w:left="3600" w:hanging="360"/>
+      </w:pPr>
+      <w:rPr>
+        <w:rFonts w:ascii="Wingdings" w:hAnsi="Wingdings" w:hint="default"/>
+        <w:sz w:val="20"/>
+      </w:rPr>
+    </w:lvl>
+    <w:lvl w:ilvl="5" w:tentative="1">
+      <w:start w:val="1"/>
+      <w:numFmt w:val="bullet"/>
+      <w:lvlText w:val=""/>
+      <w:lvlJc w:val="left"/>
+      <w:pPr>
+        <w:tabs>
+          <w:tab w:val="num" w:pos="4320"/>
+        </w:tabs>
+        <w:ind w:left="4320" w:hanging="360"/>
+      </w:pPr>
+      <w:rPr>
+        <w:rFonts w:ascii="Wingdings" w:hAnsi="Wingdings" w:hint="default"/>
+        <w:sz w:val="20"/>
+      </w:rPr>
+    </w:lvl>
+    <w:lvl w:ilvl="6" w:tentative="1">
+      <w:start w:val="1"/>
+      <w:numFmt w:val="bullet"/>
+      <w:lvlText w:val=""/>
+      <w:lvlJc w:val="left"/>
+      <w:pPr>
+        <w:tabs>
+          <w:tab w:val="num" w:pos="5040"/>
+        </w:tabs>
+        <w:ind w:left="5040" w:hanging="360"/>
+      </w:pPr>
+      <w:rPr>
+        <w:rFonts w:ascii="Wingdings" w:hAnsi="Wingdings" w:hint="default"/>
+        <w:sz w:val="20"/>
+      </w:rPr>
+    </w:lvl>
+    <w:lvl w:ilvl="7" w:tentative="1">
+      <w:start w:val="1"/>
+      <w:numFmt w:val="bullet"/>
+      <w:lvlText w:val=""/>
+      <w:lvlJc w:val="left"/>
+      <w:pPr>
+        <w:tabs>
+          <w:tab w:val="num" w:pos="5760"/>
+        </w:tabs>
+        <w:ind w:left="5760" w:hanging="360"/>
+      </w:pPr>
+      <w:rPr>
+        <w:rFonts w:ascii="Wingdings" w:hAnsi="Wingdings" w:hint="default"/>
+        <w:sz w:val="20"/>
+      </w:rPr>
+    </w:lvl>
+    <w:lvl w:ilvl="8" w:tentative="1">
+      <w:start w:val="1"/>
+      <w:numFmt w:val="bullet"/>
+      <w:lvlText w:val=""/>
+      <w:lvlJc w:val="left"/>
+      <w:pPr>
+        <w:tabs>
+          <w:tab w:val="num" w:pos="6480"/>
+        </w:tabs>
+        <w:ind w:left="6480" w:hanging="360"/>
+      </w:pPr>
+      <w:rPr>
+        <w:rFonts w:ascii="Wingdings" w:hAnsi="Wingdings" w:hint="default"/>
+        <w:sz w:val="20"/>
+      </w:rPr>
+    </w:lvl>
+  </w:abstractNum>
+  <w:abstractNum w:abstractNumId="17" w15:restartNumberingAfterBreak="0">
     <w:nsid w:val="5BD4208E"/>
     <w:multiLevelType w:val="multilevel"/>
     <w:tmpl w:val="561CE95C"/>
@@ -2803,7 +8372,7 @@
       </w:rPr>
     </w:lvl>
   </w:abstractNum>
-  <w:abstractNum w:abstractNumId="8" w15:restartNumberingAfterBreak="0">
+  <w:abstractNum w:abstractNumId="18" w15:restartNumberingAfterBreak="0">
     <w:nsid w:val="5E46610C"/>
     <w:multiLevelType w:val="hybridMultilevel"/>
     <w:tmpl w:val="AD98341E"/>
@@ -2892,7 +8461,7 @@
       </w:pPr>
     </w:lvl>
   </w:abstractNum>
-  <w:abstractNum w:abstractNumId="9" w15:restartNumberingAfterBreak="0">
+  <w:abstractNum w:abstractNumId="19" w15:restartNumberingAfterBreak="0">
     <w:nsid w:val="7D3C4A21"/>
     <w:multiLevelType w:val="multilevel"/>
     <w:tmpl w:val="5706E364"/>
@@ -3041,41 +8610,71 @@
       </w:rPr>
     </w:lvl>
   </w:abstractNum>
-  <w:num w:numId="1" w16cid:durableId="62608302">
+  <w:num w:numId="1">
+    <w:abstractNumId w:val="18"/>
+  </w:num>
+  <w:num w:numId="2">
+    <w:abstractNumId w:val="6"/>
+  </w:num>
+  <w:num w:numId="3">
+    <w:abstractNumId w:val="19"/>
+  </w:num>
+  <w:num w:numId="4">
+    <w:abstractNumId w:val="14"/>
+  </w:num>
+  <w:num w:numId="5">
+    <w:abstractNumId w:val="15"/>
+  </w:num>
+  <w:num w:numId="6">
+    <w:abstractNumId w:val="10"/>
+  </w:num>
+  <w:num w:numId="7">
+    <w:abstractNumId w:val="7"/>
+  </w:num>
+  <w:num w:numId="8">
+    <w:abstractNumId w:val="2"/>
+  </w:num>
+  <w:num w:numId="9">
+    <w:abstractNumId w:val="17"/>
+  </w:num>
+  <w:num w:numId="10">
+    <w:abstractNumId w:val="13"/>
+  </w:num>
+  <w:num w:numId="11">
+    <w:abstractNumId w:val="9"/>
+  </w:num>
+  <w:num w:numId="12">
+    <w:abstractNumId w:val="11"/>
+  </w:num>
+  <w:num w:numId="13">
+    <w:abstractNumId w:val="5"/>
+  </w:num>
+  <w:num w:numId="14">
     <w:abstractNumId w:val="8"/>
   </w:num>
-  <w:num w:numId="2" w16cid:durableId="552697602">
+  <w:num w:numId="15">
+    <w:abstractNumId w:val="16"/>
+  </w:num>
+  <w:num w:numId="16">
+    <w:abstractNumId w:val="3"/>
+  </w:num>
+  <w:num w:numId="17">
+    <w:abstractNumId w:val="4"/>
+  </w:num>
+  <w:num w:numId="18">
+    <w:abstractNumId w:val="12"/>
+  </w:num>
+  <w:num w:numId="19">
     <w:abstractNumId w:val="1"/>
   </w:num>
-  <w:num w:numId="3" w16cid:durableId="2021276873">
-    <w:abstractNumId w:val="9"/>
-  </w:num>
-  <w:num w:numId="4" w16cid:durableId="82148897">
-    <w:abstractNumId w:val="5"/>
-  </w:num>
-  <w:num w:numId="5" w16cid:durableId="1555197384">
-    <w:abstractNumId w:val="6"/>
-  </w:num>
-  <w:num w:numId="6" w16cid:durableId="1124346906">
-    <w:abstractNumId w:val="3"/>
-  </w:num>
-  <w:num w:numId="7" w16cid:durableId="291137892">
-    <w:abstractNumId w:val="2"/>
-  </w:num>
-  <w:num w:numId="8" w16cid:durableId="1973171356">
+  <w:num w:numId="20">
     <w:abstractNumId w:val="0"/>
-  </w:num>
-  <w:num w:numId="9" w16cid:durableId="493953122">
-    <w:abstractNumId w:val="7"/>
-  </w:num>
-  <w:num w:numId="10" w16cid:durableId="1289975942">
-    <w:abstractNumId w:val="4"/>
   </w:num>
 </w:numbering>
 </file>
 
 <file path=word/styles.xml><?xml version="1.0" encoding="utf-8"?>
-<w:styles xmlns:mc="http://schemas.openxmlformats.org/markup-compatibility/2006" xmlns:r="http://schemas.openxmlformats.org/officeDocument/2006/relationships" xmlns:w="http://schemas.openxmlformats.org/wordprocessingml/2006/main" xmlns:w14="http://schemas.microsoft.com/office/word/2010/wordml" xmlns:w15="http://schemas.microsoft.com/office/word/2012/wordml" xmlns:w16cex="http://schemas.microsoft.com/office/word/2018/wordml/cex" xmlns:w16cid="http://schemas.microsoft.com/office/word/2016/wordml/cid" xmlns:w16="http://schemas.microsoft.com/office/word/2018/wordml" xmlns:w16du="http://schemas.microsoft.com/office/word/2023/wordml/word16du" xmlns:w16sdtdh="http://schemas.microsoft.com/office/word/2020/wordml/sdtdatahash" xmlns:w16sdtfl="http://schemas.microsoft.com/office/word/2024/wordml/sdtformatlock" xmlns:w16se="http://schemas.microsoft.com/office/word/2015/wordml/symex" mc:Ignorable="w14 w15 w16se w16cid w16 w16cex w16sdtdh w16sdtfl w16du">
+<w:styles xmlns:mc="http://schemas.openxmlformats.org/markup-compatibility/2006" xmlns:r="http://schemas.openxmlformats.org/officeDocument/2006/relationships" xmlns:w="http://schemas.openxmlformats.org/wordprocessingml/2006/main" xmlns:w14="http://schemas.microsoft.com/office/word/2010/wordml" xmlns:w15="http://schemas.microsoft.com/office/word/2012/wordml" xmlns:w16cex="http://schemas.microsoft.com/office/word/2018/wordml/cex" xmlns:w16cid="http://schemas.microsoft.com/office/word/2016/wordml/cid" xmlns:w16="http://schemas.microsoft.com/office/word/2018/wordml" xmlns:w16sdtdh="http://schemas.microsoft.com/office/word/2020/wordml/sdtdatahash" xmlns:w16se="http://schemas.microsoft.com/office/word/2015/wordml/symex" mc:Ignorable="w14 w15 w16se w16cid w16 w16cex w16sdtdh">
   <w:docDefaults>
     <w:rPrDefault>
       <w:rPr>
@@ -3474,11 +9073,12 @@
   <w:style w:type="paragraph" w:default="1" w:styleId="a">
     <w:name w:val="Normal"/>
     <w:qFormat/>
-    <w:rsid w:val="002F5EF9"/>
+    <w:rsid w:val="00FE1AFC"/>
   </w:style>
   <w:style w:type="character" w:default="1" w:styleId="a0">
     <w:name w:val="Default Paragraph Font"/>
     <w:uiPriority w:val="1"/>
+    <w:semiHidden/>
     <w:unhideWhenUsed/>
   </w:style>
   <w:style w:type="table" w:default="1" w:styleId="a1">
@@ -3534,6 +9134,50 @@
       <w:color w:val="0000FF"/>
       <w:u w:val="single"/>
     </w:rPr>
+  </w:style>
+  <w:style w:type="paragraph" w:styleId="a6">
+    <w:name w:val="header"/>
+    <w:basedOn w:val="a"/>
+    <w:link w:val="a7"/>
+    <w:uiPriority w:val="99"/>
+    <w:unhideWhenUsed/>
+    <w:rsid w:val="00BD2D27"/>
+    <w:pPr>
+      <w:tabs>
+        <w:tab w:val="center" w:pos="4677"/>
+        <w:tab w:val="right" w:pos="9355"/>
+      </w:tabs>
+      <w:spacing w:line="240" w:lineRule="auto"/>
+    </w:pPr>
+  </w:style>
+  <w:style w:type="character" w:customStyle="1" w:styleId="a7">
+    <w:name w:val="Верхний колонтитул Знак"/>
+    <w:basedOn w:val="a0"/>
+    <w:link w:val="a6"/>
+    <w:uiPriority w:val="99"/>
+    <w:rsid w:val="00BD2D27"/>
+  </w:style>
+  <w:style w:type="paragraph" w:styleId="a8">
+    <w:name w:val="footer"/>
+    <w:basedOn w:val="a"/>
+    <w:link w:val="a9"/>
+    <w:uiPriority w:val="99"/>
+    <w:unhideWhenUsed/>
+    <w:rsid w:val="00BD2D27"/>
+    <w:pPr>
+      <w:tabs>
+        <w:tab w:val="center" w:pos="4677"/>
+        <w:tab w:val="right" w:pos="9355"/>
+      </w:tabs>
+      <w:spacing w:line="240" w:lineRule="auto"/>
+    </w:pPr>
+  </w:style>
+  <w:style w:type="character" w:customStyle="1" w:styleId="a9">
+    <w:name w:val="Нижний колонтитул Знак"/>
+    <w:basedOn w:val="a0"/>
+    <w:link w:val="a8"/>
+    <w:uiPriority w:val="99"/>
+    <w:rsid w:val="00BD2D27"/>
   </w:style>
 </w:styles>
 </file>
